--- a/docs/report/Sunrise-Dental-Clinic-Coursework-Report.docx
+++ b/docs/report/Sunrise-Dental-Clinic-Coursework-Report.docx
@@ -4688,6 +4688,278 @@
     </w:p>
     <w:p>
       <w:pPr>
+        <w:spacing w:after="80" w:before="150"/>
+        <w:jc w:val="center"/>
+      </w:pPr>
+      <w:r>
+        <w:drawing>
+          <wp:inline distT="0" distB="0" distL="0" distR="0">
+            <wp:extent cx="4762500" cy="3352800"/>
+            <wp:effectExtent t="0" r="0" b="0" l="0"/>
+            <wp:docPr id="1" name="" descr="" title=""/>
+            <wp:cNvGraphicFramePr>
+              <a:graphicFrameLocks xmlns:a="http://schemas.openxmlformats.org/drawingml/2006/main" noChangeAspect="1"/>
+            </wp:cNvGraphicFramePr>
+            <a:graphic xmlns:a="http://schemas.openxmlformats.org/drawingml/2006/main">
+              <a:graphicData uri="http://schemas.openxmlformats.org/drawingml/2006/picture">
+                <pic:pic xmlns:pic="http://schemas.openxmlformats.org/drawingml/2006/picture">
+                  <pic:nvPicPr>
+                    <pic:cNvPr id="0" name="" descr=""/>
+                    <pic:cNvPicPr>
+                      <a:picLocks noChangeAspect="1" noChangeArrowheads="1"/>
+                    </pic:cNvPicPr>
+                  </pic:nvPicPr>
+                  <pic:blipFill>
+                    <a:blip r:embed="rId16" cstate="none"/>
+                    <a:srcRect/>
+                    <a:stretch>
+                      <a:fillRect/>
+                    </a:stretch>
+                  </pic:blipFill>
+                  <pic:spPr bwMode="auto">
+                    <a:xfrm>
+                      <a:off x="0" y="0"/>
+                      <a:ext cx="4762500" cy="3352800"/>
+                    </a:xfrm>
+                    <a:prstGeom prst="rect">
+                      <a:avLst/>
+                    </a:prstGeom>
+                  </pic:spPr>
+                </pic:pic>
+              </a:graphicData>
+            </a:graphic>
+          </wp:inline>
+        </w:drawing>
+      </w:r>
+    </w:p>
+    <w:p>
+      <w:pPr>
+        <w:spacing w:after="250"/>
+        <w:jc w:val="center"/>
+      </w:pPr>
+      <w:r>
+        <w:rPr>
+          <w:rFonts w:ascii="Times New Roman" w:cs="Times New Roman" w:eastAsia="Times New Roman" w:hAnsi="Times New Roman"/>
+          <w:i/>
+          <w:iCs/>
+          <w:sz w:val="20"/>
+          <w:szCs w:val="20"/>
+        </w:rPr>
+        <w:t xml:space="preserve">Figure 7: Repository home page, showing the Public visibility label and file listing.</w:t>
+      </w:r>
+    </w:p>
+    <w:p>
+      <w:pPr>
+        <w:pStyle w:val="Heading2"/>
+        <w:spacing w:after="140" w:before="280" w:line="360" w:lineRule="auto"/>
+      </w:pPr>
+      <w:r>
+        <w:rPr>
+          <w:rFonts w:ascii="Times New Roman" w:cs="Times New Roman" w:eastAsia="Times New Roman" w:hAnsi="Times New Roman"/>
+          <w:b/>
+          <w:bCs/>
+          <w:sz w:val="28"/>
+          <w:szCs w:val="28"/>
+        </w:rPr>
+        <w:t xml:space="preserve">5.2 Commit History and Version Control Techniques</w:t>
+      </w:r>
+    </w:p>
+    <w:p>
+      <w:pPr>
+        <w:spacing w:after="200" w:line="360" w:lineRule="auto"/>
+        <w:jc w:val="both"/>
+      </w:pPr>
+      <w:r>
+        <w:rPr>
+          <w:rFonts w:ascii="Times New Roman" w:cs="Times New Roman" w:eastAsia="Times New Roman" w:hAnsi="Times New Roman"/>
+          <w:b w:val="false"/>
+          <w:bCs w:val="false"/>
+          <w:i w:val="false"/>
+          <w:iCs w:val="false"/>
+          <w:sz w:val="24"/>
+          <w:szCs w:val="24"/>
+        </w:rPr>
+        <w:t xml:space="preserve">Rather than a single bulk upload, the project history is organised into logically separated commits, each covering one coherent unit of work: initial project scaffold; domain model classes; persistence layer (DBConnection singleton + DAOs); service layer with the Strategy pattern; web layer (servlets, filter, JSP views); SQL schema; unit tests; UML diagrams; a paired "red" then "green" commit demonstrating TDD; additional service test coverage; and the CI workflow itself. This mirrors how a real feature branch is built up incrementally, and makes the history itself readable evidence of the development process, rather than a single commit that hides how the system was actually built.</w:t>
+      </w:r>
+    </w:p>
+    <w:p>
+      <w:pPr>
+        <w:spacing w:after="80" w:before="150"/>
+        <w:jc w:val="center"/>
+      </w:pPr>
+      <w:r>
+        <w:drawing>
+          <wp:inline distT="0" distB="0" distL="0" distR="0">
+            <wp:extent cx="4572000" cy="5715000"/>
+            <wp:effectExtent t="0" r="0" b="0" l="0"/>
+            <wp:docPr id="1" name="" descr="" title=""/>
+            <wp:cNvGraphicFramePr>
+              <a:graphicFrameLocks xmlns:a="http://schemas.openxmlformats.org/drawingml/2006/main" noChangeAspect="1"/>
+            </wp:cNvGraphicFramePr>
+            <a:graphic xmlns:a="http://schemas.openxmlformats.org/drawingml/2006/main">
+              <a:graphicData uri="http://schemas.openxmlformats.org/drawingml/2006/picture">
+                <pic:pic xmlns:pic="http://schemas.openxmlformats.org/drawingml/2006/picture">
+                  <pic:nvPicPr>
+                    <pic:cNvPr id="0" name="" descr=""/>
+                    <pic:cNvPicPr>
+                      <a:picLocks noChangeAspect="1" noChangeArrowheads="1"/>
+                    </pic:cNvPicPr>
+                  </pic:nvPicPr>
+                  <pic:blipFill>
+                    <a:blip r:embed="rId17" cstate="none"/>
+                    <a:srcRect/>
+                    <a:stretch>
+                      <a:fillRect/>
+                    </a:stretch>
+                  </pic:blipFill>
+                  <pic:spPr bwMode="auto">
+                    <a:xfrm>
+                      <a:off x="0" y="0"/>
+                      <a:ext cx="4572000" cy="5715000"/>
+                    </a:xfrm>
+                    <a:prstGeom prst="rect">
+                      <a:avLst/>
+                    </a:prstGeom>
+                  </pic:spPr>
+                </pic:pic>
+              </a:graphicData>
+            </a:graphic>
+          </wp:inline>
+        </w:drawing>
+      </w:r>
+    </w:p>
+    <w:p>
+      <w:pPr>
+        <w:spacing w:after="250"/>
+        <w:jc w:val="center"/>
+      </w:pPr>
+      <w:r>
+        <w:rPr>
+          <w:rFonts w:ascii="Times New Roman" w:cs="Times New Roman" w:eastAsia="Times New Roman" w:hAnsi="Times New Roman"/>
+          <w:i/>
+          <w:iCs/>
+          <w:sz w:val="20"/>
+          <w:szCs w:val="20"/>
+        </w:rPr>
+        <w:t xml:space="preserve">Figure 8: Commit history on GitHub, showing the sequence of descriptive, logically-scoped commits.</w:t>
+      </w:r>
+    </w:p>
+    <w:p>
+      <w:pPr>
+        <w:spacing w:after="200" w:line="360" w:lineRule="auto"/>
+        <w:jc w:val="both"/>
+      </w:pPr>
+      <w:r>
+        <w:rPr>
+          <w:rFonts w:ascii="Times New Roman" w:cs="Times New Roman" w:eastAsia="Times New Roman" w:hAnsi="Times New Roman"/>
+          <w:b w:val="false"/>
+          <w:bCs w:val="false"/>
+          <w:i w:val="false"/>
+          <w:iCs w:val="false"/>
+          <w:sz w:val="24"/>
+          <w:szCs w:val="24"/>
+        </w:rPr>
+        <w:t xml:space="preserve">Standard version control practices used include: descriptive, imperative-mood commit messages explaining why a change was made, not just what changed; small, logically scoped commits rather than monolithic ones; a .gitignore excluding build output (target/) and IDE files from version control; and use of the default main branch with a linear history (no long-lived feature branches were needed given the project's size, but the same commit-message discipline would extend directly to a branch-and-pull-request workflow for a larger team).</w:t>
+      </w:r>
+    </w:p>
+    <w:p>
+      <w:pPr>
+        <w:pStyle w:val="Heading2"/>
+        <w:spacing w:after="140" w:before="280" w:line="360" w:lineRule="auto"/>
+      </w:pPr>
+      <w:r>
+        <w:rPr>
+          <w:rFonts w:ascii="Times New Roman" w:cs="Times New Roman" w:eastAsia="Times New Roman" w:hAnsi="Times New Roman"/>
+          <w:b/>
+          <w:bCs/>
+          <w:sz w:val="28"/>
+          <w:szCs w:val="28"/>
+        </w:rPr>
+        <w:t xml:space="preserve">5.3 Continuous Integration Workflow</w:t>
+      </w:r>
+    </w:p>
+    <w:p>
+      <w:pPr>
+        <w:spacing w:after="200" w:line="360" w:lineRule="auto"/>
+        <w:jc w:val="both"/>
+      </w:pPr>
+      <w:r>
+        <w:rPr>
+          <w:rFonts w:ascii="Times New Roman" w:cs="Times New Roman" w:eastAsia="Times New Roman" w:hAnsi="Times New Roman"/>
+          <w:b w:val="false"/>
+          <w:bCs w:val="false"/>
+          <w:i w:val="false"/>
+          <w:iCs w:val="false"/>
+          <w:sz w:val="24"/>
+          <w:szCs w:val="24"/>
+        </w:rPr>
+        <w:t xml:space="preserve">A GitHub Actions workflow (see section 4.5 and Appendix C) runs automatically on every push to main, checking out the repository, installing JDK 11, and running the full Maven test suite, then building the WAR file. This gives an auditable, automatic record that a given commit actually builds and passes its tests — the workflow run history on GitHub is itself evidence of this, independent of anything claimed in this report.</w:t>
+      </w:r>
+    </w:p>
+    <w:p>
+      <w:pPr>
+        <w:spacing w:after="80" w:before="150"/>
+        <w:jc w:val="center"/>
+      </w:pPr>
+      <w:r>
+        <w:drawing>
+          <wp:inline distT="0" distB="0" distL="0" distR="0">
+            <wp:extent cx="4762500" cy="3352800"/>
+            <wp:effectExtent t="0" r="0" b="0" l="0"/>
+            <wp:docPr id="1" name="" descr="" title=""/>
+            <wp:cNvGraphicFramePr>
+              <a:graphicFrameLocks xmlns:a="http://schemas.openxmlformats.org/drawingml/2006/main" noChangeAspect="1"/>
+            </wp:cNvGraphicFramePr>
+            <a:graphic xmlns:a="http://schemas.openxmlformats.org/drawingml/2006/main">
+              <a:graphicData uri="http://schemas.openxmlformats.org/drawingml/2006/picture">
+                <pic:pic xmlns:pic="http://schemas.openxmlformats.org/drawingml/2006/picture">
+                  <pic:nvPicPr>
+                    <pic:cNvPr id="0" name="" descr=""/>
+                    <pic:cNvPicPr>
+                      <a:picLocks noChangeAspect="1" noChangeArrowheads="1"/>
+                    </pic:cNvPicPr>
+                  </pic:nvPicPr>
+                  <pic:blipFill>
+                    <a:blip r:embed="rId18" cstate="none"/>
+                    <a:srcRect/>
+                    <a:stretch>
+                      <a:fillRect/>
+                    </a:stretch>
+                  </pic:blipFill>
+                  <pic:spPr bwMode="auto">
+                    <a:xfrm>
+                      <a:off x="0" y="0"/>
+                      <a:ext cx="4762500" cy="3352800"/>
+                    </a:xfrm>
+                    <a:prstGeom prst="rect">
+                      <a:avLst/>
+                    </a:prstGeom>
+                  </pic:spPr>
+                </pic:pic>
+              </a:graphicData>
+            </a:graphic>
+          </wp:inline>
+        </w:drawing>
+      </w:r>
+    </w:p>
+    <w:p>
+      <w:pPr>
+        <w:spacing w:after="250"/>
+        <w:jc w:val="center"/>
+      </w:pPr>
+      <w:r>
+        <w:rPr>
+          <w:rFonts w:ascii="Times New Roman" w:cs="Times New Roman" w:eastAsia="Times New Roman" w:hAnsi="Times New Roman"/>
+          <w:i/>
+          <w:iCs/>
+          <w:sz w:val="20"/>
+          <w:szCs w:val="20"/>
+        </w:rPr>
+        <w:t xml:space="preserve">Figure 9: GitHub Actions run history — three consecutive green (passing) CI runs.</w:t>
+      </w:r>
+    </w:p>
+    <w:p>
+      <w:pPr>
         <w:pBdr>
           <w:top w:val="single" w:color="BF9000" w:sz="8"/>
           <w:bottom w:val="single" w:color="BF9000" w:sz="8"/>
@@ -4706,7 +4978,7 @@
           <w:sz w:val="24"/>
           <w:szCs w:val="24"/>
         </w:rPr>
-        <w:t xml:space="preserve">[ INSERT SCREENSHOT — REPOSITORY HOME PAGE HERE ]</w:t>
+        <w:t xml:space="preserve">[ INSERT OPTIONAL: MORE CI SCREENSHOTS HERE ]</w:t>
       </w:r>
       <w:r>
         <w:rPr>
@@ -4717,161 +4989,7 @@
           <w:szCs w:val="22"/>
         </w:rPr>
         <w:br/>
-        <w:t xml:space="preserve">  Open https://github.com/SharonAbi/sunrise-dental-clinic and screenshot the repository home page, showing the file listing and the "Public" label.</w:t>
-      </w:r>
-    </w:p>
-    <w:p>
-      <w:pPr>
-        <w:pStyle w:val="Heading2"/>
-        <w:spacing w:after="140" w:before="280" w:line="360" w:lineRule="auto"/>
-      </w:pPr>
-      <w:r>
-        <w:rPr>
-          <w:rFonts w:ascii="Times New Roman" w:cs="Times New Roman" w:eastAsia="Times New Roman" w:hAnsi="Times New Roman"/>
-          <w:b/>
-          <w:bCs/>
-          <w:sz w:val="28"/>
-          <w:szCs w:val="28"/>
-        </w:rPr>
-        <w:t xml:space="preserve">5.2 Commit History and Version Control Techniques</w:t>
-      </w:r>
-    </w:p>
-    <w:p>
-      <w:pPr>
-        <w:spacing w:after="200" w:line="360" w:lineRule="auto"/>
-        <w:jc w:val="both"/>
-      </w:pPr>
-      <w:r>
-        <w:rPr>
-          <w:rFonts w:ascii="Times New Roman" w:cs="Times New Roman" w:eastAsia="Times New Roman" w:hAnsi="Times New Roman"/>
-          <w:b w:val="false"/>
-          <w:bCs w:val="false"/>
-          <w:i w:val="false"/>
-          <w:iCs w:val="false"/>
-          <w:sz w:val="24"/>
-          <w:szCs w:val="24"/>
-        </w:rPr>
-        <w:t xml:space="preserve">Rather than a single bulk upload, the project history is organised into logically separated commits, each covering one coherent unit of work: initial project scaffold; domain model classes; persistence layer (DBConnection singleton + DAOs); service layer with the Strategy pattern; web layer (servlets, filter, JSP views); SQL schema; unit tests; UML diagrams; a paired "red" then "green" commit demonstrating TDD; additional service test coverage; and the CI workflow itself. This mirrors how a real feature branch is built up incrementally, and makes the history itself readable evidence of the development process, rather than a single commit that hides how the system was actually built.</w:t>
-      </w:r>
-    </w:p>
-    <w:p>
-      <w:pPr>
-        <w:pBdr>
-          <w:top w:val="single" w:color="BF9000" w:sz="8"/>
-          <w:bottom w:val="single" w:color="BF9000" w:sz="8"/>
-          <w:left w:val="single" w:color="BF9000" w:sz="8"/>
-          <w:right w:val="single" w:color="BF9000" w:sz="8"/>
-        </w:pBdr>
-        <w:shd w:fill="FFF2CC" w:color="auto" w:val="clear"/>
-        <w:spacing w:after="250" w:before="150" w:line="300" w:lineRule="auto"/>
-      </w:pPr>
-      <w:r>
-        <w:rPr>
-          <w:rFonts w:ascii="Times New Roman" w:cs="Times New Roman" w:eastAsia="Times New Roman" w:hAnsi="Times New Roman"/>
-          <w:b/>
-          <w:bCs/>
-          <w:color w:val="BF6000"/>
-          <w:sz w:val="24"/>
-          <w:szCs w:val="24"/>
-        </w:rPr>
-        <w:t xml:space="preserve">[ INSERT SCREENSHOT — COMMIT HISTORY HERE ]</w:t>
-      </w:r>
-      <w:r>
-        <w:rPr>
-          <w:rFonts w:ascii="Times New Roman" w:cs="Times New Roman" w:eastAsia="Times New Roman" w:hAnsi="Times New Roman"/>
-          <w:i/>
-          <w:iCs/>
-          <w:sz w:val="22"/>
-          <w:szCs w:val="22"/>
-        </w:rPr>
-        <w:br/>
-        <w:t xml:space="preserve">  Open https://github.com/SharonAbi/sunrise-dental-clinic/commits/main and screenshot the commit list, showing the sequence of descriptive commit messages and dates.</w:t>
-      </w:r>
-    </w:p>
-    <w:p>
-      <w:pPr>
-        <w:spacing w:after="200" w:line="360" w:lineRule="auto"/>
-        <w:jc w:val="both"/>
-      </w:pPr>
-      <w:r>
-        <w:rPr>
-          <w:rFonts w:ascii="Times New Roman" w:cs="Times New Roman" w:eastAsia="Times New Roman" w:hAnsi="Times New Roman"/>
-          <w:b w:val="false"/>
-          <w:bCs w:val="false"/>
-          <w:i w:val="false"/>
-          <w:iCs w:val="false"/>
-          <w:sz w:val="24"/>
-          <w:szCs w:val="24"/>
-        </w:rPr>
-        <w:t xml:space="preserve">Standard version control practices used include: descriptive, imperative-mood commit messages explaining why a change was made, not just what changed; small, logically scoped commits rather than monolithic ones; a .gitignore excluding build output (target/) and IDE files from version control; and use of the default main branch with a linear history (no long-lived feature branches were needed given the project's size, but the same commit-message discipline would extend directly to a branch-and-pull-request workflow for a larger team).</w:t>
-      </w:r>
-    </w:p>
-    <w:p>
-      <w:pPr>
-        <w:pStyle w:val="Heading2"/>
-        <w:spacing w:after="140" w:before="280" w:line="360" w:lineRule="auto"/>
-      </w:pPr>
-      <w:r>
-        <w:rPr>
-          <w:rFonts w:ascii="Times New Roman" w:cs="Times New Roman" w:eastAsia="Times New Roman" w:hAnsi="Times New Roman"/>
-          <w:b/>
-          <w:bCs/>
-          <w:sz w:val="28"/>
-          <w:szCs w:val="28"/>
-        </w:rPr>
-        <w:t xml:space="preserve">5.3 Continuous Integration Workflow</w:t>
-      </w:r>
-    </w:p>
-    <w:p>
-      <w:pPr>
-        <w:spacing w:after="200" w:line="360" w:lineRule="auto"/>
-        <w:jc w:val="both"/>
-      </w:pPr>
-      <w:r>
-        <w:rPr>
-          <w:rFonts w:ascii="Times New Roman" w:cs="Times New Roman" w:eastAsia="Times New Roman" w:hAnsi="Times New Roman"/>
-          <w:b w:val="false"/>
-          <w:bCs w:val="false"/>
-          <w:i w:val="false"/>
-          <w:iCs w:val="false"/>
-          <w:sz w:val="24"/>
-          <w:szCs w:val="24"/>
-        </w:rPr>
-        <w:t xml:space="preserve">A GitHub Actions workflow (see section 4.5 and Appendix C) runs automatically on every push to main, checking out the repository, installing JDK 11, and running the full Maven test suite, then building the WAR file. This gives an auditable, automatic record that a given commit actually builds and passes its tests — the workflow run history on GitHub is itself evidence of this, independent of anything claimed in this report.</w:t>
-      </w:r>
-    </w:p>
-    <w:p>
-      <w:pPr>
-        <w:pBdr>
-          <w:top w:val="single" w:color="BF9000" w:sz="8"/>
-          <w:bottom w:val="single" w:color="BF9000" w:sz="8"/>
-          <w:left w:val="single" w:color="BF9000" w:sz="8"/>
-          <w:right w:val="single" w:color="BF9000" w:sz="8"/>
-        </w:pBdr>
-        <w:shd w:fill="FFF2CC" w:color="auto" w:val="clear"/>
-        <w:spacing w:after="250" w:before="150" w:line="300" w:lineRule="auto"/>
-      </w:pPr>
-      <w:r>
-        <w:rPr>
-          <w:rFonts w:ascii="Times New Roman" w:cs="Times New Roman" w:eastAsia="Times New Roman" w:hAnsi="Times New Roman"/>
-          <w:b/>
-          <w:bCs/>
-          <w:color w:val="BF6000"/>
-          <w:sz w:val="24"/>
-          <w:szCs w:val="24"/>
-        </w:rPr>
-        <w:t xml:space="preserve">[ INSERT SCREENSHOT — CI WORKFLOW FILE + PASSING RUNS LIST HERE ]</w:t>
-      </w:r>
-      <w:r>
-        <w:rPr>
-          <w:rFonts w:ascii="Times New Roman" w:cs="Times New Roman" w:eastAsia="Times New Roman" w:hAnsi="Times New Roman"/>
-          <w:i/>
-          <w:iCs/>
-          <w:sz w:val="22"/>
-          <w:szCs w:val="22"/>
-        </w:rPr>
-        <w:br/>
-        <w:t xml:space="preserve">  Screenshot the Actions tab showing the list of workflow runs (ideally several, from different commits) with green checkmarks.</w:t>
+        <w:t xml:space="preserve">  As you add more commits over the following days (see section 5.4), you may want to re-capture this screenshot so it shows a longer, more convincing run history by submission time.</w:t>
       </w:r>
     </w:p>
     <w:p>

--- a/docs/report/Sunrise-Dental-Clinic-Coursework-Report.docx
+++ b/docs/report/Sunrise-Dental-Clinic-Coursework-Report.docx
@@ -4694,7 +4694,7 @@
       <w:r>
         <w:drawing>
           <wp:inline distT="0" distB="0" distL="0" distR="0">
-            <wp:extent cx="4762500" cy="3352800"/>
+            <wp:extent cx="4381500" cy="4305300"/>
             <wp:effectExtent t="0" r="0" b="0" l="0"/>
             <wp:docPr id="1" name="" descr="" title=""/>
             <wp:cNvGraphicFramePr>
@@ -4719,7 +4719,7 @@
                   <pic:spPr bwMode="auto">
                     <a:xfrm>
                       <a:off x="0" y="0"/>
-                      <a:ext cx="4762500" cy="3352800"/>
+                      <a:ext cx="4381500" cy="4305300"/>
                     </a:xfrm>
                     <a:prstGeom prst="rect">
                       <a:avLst/>

--- a/docs/report/Sunrise-Dental-Clinic-Coursework-Report.docx
+++ b/docs/report/Sunrise-Dental-Clinic-Coursework-Report.docx
@@ -1680,3021 +1680,13 @@
     </w:p>
     <w:p>
       <w:pPr>
-        <w:pBdr>
-          <w:top w:val="single" w:color="BF9000" w:sz="8"/>
-          <w:bottom w:val="single" w:color="BF9000" w:sz="8"/>
-          <w:left w:val="single" w:color="BF9000" w:sz="8"/>
-          <w:right w:val="single" w:color="BF9000" w:sz="8"/>
-        </w:pBdr>
-        <w:shd w:fill="FFF2CC" w:color="auto" w:val="clear"/>
-        <w:spacing w:after="250" w:before="150" w:line="300" w:lineRule="auto"/>
-      </w:pPr>
-      <w:r>
-        <w:rPr>
-          <w:rFonts w:ascii="Times New Roman" w:cs="Times New Roman" w:eastAsia="Times New Roman" w:hAnsi="Times New Roman"/>
-          <w:b/>
-          <w:bCs/>
-          <w:color w:val="BF6000"/>
-          <w:sz w:val="24"/>
-          <w:szCs w:val="24"/>
-        </w:rPr>
-        <w:t xml:space="preserve">[ INSERT SCREENSHOT — DATABASE SCHEMA HERE ]</w:t>
-      </w:r>
-      <w:r>
-        <w:rPr>
-          <w:rFonts w:ascii="Times New Roman" w:cs="Times New Roman" w:eastAsia="Times New Roman" w:hAnsi="Times New Roman"/>
-          <w:i/>
-          <w:iCs/>
-          <w:sz w:val="22"/>
-          <w:szCs w:val="22"/>
-        </w:rPr>
-        <w:br/>
-        <w:t xml:space="preserve">  Open the sunrise_dental schema in MySQL Workbench (or run "SHOW TABLES;" / "DESCRIBE appointments;" etc. in the MySQL CLI) and capture the table list and/or an ER diagram (Workbench: Database &gt; Reverse Engineer).</w:t>
-      </w:r>
-    </w:p>
-    <w:p>
-      <w:pPr>
-        <w:pStyle w:val="Heading2"/>
-        <w:spacing w:after="140" w:before="280" w:line="360" w:lineRule="auto"/>
-      </w:pPr>
-      <w:r>
-        <w:rPr>
-          <w:rFonts w:ascii="Times New Roman" w:cs="Times New Roman" w:eastAsia="Times New Roman" w:hAnsi="Times New Roman"/>
-          <w:b/>
-          <w:bCs/>
-          <w:sz w:val="28"/>
-          <w:szCs w:val="28"/>
-        </w:rPr>
-        <w:t xml:space="preserve">3.4 Web Service (Distributed / Web Services Requirement)</w:t>
-      </w:r>
-    </w:p>
-    <w:p>
-      <w:pPr>
-        <w:spacing w:after="200" w:line="360" w:lineRule="auto"/>
-        <w:jc w:val="both"/>
-      </w:pPr>
-      <w:r>
-        <w:rPr>
-          <w:rFonts w:ascii="Times New Roman" w:cs="Times New Roman" w:eastAsia="Times New Roman" w:hAnsi="Times New Roman"/>
-          <w:b w:val="false"/>
-          <w:bCs w:val="false"/>
-          <w:i w:val="false"/>
-          <w:iCs w:val="false"/>
-          <w:sz w:val="24"/>
-          <w:szCs w:val="24"/>
-        </w:rPr>
-        <w:t xml:space="preserve">To satisfy the requirement that the program be a distributed application with web services, AppointmentApiServlet exposes a small RESTful JSON endpoint at /api/appointments?number=&lt;appointmentNumber&gt;, independent of the JSP-rendered pages. It returns the appointment as JSON (serialised with Gson) on success, HTTP 404 with a JSON error body when the appointment does not exist, and HTTP 400 when the number parameter is missing — allowing another system (e.g. a front-desk kiosk, a mobile app, or an integration test) to query appointment data over HTTP without depending on the HTML views at all.</w:t>
-      </w:r>
-    </w:p>
-    <w:p>
-      <w:pPr>
-        <w:pBdr>
-          <w:top w:val="single" w:color="BF9000" w:sz="8"/>
-          <w:bottom w:val="single" w:color="BF9000" w:sz="8"/>
-          <w:left w:val="single" w:color="BF9000" w:sz="8"/>
-          <w:right w:val="single" w:color="BF9000" w:sz="8"/>
-        </w:pBdr>
-        <w:shd w:fill="FFF2CC" w:color="auto" w:val="clear"/>
-        <w:spacing w:after="250" w:before="150" w:line="300" w:lineRule="auto"/>
-      </w:pPr>
-      <w:r>
-        <w:rPr>
-          <w:rFonts w:ascii="Times New Roman" w:cs="Times New Roman" w:eastAsia="Times New Roman" w:hAnsi="Times New Roman"/>
-          <w:b/>
-          <w:bCs/>
-          <w:color w:val="BF6000"/>
-          <w:sz w:val="24"/>
-          <w:szCs w:val="24"/>
-        </w:rPr>
-        <w:t xml:space="preserve">[ INSERT SCREENSHOT — WEB SERVICE RESPONSE HERE ]</w:t>
-      </w:r>
-      <w:r>
-        <w:rPr>
-          <w:rFonts w:ascii="Times New Roman" w:cs="Times New Roman" w:eastAsia="Times New Roman" w:hAnsi="Times New Roman"/>
-          <w:i/>
-          <w:iCs/>
-          <w:sz w:val="22"/>
-          <w:szCs w:val="22"/>
-        </w:rPr>
-        <w:br/>
-        <w:t xml:space="preserve">  With the app running, open http://localhost:8080/sunrise-dental-clinic/api/appointments?number=&lt;a real appointment number&gt; in a browser (or Postman) and capture the JSON response. Also capture the 404 response for a made-up number, to show error handling.</w:t>
-      </w:r>
-    </w:p>
-    <w:p>
-      <w:pPr>
-        <w:pStyle w:val="Heading2"/>
-        <w:spacing w:after="140" w:before="280" w:line="360" w:lineRule="auto"/>
-      </w:pPr>
-      <w:r>
-        <w:rPr>
-          <w:rFonts w:ascii="Times New Roman" w:cs="Times New Roman" w:eastAsia="Times New Roman" w:hAnsi="Times New Roman"/>
-          <w:b/>
-          <w:bCs/>
-          <w:sz w:val="28"/>
-          <w:szCs w:val="28"/>
-        </w:rPr>
-        <w:t xml:space="preserve">3.5 User Interfaces and Validation</w:t>
-      </w:r>
-    </w:p>
-    <w:p>
-      <w:pPr>
-        <w:spacing w:after="200" w:line="360" w:lineRule="auto"/>
-        <w:jc w:val="both"/>
-      </w:pPr>
-      <w:r>
-        <w:rPr>
-          <w:rFonts w:ascii="Times New Roman" w:cs="Times New Roman" w:eastAsia="Times New Roman" w:hAnsi="Times New Roman"/>
-          <w:b w:val="false"/>
-          <w:bCs w:val="false"/>
-          <w:i w:val="false"/>
-          <w:iCs w:val="false"/>
-          <w:sz w:val="24"/>
-          <w:szCs w:val="24"/>
-        </w:rPr>
-        <w:t xml:space="preserve">Six screens were built to cover the required functionality: Login, Dashboard (main menu), Register New Appointment, Display Appointment Details, Calculate &amp; Print Bill (a print-friendly receipt), and Help. All input is validated server-side in ValidationUtil before anything reaches the database — patient name (letters/spaces only), a 10-digit contact number starting with 0, a date that is not in the past, and (added via test-driven development, see section 4.2) a time within the clinic's 09:00–17:00 operating hours. Validation failures are collected and displayed together above the form, rather than one at a time, so the user can correct every problem in a single pass.</w:t>
-      </w:r>
-    </w:p>
-    <w:p>
-      <w:pPr>
-        <w:pBdr>
-          <w:top w:val="single" w:color="BF9000" w:sz="8"/>
-          <w:bottom w:val="single" w:color="BF9000" w:sz="8"/>
-          <w:left w:val="single" w:color="BF9000" w:sz="8"/>
-          <w:right w:val="single" w:color="BF9000" w:sz="8"/>
-        </w:pBdr>
-        <w:shd w:fill="FFF2CC" w:color="auto" w:val="clear"/>
-        <w:spacing w:after="250" w:before="150" w:line="300" w:lineRule="auto"/>
-      </w:pPr>
-      <w:r>
-        <w:rPr>
-          <w:rFonts w:ascii="Times New Roman" w:cs="Times New Roman" w:eastAsia="Times New Roman" w:hAnsi="Times New Roman"/>
-          <w:b/>
-          <w:bCs/>
-          <w:color w:val="BF6000"/>
-          <w:sz w:val="24"/>
-          <w:szCs w:val="24"/>
-        </w:rPr>
-        <w:t xml:space="preserve">[ INSERT SCREENSHOTS — APPLICATION SCREENS (6+) HERE ]</w:t>
-      </w:r>
-      <w:r>
-        <w:rPr>
-          <w:rFonts w:ascii="Times New Roman" w:cs="Times New Roman" w:eastAsia="Times New Roman" w:hAnsi="Times New Roman"/>
-          <w:i/>
-          <w:iCs/>
-          <w:sz w:val="22"/>
-          <w:szCs w:val="22"/>
-        </w:rPr>
-        <w:br/>
-        <w:t xml:space="preserve">  Run the application locally (see Appendix D for setup steps) and capture: (1) the login screen, (2) the dashboard/main menu after logging in, (3) the register-appointment form filled in, (4) the appointment-details screen after a successful registration, (5) the same form re-submitted with an invalid contact number / past date / out-of-hours time, showing the validation error list, (6) the calculate-and-print-bill receipt screen, and (7) the help screen.</w:t>
-      </w:r>
-    </w:p>
-    <w:p>
-      <w:pPr>
-        <w:pStyle w:val="Heading1"/>
-        <w:spacing w:after="180" w:before="360" w:line="360" w:lineRule="auto"/>
-      </w:pPr>
-      <w:r>
-        <w:rPr>
-          <w:rFonts w:ascii="Times New Roman" w:cs="Times New Roman" w:eastAsia="Times New Roman" w:hAnsi="Times New Roman"/>
-          <w:b/>
-          <w:bCs/>
-          <w:sz w:val="28"/>
-          <w:szCs w:val="28"/>
-        </w:rPr>
-        <w:t xml:space="preserve">4. Task C: Testing, TDD, and Test Automation (20 marks)</w:t>
-      </w:r>
-    </w:p>
-    <w:p>
-      <w:pPr>
-        <w:pStyle w:val="Heading2"/>
-        <w:spacing w:after="140" w:before="280" w:line="360" w:lineRule="auto"/>
-      </w:pPr>
-      <w:r>
-        <w:rPr>
-          <w:rFonts w:ascii="Times New Roman" w:cs="Times New Roman" w:eastAsia="Times New Roman" w:hAnsi="Times New Roman"/>
-          <w:b/>
-          <w:bCs/>
-          <w:sz w:val="28"/>
-          <w:szCs w:val="28"/>
-        </w:rPr>
-        <w:t xml:space="preserve">4.1 Test Rationale</w:t>
-      </w:r>
-    </w:p>
-    <w:p>
-      <w:pPr>
-        <w:spacing w:after="200" w:line="360" w:lineRule="auto"/>
-        <w:jc w:val="both"/>
-      </w:pPr>
-      <w:r>
-        <w:rPr>
-          <w:rFonts w:ascii="Times New Roman" w:cs="Times New Roman" w:eastAsia="Times New Roman" w:hAnsi="Times New Roman"/>
-          <w:b w:val="false"/>
-          <w:bCs w:val="false"/>
-          <w:i w:val="false"/>
-          <w:iCs w:val="false"/>
-          <w:sz w:val="24"/>
-          <w:szCs w:val="24"/>
-        </w:rPr>
-        <w:t xml:space="preserve">The system is layered, so tests target the layer where a defect is cheapest to catch and clearest to diagnose. util classes (ValidationUtil, PasswordUtil) and the billing strategies are pure functions with no dependencies, and are tested directly. Service classes (AppointmentService, BillService, AuthService) depend on DAOs; rather than requiring a live MySQL instance to run the test suite — slow, environment-dependent, and awkward in continuous integration — each service has two constructors: a no-arg constructor that wires real DAOs via DAOFactory for production use, and a DAO-accepting constructor used only by tests, with Mockito mocks standing in for the DAOs. This isolates each test from the database while still exercising the service's real logic. DAO implementations and Servlets are thinner JDBC/HTTP glue and are instead verified by manually exercising the running application (see the manual test log in section 4.4).</w:t>
-      </w:r>
-    </w:p>
-    <w:p>
-      <w:pPr>
-        <w:pStyle w:val="Heading2"/>
-        <w:spacing w:after="140" w:before="280" w:line="360" w:lineRule="auto"/>
-      </w:pPr>
-      <w:r>
-        <w:rPr>
-          <w:rFonts w:ascii="Times New Roman" w:cs="Times New Roman" w:eastAsia="Times New Roman" w:hAnsi="Times New Roman"/>
-          <w:b/>
-          <w:bCs/>
-          <w:sz w:val="28"/>
-          <w:szCs w:val="28"/>
-        </w:rPr>
-        <w:t xml:space="preserve">4.2 Test-Driven Development: A Worked Example</w:t>
-      </w:r>
-    </w:p>
-    <w:p>
-      <w:pPr>
-        <w:spacing w:after="200" w:line="360" w:lineRule="auto"/>
-        <w:jc w:val="both"/>
-      </w:pPr>
-      <w:r>
-        <w:rPr>
-          <w:rFonts w:ascii="Times New Roman" w:cs="Times New Roman" w:eastAsia="Times New Roman" w:hAnsi="Times New Roman"/>
-          <w:b w:val="false"/>
-          <w:bCs w:val="false"/>
-          <w:i w:val="false"/>
-          <w:iCs w:val="false"/>
-          <w:sz w:val="24"/>
-          <w:szCs w:val="24"/>
-        </w:rPr>
-        <w:t xml:space="preserve">TDD (red → green → refactor) was used when adding a new business rule to existing code: enforcing that appointments can only be booked within the clinic's operating hours (09:00–17:00), a rule that was previously missing entirely.</w:t>
-      </w:r>
-    </w:p>
-    <w:p>
-      <w:pPr>
-        <w:spacing w:after="200" w:line="360" w:lineRule="auto"/>
-        <w:jc w:val="both"/>
-      </w:pPr>
-      <w:r>
-        <w:rPr>
-          <w:rFonts w:ascii="Times New Roman" w:cs="Times New Roman" w:eastAsia="Times New Roman" w:hAnsi="Times New Roman"/>
-          <w:b w:val="false"/>
-          <w:bCs w:val="false"/>
-          <w:i w:val="false"/>
-          <w:iCs w:val="false"/>
-          <w:sz w:val="24"/>
-          <w:szCs w:val="24"/>
-        </w:rPr>
-        <w:t xml:space="preserve">Step 1 (RED) — a test was written before the implementation existed. Four cases were added to ValidationUtilTest: an in-hours time, the opening boundary, a time just before opening, and the closing boundary. Running the suite at this point fails to even compile, because isWithinClinicHours does not exist yet:</w:t>
-      </w:r>
-    </w:p>
-    <w:p>
-      <w:pPr>
-        <w:pBdr>
-          <w:top w:val="single" w:color="CCCCCC" w:sz="4"/>
-          <w:bottom w:val="single" w:color="CCCCCC" w:sz="4"/>
-          <w:left w:val="single" w:color="CCCCCC" w:sz="4"/>
-          <w:right w:val="single" w:color="CCCCCC" w:sz="4"/>
-        </w:pBdr>
-        <w:shd w:fill="F2F2F2" w:color="auto" w:val="clear"/>
-        <w:spacing w:after="200" w:before="100" w:line="240" w:lineRule="auto"/>
-      </w:pPr>
-      <w:r>
-        <w:rPr>
-          <w:rFonts w:ascii="Consolas" w:cs="Consolas" w:eastAsia="Consolas" w:hAnsi="Consolas"/>
-          <w:sz w:val="18"/>
-          <w:szCs w:val="18"/>
-        </w:rPr>
-        <w:t xml:space="preserve">[ERROR] COMPILATION ERROR :</w:t>
-      </w:r>
-      <w:r>
-        <w:br/>
-      </w:r>
-      <w:r>
-        <w:rPr>
-          <w:rFonts w:ascii="Consolas" w:cs="Consolas" w:eastAsia="Consolas" w:hAnsi="Consolas"/>
-          <w:sz w:val="18"/>
-          <w:szCs w:val="18"/>
-        </w:rPr>
-        <w:t xml:space="preserve">[ERROR] .../ValidationUtilTest.java:[62,34] cannot find symbol</w:t>
-      </w:r>
-      <w:r>
-        <w:br/>
-      </w:r>
-      <w:r>
-        <w:rPr>
-          <w:rFonts w:ascii="Consolas" w:cs="Consolas" w:eastAsia="Consolas" w:hAnsi="Consolas"/>
-          <w:sz w:val="18"/>
-          <w:szCs w:val="18"/>
-        </w:rPr>
-        <w:t xml:space="preserve">[ERROR]   symbol:   method isWithinClinicHours(java.time.LocalTime)</w:t>
-      </w:r>
-      <w:r>
-        <w:br/>
-      </w:r>
-      <w:r>
-        <w:rPr>
-          <w:rFonts w:ascii="Consolas" w:cs="Consolas" w:eastAsia="Consolas" w:hAnsi="Consolas"/>
-          <w:sz w:val="18"/>
-          <w:szCs w:val="18"/>
-        </w:rPr>
-        <w:t xml:space="preserve">[ERROR]   location: class com.sunrise.dental.util.ValidationUtil</w:t>
-      </w:r>
-      <w:r>
-        <w:br/>
-      </w:r>
-      <w:r>
-        <w:rPr>
-          <w:rFonts w:ascii="Consolas" w:cs="Consolas" w:eastAsia="Consolas" w:hAnsi="Consolas"/>
-          <w:sz w:val="18"/>
-          <w:szCs w:val="18"/>
-        </w:rPr>
-        <w:t xml:space="preserve">[INFO] BUILD FAILURE</w:t>
-      </w:r>
-    </w:p>
-    <w:p>
-      <w:pPr>
-        <w:pBdr>
-          <w:top w:val="single" w:color="BF9000" w:sz="8"/>
-          <w:bottom w:val="single" w:color="BF9000" w:sz="8"/>
-          <w:left w:val="single" w:color="BF9000" w:sz="8"/>
-          <w:right w:val="single" w:color="BF9000" w:sz="8"/>
-        </w:pBdr>
-        <w:shd w:fill="FFF2CC" w:color="auto" w:val="clear"/>
-        <w:spacing w:after="250" w:before="150" w:line="300" w:lineRule="auto"/>
-      </w:pPr>
-      <w:r>
-        <w:rPr>
-          <w:rFonts w:ascii="Times New Roman" w:cs="Times New Roman" w:eastAsia="Times New Roman" w:hAnsi="Times New Roman"/>
-          <w:b/>
-          <w:bCs/>
-          <w:color w:val="BF6000"/>
-          <w:sz w:val="24"/>
-          <w:szCs w:val="24"/>
-        </w:rPr>
-        <w:t xml:space="preserve">[ INSERT SCREENSHOT — RED (FAILING BUILD) HERE ]</w:t>
-      </w:r>
-      <w:r>
-        <w:rPr>
-          <w:rFonts w:ascii="Times New Roman" w:cs="Times New Roman" w:eastAsia="Times New Roman" w:hAnsi="Times New Roman"/>
-          <w:i/>
-          <w:iCs/>
-          <w:sz w:val="22"/>
-          <w:szCs w:val="22"/>
-        </w:rPr>
-        <w:br/>
-        <w:t xml:space="preserve">  Reproduce this yourself: git checkout the commit before "Add failing test for clinic-hours validation" is implemented (or temporarily comment out the isWithinClinicHours method) and run "mvn test" in a terminal; screenshot the failure output shown above.</w:t>
-      </w:r>
-    </w:p>
-    <w:p>
-      <w:pPr>
-        <w:spacing w:after="200" w:line="360" w:lineRule="auto"/>
-        <w:jc w:val="both"/>
-      </w:pPr>
-      <w:r>
-        <w:rPr>
-          <w:rFonts w:ascii="Times New Roman" w:cs="Times New Roman" w:eastAsia="Times New Roman" w:hAnsi="Times New Roman"/>
-          <w:b w:val="false"/>
-          <w:bCs w:val="false"/>
-          <w:i w:val="false"/>
-          <w:iCs w:val="false"/>
-          <w:sz w:val="24"/>
-          <w:szCs w:val="24"/>
-        </w:rPr>
-        <w:t xml:space="preserve">Step 2 (GREEN) — the minimum code needed to pass was written. ValidationUtil.isWithinClinicHours(LocalTime) was implemented as a simple boundary check (09:00 inclusive, 17:00 exclusive), and the same four tests were re-run:</w:t>
-      </w:r>
-    </w:p>
-    <w:p>
-      <w:pPr>
-        <w:pBdr>
-          <w:top w:val="single" w:color="CCCCCC" w:sz="4"/>
-          <w:bottom w:val="single" w:color="CCCCCC" w:sz="4"/>
-          <w:left w:val="single" w:color="CCCCCC" w:sz="4"/>
-          <w:right w:val="single" w:color="CCCCCC" w:sz="4"/>
-        </w:pBdr>
-        <w:shd w:fill="F2F2F2" w:color="auto" w:val="clear"/>
-        <w:spacing w:after="200" w:before="100" w:line="240" w:lineRule="auto"/>
-      </w:pPr>
-      <w:r>
-        <w:rPr>
-          <w:rFonts w:ascii="Consolas" w:cs="Consolas" w:eastAsia="Consolas" w:hAnsi="Consolas"/>
-          <w:sz w:val="18"/>
-          <w:szCs w:val="18"/>
-        </w:rPr>
-        <w:t xml:space="preserve">[INFO] Tests run: 14, Failures: 0, Errors: 0, Skipped: 0 -- in ValidationUtilTest</w:t>
-      </w:r>
-      <w:r>
-        <w:br/>
-      </w:r>
-      <w:r>
-        <w:rPr>
-          <w:rFonts w:ascii="Consolas" w:cs="Consolas" w:eastAsia="Consolas" w:hAnsi="Consolas"/>
-          <w:sz w:val="18"/>
-          <w:szCs w:val="18"/>
-        </w:rPr>
-        <w:t xml:space="preserve">[INFO] Tests run: 26, Failures: 0, Errors: 0, Skipped: 0</w:t>
-      </w:r>
-      <w:r>
-        <w:br/>
-      </w:r>
-      <w:r>
-        <w:rPr>
-          <w:rFonts w:ascii="Consolas" w:cs="Consolas" w:eastAsia="Consolas" w:hAnsi="Consolas"/>
-          <w:sz w:val="18"/>
-          <w:szCs w:val="18"/>
-        </w:rPr>
-        <w:t xml:space="preserve">[INFO] BUILD SUCCESS</w:t>
-      </w:r>
-    </w:p>
-    <w:p>
-      <w:pPr>
-        <w:pBdr>
-          <w:top w:val="single" w:color="BF9000" w:sz="8"/>
-          <w:bottom w:val="single" w:color="BF9000" w:sz="8"/>
-          <w:left w:val="single" w:color="BF9000" w:sz="8"/>
-          <w:right w:val="single" w:color="BF9000" w:sz="8"/>
-        </w:pBdr>
-        <w:shd w:fill="FFF2CC" w:color="auto" w:val="clear"/>
-        <w:spacing w:after="250" w:before="150" w:line="300" w:lineRule="auto"/>
-      </w:pPr>
-      <w:r>
-        <w:rPr>
-          <w:rFonts w:ascii="Times New Roman" w:cs="Times New Roman" w:eastAsia="Times New Roman" w:hAnsi="Times New Roman"/>
-          <w:b/>
-          <w:bCs/>
-          <w:color w:val="BF6000"/>
-          <w:sz w:val="24"/>
-          <w:szCs w:val="24"/>
-        </w:rPr>
-        <w:t xml:space="preserve">[ INSERT SCREENSHOT — GREEN (PASSING BUILD) HERE ]</w:t>
-      </w:r>
-      <w:r>
-        <w:rPr>
-          <w:rFonts w:ascii="Times New Roman" w:cs="Times New Roman" w:eastAsia="Times New Roman" w:hAnsi="Times New Roman"/>
-          <w:i/>
-          <w:iCs/>
-          <w:sz w:val="22"/>
-          <w:szCs w:val="22"/>
-        </w:rPr>
-        <w:br/>
-        <w:t xml:space="preserve">  Run "mvn test" on the current main branch and screenshot the BUILD SUCCESS output, ideally showing all 26 tests passing across the 5 test classes.</w:t>
-      </w:r>
-    </w:p>
-    <w:p>
-      <w:pPr>
-        <w:spacing w:after="200" w:line="360" w:lineRule="auto"/>
-        <w:jc w:val="both"/>
-      </w:pPr>
-      <w:r>
-        <w:rPr>
-          <w:rFonts w:ascii="Times New Roman" w:cs="Times New Roman" w:eastAsia="Times New Roman" w:hAnsi="Times New Roman"/>
-          <w:b w:val="false"/>
-          <w:bCs w:val="false"/>
-          <w:i w:val="false"/>
-          <w:iCs w:val="false"/>
-          <w:sz w:val="24"/>
-          <w:szCs w:val="24"/>
-        </w:rPr>
-        <w:t xml:space="preserve">Step 3 (wire it in) — a passing unit test is only useful if the application actually enforces the rule. RegisterAppointmentServlet was updated to call isWithinClinicHours alongside the existing time-format check, adding the error message "Appointment time must be between 09:00 and 17:00." This step has no dedicated unit test of its own — it is a one-line delegation — and was instead confirmed by exercising the register-appointment screen manually with a 07:00 time and observing the validation error (see row M5 in section 4.4).</w:t>
-      </w:r>
-    </w:p>
-    <w:p>
-      <w:pPr>
-        <w:spacing w:after="200" w:line="360" w:lineRule="auto"/>
-        <w:jc w:val="both"/>
-      </w:pPr>
-      <w:r>
-        <w:rPr>
-          <w:rFonts w:ascii="Times New Roman" w:cs="Times New Roman" w:eastAsia="Times New Roman" w:hAnsi="Times New Roman"/>
-          <w:b w:val="false"/>
-          <w:bCs w:val="false"/>
-          <w:i w:val="false"/>
-          <w:iCs w:val="false"/>
-          <w:sz w:val="24"/>
-          <w:szCs w:val="24"/>
-        </w:rPr>
-        <w:t xml:space="preserve">Honesty note: the rest of the codebase (DAOs, servlets, the original service methods) was written first and given characterisation tests afterwards, under the time constraints of this assignment — it was not built test-first from a blank file. The clinic-hours example above is the part of the codebase that genuinely followed red-green TDD, and is the one that should be reproduced live if asked to demonstrate the process, since it is small, self-contained, and reproducible directly from the Git history (see the two consecutive commits "Add failing test for clinic-hours validation (TDD red step)" and "Implement clinic-hours validation … (TDD green step)" on GitHub).</w:t>
-      </w:r>
-    </w:p>
-    <w:p>
-      <w:pPr>
-        <w:pStyle w:val="Heading2"/>
-        <w:spacing w:after="140" w:before="280" w:line="360" w:lineRule="auto"/>
-      </w:pPr>
-      <w:r>
-        <w:rPr>
-          <w:rFonts w:ascii="Times New Roman" w:cs="Times New Roman" w:eastAsia="Times New Roman" w:hAnsi="Times New Roman"/>
-          <w:b/>
-          <w:bCs/>
-          <w:sz w:val="28"/>
-          <w:szCs w:val="28"/>
-        </w:rPr>
-        <w:t xml:space="preserve">4.3 Test Plan</w:t>
-      </w:r>
-    </w:p>
-    <w:p>
-      <w:pPr>
-        <w:spacing w:after="200" w:line="360" w:lineRule="auto"/>
-        <w:jc w:val="both"/>
-      </w:pPr>
-      <w:r>
-        <w:rPr>
-          <w:rFonts w:ascii="Times New Roman" w:cs="Times New Roman" w:eastAsia="Times New Roman" w:hAnsi="Times New Roman"/>
-          <w:b w:val="false"/>
-          <w:bCs w:val="false"/>
-          <w:i w:val="false"/>
-          <w:iCs w:val="false"/>
-          <w:sz w:val="24"/>
-          <w:szCs w:val="24"/>
-        </w:rPr>
-        <w:t xml:space="preserve">26 automated JUnit 5 test methods were written across 5 test classes. The table below summarises the scenarios covered; full source is in Appendix A.</w:t>
-      </w:r>
-    </w:p>
-    <w:tbl>
-      <w:tblPr>
-        <w:tblW w:type="dxa" w:w="8200"/>
-        <w:tblBorders>
-          <w:top w:val="single" w:color="auto" w:sz="4"/>
-          <w:left w:val="single" w:color="auto" w:sz="4"/>
-          <w:bottom w:val="single" w:color="auto" w:sz="4"/>
-          <w:right w:val="single" w:color="auto" w:sz="4"/>
-          <w:insideH w:val="single" w:color="auto" w:sz="4"/>
-          <w:insideV w:val="single" w:color="auto" w:sz="4"/>
-        </w:tblBorders>
-      </w:tblPr>
-      <w:tblGrid>
-        <w:gridCol w:w="800"/>
-        <w:gridCol w:w="1600"/>
-        <w:gridCol w:w="2000"/>
-        <w:gridCol w:w="1900"/>
-        <w:gridCol w:w="1900"/>
-      </w:tblGrid>
-      <w:tr>
-        <w:tc>
-          <w:tcPr>
-            <w:tcW w:type="dxa" w:w="800"/>
-            <w:shd w:fill="D9D9D9" w:color="auto" w:val="clear"/>
-          </w:tcPr>
-          <w:p>
-            <w:pPr>
-              <w:spacing w:line="276" w:lineRule="auto"/>
-            </w:pPr>
-            <w:r>
-              <w:rPr>
-                <w:rFonts w:ascii="Times New Roman" w:cs="Times New Roman" w:eastAsia="Times New Roman" w:hAnsi="Times New Roman"/>
-                <w:b/>
-                <w:bCs/>
-                <w:sz w:val="18"/>
-                <w:szCs w:val="18"/>
-              </w:rPr>
-              <w:t xml:space="preserve">ID</w:t>
-            </w:r>
-          </w:p>
-        </w:tc>
-        <w:tc>
-          <w:tcPr>
-            <w:tcW w:type="dxa" w:w="1600"/>
-            <w:shd w:fill="D9D9D9" w:color="auto" w:val="clear"/>
-          </w:tcPr>
-          <w:p>
-            <w:pPr>
-              <w:spacing w:line="276" w:lineRule="auto"/>
-            </w:pPr>
-            <w:r>
-              <w:rPr>
-                <w:rFonts w:ascii="Times New Roman" w:cs="Times New Roman" w:eastAsia="Times New Roman" w:hAnsi="Times New Roman"/>
-                <w:b/>
-                <w:bCs/>
-                <w:sz w:val="18"/>
-                <w:szCs w:val="18"/>
-              </w:rPr>
-              <w:t xml:space="preserve">Class under test</w:t>
-            </w:r>
-          </w:p>
-        </w:tc>
-        <w:tc>
-          <w:tcPr>
-            <w:tcW w:type="dxa" w:w="2000"/>
-            <w:shd w:fill="D9D9D9" w:color="auto" w:val="clear"/>
-          </w:tcPr>
-          <w:p>
-            <w:pPr>
-              <w:spacing w:line="276" w:lineRule="auto"/>
-            </w:pPr>
-            <w:r>
-              <w:rPr>
-                <w:rFonts w:ascii="Times New Roman" w:cs="Times New Roman" w:eastAsia="Times New Roman" w:hAnsi="Times New Roman"/>
-                <w:b/>
-                <w:bCs/>
-                <w:sz w:val="18"/>
-                <w:szCs w:val="18"/>
-              </w:rPr>
-              <w:t xml:space="preserve">Scenario</w:t>
-            </w:r>
-          </w:p>
-        </w:tc>
-        <w:tc>
-          <w:tcPr>
-            <w:tcW w:type="dxa" w:w="1900"/>
-            <w:shd w:fill="D9D9D9" w:color="auto" w:val="clear"/>
-          </w:tcPr>
-          <w:p>
-            <w:pPr>
-              <w:spacing w:line="276" w:lineRule="auto"/>
-            </w:pPr>
-            <w:r>
-              <w:rPr>
-                <w:rFonts w:ascii="Times New Roman" w:cs="Times New Roman" w:eastAsia="Times New Roman" w:hAnsi="Times New Roman"/>
-                <w:b/>
-                <w:bCs/>
-                <w:sz w:val="18"/>
-                <w:szCs w:val="18"/>
-              </w:rPr>
-              <w:t xml:space="preserve">Test data</w:t>
-            </w:r>
-          </w:p>
-        </w:tc>
-        <w:tc>
-          <w:tcPr>
-            <w:tcW w:type="dxa" w:w="1900"/>
-            <w:shd w:fill="D9D9D9" w:color="auto" w:val="clear"/>
-          </w:tcPr>
-          <w:p>
-            <w:pPr>
-              <w:spacing w:line="276" w:lineRule="auto"/>
-            </w:pPr>
-            <w:r>
-              <w:rPr>
-                <w:rFonts w:ascii="Times New Roman" w:cs="Times New Roman" w:eastAsia="Times New Roman" w:hAnsi="Times New Roman"/>
-                <w:b/>
-                <w:bCs/>
-                <w:sz w:val="18"/>
-                <w:szCs w:val="18"/>
-              </w:rPr>
-              <w:t xml:space="preserve">Expected result</w:t>
-            </w:r>
-          </w:p>
-        </w:tc>
-      </w:tr>
-      <w:tr>
-        <w:tc>
-          <w:tcPr>
-            <w:tcW w:type="dxa" w:w="800"/>
-          </w:tcPr>
-          <w:p>
-            <w:pPr>
-              <w:spacing w:line="276" w:lineRule="auto"/>
-            </w:pPr>
-            <w:r>
-              <w:rPr>
-                <w:rFonts w:ascii="Times New Roman" w:cs="Times New Roman" w:eastAsia="Times New Roman" w:hAnsi="Times New Roman"/>
-                <w:b w:val="false"/>
-                <w:bCs w:val="false"/>
-                <w:sz w:val="18"/>
-                <w:szCs w:val="18"/>
-              </w:rPr>
-              <w:t xml:space="preserve">T01–T03</w:t>
-            </w:r>
-          </w:p>
-        </w:tc>
-        <w:tc>
-          <w:tcPr>
-            <w:tcW w:type="dxa" w:w="1600"/>
-          </w:tcPr>
-          <w:p>
-            <w:pPr>
-              <w:spacing w:line="276" w:lineRule="auto"/>
-            </w:pPr>
-            <w:r>
-              <w:rPr>
-                <w:rFonts w:ascii="Times New Roman" w:cs="Times New Roman" w:eastAsia="Times New Roman" w:hAnsi="Times New Roman"/>
-                <w:b w:val="false"/>
-                <w:bCs w:val="false"/>
-                <w:sz w:val="18"/>
-                <w:szCs w:val="18"/>
-              </w:rPr>
-              <w:t xml:space="preserve">ValidationUtil</w:t>
-            </w:r>
-          </w:p>
-        </w:tc>
-        <w:tc>
-          <w:tcPr>
-            <w:tcW w:type="dxa" w:w="2000"/>
-          </w:tcPr>
-          <w:p>
-            <w:pPr>
-              <w:spacing w:line="276" w:lineRule="auto"/>
-            </w:pPr>
-            <w:r>
-              <w:rPr>
-                <w:rFonts w:ascii="Times New Roman" w:cs="Times New Roman" w:eastAsia="Times New Roman" w:hAnsi="Times New Roman"/>
-                <w:b w:val="false"/>
-                <w:bCs w:val="false"/>
-                <w:sz w:val="18"/>
-                <w:szCs w:val="18"/>
-              </w:rPr>
-              <w:t xml:space="preserve">Patient name validation</w:t>
-            </w:r>
-          </w:p>
-        </w:tc>
-        <w:tc>
-          <w:tcPr>
-            <w:tcW w:type="dxa" w:w="1900"/>
-          </w:tcPr>
-          <w:p>
-            <w:pPr>
-              <w:spacing w:line="276" w:lineRule="auto"/>
-            </w:pPr>
-            <w:r>
-              <w:rPr>
-                <w:rFonts w:ascii="Times New Roman" w:cs="Times New Roman" w:eastAsia="Times New Roman" w:hAnsi="Times New Roman"/>
-                <w:b w:val="false"/>
-                <w:bCs w:val="false"/>
-                <w:sz w:val="18"/>
-                <w:szCs w:val="18"/>
-              </w:rPr>
-              <w:t xml:space="preserve">"Kasun Perera" / "" / "Kasun123"</w:t>
-            </w:r>
-          </w:p>
-        </w:tc>
-        <w:tc>
-          <w:tcPr>
-            <w:tcW w:type="dxa" w:w="1900"/>
-          </w:tcPr>
-          <w:p>
-            <w:pPr>
-              <w:spacing w:line="276" w:lineRule="auto"/>
-            </w:pPr>
-            <w:r>
-              <w:rPr>
-                <w:rFonts w:ascii="Times New Roman" w:cs="Times New Roman" w:eastAsia="Times New Roman" w:hAnsi="Times New Roman"/>
-                <w:b w:val="false"/>
-                <w:bCs w:val="false"/>
-                <w:sz w:val="18"/>
-                <w:szCs w:val="18"/>
-              </w:rPr>
-              <w:t xml:space="preserve">accepted / rejected / rejected</w:t>
-            </w:r>
-          </w:p>
-        </w:tc>
-      </w:tr>
-      <w:tr>
-        <w:tc>
-          <w:tcPr>
-            <w:tcW w:type="dxa" w:w="800"/>
-          </w:tcPr>
-          <w:p>
-            <w:pPr>
-              <w:spacing w:line="276" w:lineRule="auto"/>
-            </w:pPr>
-            <w:r>
-              <w:rPr>
-                <w:rFonts w:ascii="Times New Roman" w:cs="Times New Roman" w:eastAsia="Times New Roman" w:hAnsi="Times New Roman"/>
-                <w:b w:val="false"/>
-                <w:bCs w:val="false"/>
-                <w:sz w:val="18"/>
-                <w:szCs w:val="18"/>
-              </w:rPr>
-              <w:t xml:space="preserve">T04–T06</w:t>
-            </w:r>
-          </w:p>
-        </w:tc>
-        <w:tc>
-          <w:tcPr>
-            <w:tcW w:type="dxa" w:w="1600"/>
-          </w:tcPr>
-          <w:p>
-            <w:pPr>
-              <w:spacing w:line="276" w:lineRule="auto"/>
-            </w:pPr>
-            <w:r>
-              <w:rPr>
-                <w:rFonts w:ascii="Times New Roman" w:cs="Times New Roman" w:eastAsia="Times New Roman" w:hAnsi="Times New Roman"/>
-                <w:b w:val="false"/>
-                <w:bCs w:val="false"/>
-                <w:sz w:val="18"/>
-                <w:szCs w:val="18"/>
-              </w:rPr>
-              <w:t xml:space="preserve">ValidationUtil</w:t>
-            </w:r>
-          </w:p>
-        </w:tc>
-        <w:tc>
-          <w:tcPr>
-            <w:tcW w:type="dxa" w:w="2000"/>
-          </w:tcPr>
-          <w:p>
-            <w:pPr>
-              <w:spacing w:line="276" w:lineRule="auto"/>
-            </w:pPr>
-            <w:r>
-              <w:rPr>
-                <w:rFonts w:ascii="Times New Roman" w:cs="Times New Roman" w:eastAsia="Times New Roman" w:hAnsi="Times New Roman"/>
-                <w:b w:val="false"/>
-                <w:bCs w:val="false"/>
-                <w:sz w:val="18"/>
-                <w:szCs w:val="18"/>
-              </w:rPr>
-              <w:t xml:space="preserve">Contact number validation</w:t>
-            </w:r>
-          </w:p>
-        </w:tc>
-        <w:tc>
-          <w:tcPr>
-            <w:tcW w:type="dxa" w:w="1900"/>
-          </w:tcPr>
-          <w:p>
-            <w:pPr>
-              <w:spacing w:line="276" w:lineRule="auto"/>
-            </w:pPr>
-            <w:r>
-              <w:rPr>
-                <w:rFonts w:ascii="Times New Roman" w:cs="Times New Roman" w:eastAsia="Times New Roman" w:hAnsi="Times New Roman"/>
-                <w:b w:val="false"/>
-                <w:bCs w:val="false"/>
-                <w:sz w:val="18"/>
-                <w:szCs w:val="18"/>
-              </w:rPr>
-              <w:t xml:space="preserve">"0771234567" / "12345" / "077abc4567"</w:t>
-            </w:r>
-          </w:p>
-        </w:tc>
-        <w:tc>
-          <w:tcPr>
-            <w:tcW w:type="dxa" w:w="1900"/>
-          </w:tcPr>
-          <w:p>
-            <w:pPr>
-              <w:spacing w:line="276" w:lineRule="auto"/>
-            </w:pPr>
-            <w:r>
-              <w:rPr>
-                <w:rFonts w:ascii="Times New Roman" w:cs="Times New Roman" w:eastAsia="Times New Roman" w:hAnsi="Times New Roman"/>
-                <w:b w:val="false"/>
-                <w:bCs w:val="false"/>
-                <w:sz w:val="18"/>
-                <w:szCs w:val="18"/>
-              </w:rPr>
-              <w:t xml:space="preserve">accepted / rejected / rejected</w:t>
-            </w:r>
-          </w:p>
-        </w:tc>
-      </w:tr>
-      <w:tr>
-        <w:tc>
-          <w:tcPr>
-            <w:tcW w:type="dxa" w:w="800"/>
-          </w:tcPr>
-          <w:p>
-            <w:pPr>
-              <w:spacing w:line="276" w:lineRule="auto"/>
-            </w:pPr>
-            <w:r>
-              <w:rPr>
-                <w:rFonts w:ascii="Times New Roman" w:cs="Times New Roman" w:eastAsia="Times New Roman" w:hAnsi="Times New Roman"/>
-                <w:b w:val="false"/>
-                <w:bCs w:val="false"/>
-                <w:sz w:val="18"/>
-                <w:szCs w:val="18"/>
-              </w:rPr>
-              <w:t xml:space="preserve">T07–T08</w:t>
-            </w:r>
-          </w:p>
-        </w:tc>
-        <w:tc>
-          <w:tcPr>
-            <w:tcW w:type="dxa" w:w="1600"/>
-          </w:tcPr>
-          <w:p>
-            <w:pPr>
-              <w:spacing w:line="276" w:lineRule="auto"/>
-            </w:pPr>
-            <w:r>
-              <w:rPr>
-                <w:rFonts w:ascii="Times New Roman" w:cs="Times New Roman" w:eastAsia="Times New Roman" w:hAnsi="Times New Roman"/>
-                <w:b w:val="false"/>
-                <w:bCs w:val="false"/>
-                <w:sz w:val="18"/>
-                <w:szCs w:val="18"/>
-              </w:rPr>
-              <w:t xml:space="preserve">ValidationUtil</w:t>
-            </w:r>
-          </w:p>
-        </w:tc>
-        <w:tc>
-          <w:tcPr>
-            <w:tcW w:type="dxa" w:w="2000"/>
-          </w:tcPr>
-          <w:p>
-            <w:pPr>
-              <w:spacing w:line="276" w:lineRule="auto"/>
-            </w:pPr>
-            <w:r>
-              <w:rPr>
-                <w:rFonts w:ascii="Times New Roman" w:cs="Times New Roman" w:eastAsia="Times New Roman" w:hAnsi="Times New Roman"/>
-                <w:b w:val="false"/>
-                <w:bCs w:val="false"/>
-                <w:sz w:val="18"/>
-                <w:szCs w:val="18"/>
-              </w:rPr>
-              <w:t xml:space="preserve">Date format validation</w:t>
-            </w:r>
-          </w:p>
-        </w:tc>
-        <w:tc>
-          <w:tcPr>
-            <w:tcW w:type="dxa" w:w="1900"/>
-          </w:tcPr>
-          <w:p>
-            <w:pPr>
-              <w:spacing w:line="276" w:lineRule="auto"/>
-            </w:pPr>
-            <w:r>
-              <w:rPr>
-                <w:rFonts w:ascii="Times New Roman" w:cs="Times New Roman" w:eastAsia="Times New Roman" w:hAnsi="Times New Roman"/>
-                <w:b w:val="false"/>
-                <w:bCs w:val="false"/>
-                <w:sz w:val="18"/>
-                <w:szCs w:val="18"/>
-              </w:rPr>
-              <w:t xml:space="preserve">"2026-09-05" / "not-a-date"</w:t>
-            </w:r>
-          </w:p>
-        </w:tc>
-        <w:tc>
-          <w:tcPr>
-            <w:tcW w:type="dxa" w:w="1900"/>
-          </w:tcPr>
-          <w:p>
-            <w:pPr>
-              <w:spacing w:line="276" w:lineRule="auto"/>
-            </w:pPr>
-            <w:r>
-              <w:rPr>
-                <w:rFonts w:ascii="Times New Roman" w:cs="Times New Roman" w:eastAsia="Times New Roman" w:hAnsi="Times New Roman"/>
-                <w:b w:val="false"/>
-                <w:bCs w:val="false"/>
-                <w:sz w:val="18"/>
-                <w:szCs w:val="18"/>
-              </w:rPr>
-              <w:t xml:space="preserve">accepted / rejected</w:t>
-            </w:r>
-          </w:p>
-        </w:tc>
-      </w:tr>
-      <w:tr>
-        <w:tc>
-          <w:tcPr>
-            <w:tcW w:type="dxa" w:w="800"/>
-          </w:tcPr>
-          <w:p>
-            <w:pPr>
-              <w:spacing w:line="276" w:lineRule="auto"/>
-            </w:pPr>
-            <w:r>
-              <w:rPr>
-                <w:rFonts w:ascii="Times New Roman" w:cs="Times New Roman" w:eastAsia="Times New Roman" w:hAnsi="Times New Roman"/>
-                <w:b w:val="false"/>
-                <w:bCs w:val="false"/>
-                <w:sz w:val="18"/>
-                <w:szCs w:val="18"/>
-              </w:rPr>
-              <w:t xml:space="preserve">T09–T10</w:t>
-            </w:r>
-          </w:p>
-        </w:tc>
-        <w:tc>
-          <w:tcPr>
-            <w:tcW w:type="dxa" w:w="1600"/>
-          </w:tcPr>
-          <w:p>
-            <w:pPr>
-              <w:spacing w:line="276" w:lineRule="auto"/>
-            </w:pPr>
-            <w:r>
-              <w:rPr>
-                <w:rFonts w:ascii="Times New Roman" w:cs="Times New Roman" w:eastAsia="Times New Roman" w:hAnsi="Times New Roman"/>
-                <w:b w:val="false"/>
-                <w:bCs w:val="false"/>
-                <w:sz w:val="18"/>
-                <w:szCs w:val="18"/>
-              </w:rPr>
-              <w:t xml:space="preserve">ValidationUtil</w:t>
-            </w:r>
-          </w:p>
-        </w:tc>
-        <w:tc>
-          <w:tcPr>
-            <w:tcW w:type="dxa" w:w="2000"/>
-          </w:tcPr>
-          <w:p>
-            <w:pPr>
-              <w:spacing w:line="276" w:lineRule="auto"/>
-            </w:pPr>
-            <w:r>
-              <w:rPr>
-                <w:rFonts w:ascii="Times New Roman" w:cs="Times New Roman" w:eastAsia="Times New Roman" w:hAnsi="Times New Roman"/>
-                <w:b w:val="false"/>
-                <w:bCs w:val="false"/>
-                <w:sz w:val="18"/>
-                <w:szCs w:val="18"/>
-              </w:rPr>
-              <w:t xml:space="preserve">Past vs. today's date</w:t>
-            </w:r>
-          </w:p>
-        </w:tc>
-        <w:tc>
-          <w:tcPr>
-            <w:tcW w:type="dxa" w:w="1900"/>
-          </w:tcPr>
-          <w:p>
-            <w:pPr>
-              <w:spacing w:line="276" w:lineRule="auto"/>
-            </w:pPr>
-            <w:r>
-              <w:rPr>
-                <w:rFonts w:ascii="Times New Roman" w:cs="Times New Roman" w:eastAsia="Times New Roman" w:hAnsi="Times New Roman"/>
-                <w:b w:val="false"/>
-                <w:bCs w:val="false"/>
-                <w:sz w:val="18"/>
-                <w:szCs w:val="18"/>
-              </w:rPr>
-              <w:t xml:space="preserve">yesterday / today</w:t>
-            </w:r>
-          </w:p>
-        </w:tc>
-        <w:tc>
-          <w:tcPr>
-            <w:tcW w:type="dxa" w:w="1900"/>
-          </w:tcPr>
-          <w:p>
-            <w:pPr>
-              <w:spacing w:line="276" w:lineRule="auto"/>
-            </w:pPr>
-            <w:r>
-              <w:rPr>
-                <w:rFonts w:ascii="Times New Roman" w:cs="Times New Roman" w:eastAsia="Times New Roman" w:hAnsi="Times New Roman"/>
-                <w:b w:val="false"/>
-                <w:bCs w:val="false"/>
-                <w:sz w:val="18"/>
-                <w:szCs w:val="18"/>
-              </w:rPr>
-              <w:t xml:space="preserve">rejected / accepted</w:t>
-            </w:r>
-          </w:p>
-        </w:tc>
-      </w:tr>
-      <w:tr>
-        <w:tc>
-          <w:tcPr>
-            <w:tcW w:type="dxa" w:w="800"/>
-          </w:tcPr>
-          <w:p>
-            <w:pPr>
-              <w:spacing w:line="276" w:lineRule="auto"/>
-            </w:pPr>
-            <w:r>
-              <w:rPr>
-                <w:rFonts w:ascii="Times New Roman" w:cs="Times New Roman" w:eastAsia="Times New Roman" w:hAnsi="Times New Roman"/>
-                <w:b w:val="false"/>
-                <w:bCs w:val="false"/>
-                <w:sz w:val="18"/>
-                <w:szCs w:val="18"/>
-              </w:rPr>
-              <w:t xml:space="preserve">T11–T14</w:t>
-            </w:r>
-          </w:p>
-        </w:tc>
-        <w:tc>
-          <w:tcPr>
-            <w:tcW w:type="dxa" w:w="1600"/>
-          </w:tcPr>
-          <w:p>
-            <w:pPr>
-              <w:spacing w:line="276" w:lineRule="auto"/>
-            </w:pPr>
-            <w:r>
-              <w:rPr>
-                <w:rFonts w:ascii="Times New Roman" w:cs="Times New Roman" w:eastAsia="Times New Roman" w:hAnsi="Times New Roman"/>
-                <w:b w:val="false"/>
-                <w:bCs w:val="false"/>
-                <w:sz w:val="18"/>
-                <w:szCs w:val="18"/>
-              </w:rPr>
-              <w:t xml:space="preserve">ValidationUtil</w:t>
-            </w:r>
-          </w:p>
-        </w:tc>
-        <w:tc>
-          <w:tcPr>
-            <w:tcW w:type="dxa" w:w="2000"/>
-          </w:tcPr>
-          <w:p>
-            <w:pPr>
-              <w:spacing w:line="276" w:lineRule="auto"/>
-            </w:pPr>
-            <w:r>
-              <w:rPr>
-                <w:rFonts w:ascii="Times New Roman" w:cs="Times New Roman" w:eastAsia="Times New Roman" w:hAnsi="Times New Roman"/>
-                <w:b w:val="false"/>
-                <w:bCs w:val="false"/>
-                <w:sz w:val="18"/>
-                <w:szCs w:val="18"/>
-              </w:rPr>
-              <w:t xml:space="preserve">Clinic operating hours</w:t>
-            </w:r>
-          </w:p>
-        </w:tc>
-        <w:tc>
-          <w:tcPr>
-            <w:tcW w:type="dxa" w:w="1900"/>
-          </w:tcPr>
-          <w:p>
-            <w:pPr>
-              <w:spacing w:line="276" w:lineRule="auto"/>
-            </w:pPr>
-            <w:r>
-              <w:rPr>
-                <w:rFonts w:ascii="Times New Roman" w:cs="Times New Roman" w:eastAsia="Times New Roman" w:hAnsi="Times New Roman"/>
-                <w:b w:val="false"/>
-                <w:bCs w:val="false"/>
-                <w:sz w:val="18"/>
-                <w:szCs w:val="18"/>
-              </w:rPr>
-              <w:t xml:space="preserve">10:30 / 09:00 / 08:59 / 17:00</w:t>
-            </w:r>
-          </w:p>
-        </w:tc>
-        <w:tc>
-          <w:tcPr>
-            <w:tcW w:type="dxa" w:w="1900"/>
-          </w:tcPr>
-          <w:p>
-            <w:pPr>
-              <w:spacing w:line="276" w:lineRule="auto"/>
-            </w:pPr>
-            <w:r>
-              <w:rPr>
-                <w:rFonts w:ascii="Times New Roman" w:cs="Times New Roman" w:eastAsia="Times New Roman" w:hAnsi="Times New Roman"/>
-                <w:b w:val="false"/>
-                <w:bCs w:val="false"/>
-                <w:sz w:val="18"/>
-                <w:szCs w:val="18"/>
-              </w:rPr>
-              <w:t xml:space="preserve">accepted / accepted / rejected / rejected</w:t>
-            </w:r>
-          </w:p>
-        </w:tc>
-      </w:tr>
-      <w:tr>
-        <w:tc>
-          <w:tcPr>
-            <w:tcW w:type="dxa" w:w="800"/>
-          </w:tcPr>
-          <w:p>
-            <w:pPr>
-              <w:spacing w:line="276" w:lineRule="auto"/>
-            </w:pPr>
-            <w:r>
-              <w:rPr>
-                <w:rFonts w:ascii="Times New Roman" w:cs="Times New Roman" w:eastAsia="Times New Roman" w:hAnsi="Times New Roman"/>
-                <w:b w:val="false"/>
-                <w:bCs w:val="false"/>
-                <w:sz w:val="18"/>
-                <w:szCs w:val="18"/>
-              </w:rPr>
-              <w:t xml:space="preserve">T15–T16</w:t>
-            </w:r>
-          </w:p>
-        </w:tc>
-        <w:tc>
-          <w:tcPr>
-            <w:tcW w:type="dxa" w:w="1600"/>
-          </w:tcPr>
-          <w:p>
-            <w:pPr>
-              <w:spacing w:line="276" w:lineRule="auto"/>
-            </w:pPr>
-            <w:r>
-              <w:rPr>
-                <w:rFonts w:ascii="Times New Roman" w:cs="Times New Roman" w:eastAsia="Times New Roman" w:hAnsi="Times New Roman"/>
-                <w:b w:val="false"/>
-                <w:bCs w:val="false"/>
-                <w:sz w:val="18"/>
-                <w:szCs w:val="18"/>
-              </w:rPr>
-              <w:t xml:space="preserve">BillingStrategy</w:t>
-            </w:r>
-          </w:p>
-        </w:tc>
-        <w:tc>
-          <w:tcPr>
-            <w:tcW w:type="dxa" w:w="2000"/>
-          </w:tcPr>
-          <w:p>
-            <w:pPr>
-              <w:spacing w:line="276" w:lineRule="auto"/>
-            </w:pPr>
-            <w:r>
-              <w:rPr>
-                <w:rFonts w:ascii="Times New Roman" w:cs="Times New Roman" w:eastAsia="Times New Roman" w:hAnsi="Times New Roman"/>
-                <w:b w:val="false"/>
-                <w:bCs w:val="false"/>
-                <w:sz w:val="18"/>
-                <w:szCs w:val="18"/>
-              </w:rPr>
-              <w:t xml:space="preserve">Standard vs. insurance billing</w:t>
-            </w:r>
-          </w:p>
-        </w:tc>
-        <w:tc>
-          <w:tcPr>
-            <w:tcW w:type="dxa" w:w="1900"/>
-          </w:tcPr>
-          <w:p>
-            <w:pPr>
-              <w:spacing w:line="276" w:lineRule="auto"/>
-            </w:pPr>
-            <w:r>
-              <w:rPr>
-                <w:rFonts w:ascii="Times New Roman" w:cs="Times New Roman" w:eastAsia="Times New Roman" w:hAnsi="Times New Roman"/>
-                <w:b w:val="false"/>
-                <w:bCs w:val="false"/>
-                <w:sz w:val="18"/>
-                <w:szCs w:val="18"/>
-              </w:rPr>
-              <w:t xml:space="preserve">consult Rs.1500, treatment Rs.5000</w:t>
-            </w:r>
-          </w:p>
-        </w:tc>
-        <w:tc>
-          <w:tcPr>
-            <w:tcW w:type="dxa" w:w="1900"/>
-          </w:tcPr>
-          <w:p>
-            <w:pPr>
-              <w:spacing w:line="276" w:lineRule="auto"/>
-            </w:pPr>
-            <w:r>
-              <w:rPr>
-                <w:rFonts w:ascii="Times New Roman" w:cs="Times New Roman" w:eastAsia="Times New Roman" w:hAnsi="Times New Roman"/>
-                <w:b w:val="false"/>
-                <w:bCs w:val="false"/>
-                <w:sz w:val="18"/>
-                <w:szCs w:val="18"/>
-              </w:rPr>
-              <w:t xml:space="preserve">total 6500 / discount 1000, total 5500</w:t>
-            </w:r>
-          </w:p>
-        </w:tc>
-      </w:tr>
-      <w:tr>
-        <w:tc>
-          <w:tcPr>
-            <w:tcW w:type="dxa" w:w="800"/>
-          </w:tcPr>
-          <w:p>
-            <w:pPr>
-              <w:spacing w:line="276" w:lineRule="auto"/>
-            </w:pPr>
-            <w:r>
-              <w:rPr>
-                <w:rFonts w:ascii="Times New Roman" w:cs="Times New Roman" w:eastAsia="Times New Roman" w:hAnsi="Times New Roman"/>
-                <w:b w:val="false"/>
-                <w:bCs w:val="false"/>
-                <w:sz w:val="18"/>
-                <w:szCs w:val="18"/>
-              </w:rPr>
-              <w:t xml:space="preserve">T17</w:t>
-            </w:r>
-          </w:p>
-        </w:tc>
-        <w:tc>
-          <w:tcPr>
-            <w:tcW w:type="dxa" w:w="1600"/>
-          </w:tcPr>
-          <w:p>
-            <w:pPr>
-              <w:spacing w:line="276" w:lineRule="auto"/>
-            </w:pPr>
-            <w:r>
-              <w:rPr>
-                <w:rFonts w:ascii="Times New Roman" w:cs="Times New Roman" w:eastAsia="Times New Roman" w:hAnsi="Times New Roman"/>
-                <w:b w:val="false"/>
-                <w:bCs w:val="false"/>
-                <w:sz w:val="18"/>
-                <w:szCs w:val="18"/>
-              </w:rPr>
-              <w:t xml:space="preserve">BillingStrategyFactory</w:t>
-            </w:r>
-          </w:p>
-        </w:tc>
-        <w:tc>
-          <w:tcPr>
-            <w:tcW w:type="dxa" w:w="2000"/>
-          </w:tcPr>
-          <w:p>
-            <w:pPr>
-              <w:spacing w:line="276" w:lineRule="auto"/>
-            </w:pPr>
-            <w:r>
-              <w:rPr>
-                <w:rFonts w:ascii="Times New Roman" w:cs="Times New Roman" w:eastAsia="Times New Roman" w:hAnsi="Times New Roman"/>
-                <w:b w:val="false"/>
-                <w:bCs w:val="false"/>
-                <w:sz w:val="18"/>
-                <w:szCs w:val="18"/>
-              </w:rPr>
-              <w:t xml:space="preserve">Strategy selection</w:t>
-            </w:r>
-          </w:p>
-        </w:tc>
-        <w:tc>
-          <w:tcPr>
-            <w:tcW w:type="dxa" w:w="1900"/>
-          </w:tcPr>
-          <w:p>
-            <w:pPr>
-              <w:spacing w:line="276" w:lineRule="auto"/>
-            </w:pPr>
-            <w:r>
-              <w:rPr>
-                <w:rFonts w:ascii="Times New Roman" w:cs="Times New Roman" w:eastAsia="Times New Roman" w:hAnsi="Times New Roman"/>
-                <w:b w:val="false"/>
-                <w:bCs w:val="false"/>
-                <w:sz w:val="18"/>
-                <w:szCs w:val="18"/>
-              </w:rPr>
-              <w:t xml:space="preserve">hasInsurance = true/false</w:t>
-            </w:r>
-          </w:p>
-        </w:tc>
-        <w:tc>
-          <w:tcPr>
-            <w:tcW w:type="dxa" w:w="1900"/>
-          </w:tcPr>
-          <w:p>
-            <w:pPr>
-              <w:spacing w:line="276" w:lineRule="auto"/>
-            </w:pPr>
-            <w:r>
-              <w:rPr>
-                <w:rFonts w:ascii="Times New Roman" w:cs="Times New Roman" w:eastAsia="Times New Roman" w:hAnsi="Times New Roman"/>
-                <w:b w:val="false"/>
-                <w:bCs w:val="false"/>
-                <w:sz w:val="18"/>
-                <w:szCs w:val="18"/>
-              </w:rPr>
-              <w:t xml:space="preserve">returns matching strategy type</w:t>
-            </w:r>
-          </w:p>
-        </w:tc>
-      </w:tr>
-      <w:tr>
-        <w:tc>
-          <w:tcPr>
-            <w:tcW w:type="dxa" w:w="800"/>
-          </w:tcPr>
-          <w:p>
-            <w:pPr>
-              <w:spacing w:line="276" w:lineRule="auto"/>
-            </w:pPr>
-            <w:r>
-              <w:rPr>
-                <w:rFonts w:ascii="Times New Roman" w:cs="Times New Roman" w:eastAsia="Times New Roman" w:hAnsi="Times New Roman"/>
-                <w:b w:val="false"/>
-                <w:bCs w:val="false"/>
-                <w:sz w:val="18"/>
-                <w:szCs w:val="18"/>
-              </w:rPr>
-              <w:t xml:space="preserve">T18–T19</w:t>
-            </w:r>
-          </w:p>
-        </w:tc>
-        <w:tc>
-          <w:tcPr>
-            <w:tcW w:type="dxa" w:w="1600"/>
-          </w:tcPr>
-          <w:p>
-            <w:pPr>
-              <w:spacing w:line="276" w:lineRule="auto"/>
-            </w:pPr>
-            <w:r>
-              <w:rPr>
-                <w:rFonts w:ascii="Times New Roman" w:cs="Times New Roman" w:eastAsia="Times New Roman" w:hAnsi="Times New Roman"/>
-                <w:b w:val="false"/>
-                <w:bCs w:val="false"/>
-                <w:sz w:val="18"/>
-                <w:szCs w:val="18"/>
-              </w:rPr>
-              <w:t xml:space="preserve">AppointmentService</w:t>
-            </w:r>
-          </w:p>
-        </w:tc>
-        <w:tc>
-          <w:tcPr>
-            <w:tcW w:type="dxa" w:w="2000"/>
-          </w:tcPr>
-          <w:p>
-            <w:pPr>
-              <w:spacing w:line="276" w:lineRule="auto"/>
-            </w:pPr>
-            <w:r>
-              <w:rPr>
-                <w:rFonts w:ascii="Times New Roman" w:cs="Times New Roman" w:eastAsia="Times New Roman" w:hAnsi="Times New Roman"/>
-                <w:b w:val="false"/>
-                <w:bCs w:val="false"/>
-                <w:sz w:val="18"/>
-                <w:szCs w:val="18"/>
-              </w:rPr>
-              <w:t xml:space="preserve">Registration + number-collision retry</w:t>
-            </w:r>
-          </w:p>
-        </w:tc>
-        <w:tc>
-          <w:tcPr>
-            <w:tcW w:type="dxa" w:w="1900"/>
-          </w:tcPr>
-          <w:p>
-            <w:pPr>
-              <w:spacing w:line="276" w:lineRule="auto"/>
-            </w:pPr>
-            <w:r>
-              <w:rPr>
-                <w:rFonts w:ascii="Times New Roman" w:cs="Times New Roman" w:eastAsia="Times New Roman" w:hAnsi="Times New Roman"/>
-                <w:b w:val="false"/>
-                <w:bCs w:val="false"/>
-                <w:sz w:val="18"/>
-                <w:szCs w:val="18"/>
-              </w:rPr>
-              <w:t xml:space="preserve">mocked PatientDAO/AppointmentDAO</w:t>
-            </w:r>
-          </w:p>
-        </w:tc>
-        <w:tc>
-          <w:tcPr>
-            <w:tcW w:type="dxa" w:w="1900"/>
-          </w:tcPr>
-          <w:p>
-            <w:pPr>
-              <w:spacing w:line="276" w:lineRule="auto"/>
-            </w:pPr>
-            <w:r>
-              <w:rPr>
-                <w:rFonts w:ascii="Times New Roman" w:cs="Times New Roman" w:eastAsia="Times New Roman" w:hAnsi="Times New Roman"/>
-                <w:b w:val="false"/>
-                <w:bCs w:val="false"/>
-                <w:sz w:val="18"/>
-                <w:szCs w:val="18"/>
-              </w:rPr>
-              <w:t xml:space="preserve">patient &amp; appointment saved; retries until unique</w:t>
-            </w:r>
-          </w:p>
-        </w:tc>
-      </w:tr>
-      <w:tr>
-        <w:tc>
-          <w:tcPr>
-            <w:tcW w:type="dxa" w:w="800"/>
-          </w:tcPr>
-          <w:p>
-            <w:pPr>
-              <w:spacing w:line="276" w:lineRule="auto"/>
-            </w:pPr>
-            <w:r>
-              <w:rPr>
-                <w:rFonts w:ascii="Times New Roman" w:cs="Times New Roman" w:eastAsia="Times New Roman" w:hAnsi="Times New Roman"/>
-                <w:b w:val="false"/>
-                <w:bCs w:val="false"/>
-                <w:sz w:val="18"/>
-                <w:szCs w:val="18"/>
-              </w:rPr>
-              <w:t xml:space="preserve">T20–T22</w:t>
-            </w:r>
-          </w:p>
-        </w:tc>
-        <w:tc>
-          <w:tcPr>
-            <w:tcW w:type="dxa" w:w="1600"/>
-          </w:tcPr>
-          <w:p>
-            <w:pPr>
-              <w:spacing w:line="276" w:lineRule="auto"/>
-            </w:pPr>
-            <w:r>
-              <w:rPr>
-                <w:rFonts w:ascii="Times New Roman" w:cs="Times New Roman" w:eastAsia="Times New Roman" w:hAnsi="Times New Roman"/>
-                <w:b w:val="false"/>
-                <w:bCs w:val="false"/>
-                <w:sz w:val="18"/>
-                <w:szCs w:val="18"/>
-              </w:rPr>
-              <w:t xml:space="preserve">BillService</w:t>
-            </w:r>
-          </w:p>
-        </w:tc>
-        <w:tc>
-          <w:tcPr>
-            <w:tcW w:type="dxa" w:w="2000"/>
-          </w:tcPr>
-          <w:p>
-            <w:pPr>
-              <w:spacing w:line="276" w:lineRule="auto"/>
-            </w:pPr>
-            <w:r>
-              <w:rPr>
-                <w:rFonts w:ascii="Times New Roman" w:cs="Times New Roman" w:eastAsia="Times New Roman" w:hAnsi="Times New Roman"/>
-                <w:b w:val="false"/>
-                <w:bCs w:val="false"/>
-                <w:sz w:val="18"/>
-                <w:szCs w:val="18"/>
-              </w:rPr>
-              <w:t xml:space="preserve">Standard / insurance / re-billing</w:t>
-            </w:r>
-          </w:p>
-        </w:tc>
-        <w:tc>
-          <w:tcPr>
-            <w:tcW w:type="dxa" w:w="1900"/>
-          </w:tcPr>
-          <w:p>
-            <w:pPr>
-              <w:spacing w:line="276" w:lineRule="auto"/>
-            </w:pPr>
-            <w:r>
-              <w:rPr>
-                <w:rFonts w:ascii="Times New Roman" w:cs="Times New Roman" w:eastAsia="Times New Roman" w:hAnsi="Times New Roman"/>
-                <w:b w:val="false"/>
-                <w:bCs w:val="false"/>
-                <w:sz w:val="18"/>
-                <w:szCs w:val="18"/>
-              </w:rPr>
-              <w:t xml:space="preserve">treatment fee Rs.3500</w:t>
-            </w:r>
-          </w:p>
-        </w:tc>
-        <w:tc>
-          <w:tcPr>
-            <w:tcW w:type="dxa" w:w="1900"/>
-          </w:tcPr>
-          <w:p>
-            <w:pPr>
-              <w:spacing w:line="276" w:lineRule="auto"/>
-            </w:pPr>
-            <w:r>
-              <w:rPr>
-                <w:rFonts w:ascii="Times New Roman" w:cs="Times New Roman" w:eastAsia="Times New Roman" w:hAnsi="Times New Roman"/>
-                <w:b w:val="false"/>
-                <w:bCs w:val="false"/>
-                <w:sz w:val="18"/>
-                <w:szCs w:val="18"/>
-              </w:rPr>
-              <w:t xml:space="preserve">total 5000 / discount 700, total 4300 / existing bill returned, no duplicate save</w:t>
-            </w:r>
-          </w:p>
-        </w:tc>
-      </w:tr>
-      <w:tr>
-        <w:tc>
-          <w:tcPr>
-            <w:tcW w:type="dxa" w:w="800"/>
-          </w:tcPr>
-          <w:p>
-            <w:pPr>
-              <w:spacing w:line="276" w:lineRule="auto"/>
-            </w:pPr>
-            <w:r>
-              <w:rPr>
-                <w:rFonts w:ascii="Times New Roman" w:cs="Times New Roman" w:eastAsia="Times New Roman" w:hAnsi="Times New Roman"/>
-                <w:b w:val="false"/>
-                <w:bCs w:val="false"/>
-                <w:sz w:val="18"/>
-                <w:szCs w:val="18"/>
-              </w:rPr>
-              <w:t xml:space="preserve">T23–T25</w:t>
-            </w:r>
-          </w:p>
-        </w:tc>
-        <w:tc>
-          <w:tcPr>
-            <w:tcW w:type="dxa" w:w="1600"/>
-          </w:tcPr>
-          <w:p>
-            <w:pPr>
-              <w:spacing w:line="276" w:lineRule="auto"/>
-            </w:pPr>
-            <w:r>
-              <w:rPr>
-                <w:rFonts w:ascii="Times New Roman" w:cs="Times New Roman" w:eastAsia="Times New Roman" w:hAnsi="Times New Roman"/>
-                <w:b w:val="false"/>
-                <w:bCs w:val="false"/>
-                <w:sz w:val="18"/>
-                <w:szCs w:val="18"/>
-              </w:rPr>
-              <w:t xml:space="preserve">AuthService</w:t>
-            </w:r>
-          </w:p>
-        </w:tc>
-        <w:tc>
-          <w:tcPr>
-            <w:tcW w:type="dxa" w:w="2000"/>
-          </w:tcPr>
-          <w:p>
-            <w:pPr>
-              <w:spacing w:line="276" w:lineRule="auto"/>
-            </w:pPr>
-            <w:r>
-              <w:rPr>
-                <w:rFonts w:ascii="Times New Roman" w:cs="Times New Roman" w:eastAsia="Times New Roman" w:hAnsi="Times New Roman"/>
-                <w:b w:val="false"/>
-                <w:bCs w:val="false"/>
-                <w:sz w:val="18"/>
-                <w:szCs w:val="18"/>
-              </w:rPr>
-              <w:t xml:space="preserve">Login success / wrong password / unknown user</w:t>
-            </w:r>
-          </w:p>
-        </w:tc>
-        <w:tc>
-          <w:tcPr>
-            <w:tcW w:type="dxa" w:w="1900"/>
-          </w:tcPr>
-          <w:p>
-            <w:pPr>
-              <w:spacing w:line="276" w:lineRule="auto"/>
-            </w:pPr>
-            <w:r>
-              <w:rPr>
-                <w:rFonts w:ascii="Times New Roman" w:cs="Times New Roman" w:eastAsia="Times New Roman" w:hAnsi="Times New Roman"/>
-                <w:b w:val="false"/>
-                <w:bCs w:val="false"/>
-                <w:sz w:val="18"/>
-                <w:szCs w:val="18"/>
-              </w:rPr>
-              <w:t xml:space="preserve">hashed password comparison</w:t>
-            </w:r>
-          </w:p>
-        </w:tc>
-        <w:tc>
-          <w:tcPr>
-            <w:tcW w:type="dxa" w:w="1900"/>
-          </w:tcPr>
-          <w:p>
-            <w:pPr>
-              <w:spacing w:line="276" w:lineRule="auto"/>
-            </w:pPr>
-            <w:r>
-              <w:rPr>
-                <w:rFonts w:ascii="Times New Roman" w:cs="Times New Roman" w:eastAsia="Times New Roman" w:hAnsi="Times New Roman"/>
-                <w:b w:val="false"/>
-                <w:bCs w:val="false"/>
-                <w:sz w:val="18"/>
-                <w:szCs w:val="18"/>
-              </w:rPr>
-              <w:t xml:space="preserve">User returned / null / null</w:t>
-            </w:r>
-          </w:p>
-        </w:tc>
-      </w:tr>
-    </w:tbl>
-    <w:p>
-      <w:pPr>
-        <w:pStyle w:val="Heading2"/>
-        <w:spacing w:after="140" w:before="280" w:line="360" w:lineRule="auto"/>
-      </w:pPr>
-      <w:r>
-        <w:rPr>
-          <w:rFonts w:ascii="Times New Roman" w:cs="Times New Roman" w:eastAsia="Times New Roman" w:hAnsi="Times New Roman"/>
-          <w:b/>
-          <w:bCs/>
-          <w:sz w:val="28"/>
-          <w:szCs w:val="28"/>
-        </w:rPr>
-        <w:t xml:space="preserve">4.4 Manual / Exploratory Test Log (DAO + UI Layer)</w:t>
-      </w:r>
-    </w:p>
-    <w:p>
-      <w:pPr>
-        <w:spacing w:after="200" w:line="360" w:lineRule="auto"/>
-        <w:jc w:val="both"/>
-      </w:pPr>
-      <w:r>
-        <w:rPr>
-          <w:rFonts w:ascii="Times New Roman" w:cs="Times New Roman" w:eastAsia="Times New Roman" w:hAnsi="Times New Roman"/>
-          <w:b w:val="false"/>
-          <w:bCs w:val="false"/>
-          <w:i w:val="false"/>
-          <w:iCs w:val="false"/>
-          <w:sz w:val="24"/>
-          <w:szCs w:val="24"/>
-        </w:rPr>
-        <w:t xml:space="preserve">Since DAOs and servlets are integration/UI glue rather than unit-tested, they were verified by hand against a running instance. The table below should be completed with Pass/Fail and a short note while exercising the running application, then screenshotted.</w:t>
-      </w:r>
-    </w:p>
-    <w:tbl>
-      <w:tblPr>
-        <w:tblW w:type="dxa" w:w="8200"/>
-        <w:tblBorders>
-          <w:top w:val="single" w:color="auto" w:sz="4"/>
-          <w:left w:val="single" w:color="auto" w:sz="4"/>
-          <w:bottom w:val="single" w:color="auto" w:sz="4"/>
-          <w:right w:val="single" w:color="auto" w:sz="4"/>
-          <w:insideH w:val="single" w:color="auto" w:sz="4"/>
-          <w:insideV w:val="single" w:color="auto" w:sz="4"/>
-        </w:tblBorders>
-      </w:tblPr>
-      <w:tblGrid>
-        <w:gridCol w:w="700"/>
-        <w:gridCol w:w="3000"/>
-        <w:gridCol w:w="3000"/>
-        <w:gridCol w:w="1500"/>
-      </w:tblGrid>
-      <w:tr>
-        <w:tc>
-          <w:tcPr>
-            <w:tcW w:type="dxa" w:w="700"/>
-            <w:shd w:fill="D9D9D9" w:color="auto" w:val="clear"/>
-          </w:tcPr>
-          <w:p>
-            <w:pPr>
-              <w:spacing w:line="276" w:lineRule="auto"/>
-            </w:pPr>
-            <w:r>
-              <w:rPr>
-                <w:rFonts w:ascii="Times New Roman" w:cs="Times New Roman" w:eastAsia="Times New Roman" w:hAnsi="Times New Roman"/>
-                <w:b/>
-                <w:bCs/>
-                <w:sz w:val="18"/>
-                <w:szCs w:val="18"/>
-              </w:rPr>
-              <w:t xml:space="preserve">#</w:t>
-            </w:r>
-          </w:p>
-        </w:tc>
-        <w:tc>
-          <w:tcPr>
-            <w:tcW w:type="dxa" w:w="3000"/>
-            <w:shd w:fill="D9D9D9" w:color="auto" w:val="clear"/>
-          </w:tcPr>
-          <w:p>
-            <w:pPr>
-              <w:spacing w:line="276" w:lineRule="auto"/>
-            </w:pPr>
-            <w:r>
-              <w:rPr>
-                <w:rFonts w:ascii="Times New Roman" w:cs="Times New Roman" w:eastAsia="Times New Roman" w:hAnsi="Times New Roman"/>
-                <w:b/>
-                <w:bCs/>
-                <w:sz w:val="18"/>
-                <w:szCs w:val="18"/>
-              </w:rPr>
-              <w:t xml:space="preserve">Action</w:t>
-            </w:r>
-          </w:p>
-        </w:tc>
-        <w:tc>
-          <w:tcPr>
-            <w:tcW w:type="dxa" w:w="3000"/>
-            <w:shd w:fill="D9D9D9" w:color="auto" w:val="clear"/>
-          </w:tcPr>
-          <w:p>
-            <w:pPr>
-              <w:spacing w:line="276" w:lineRule="auto"/>
-            </w:pPr>
-            <w:r>
-              <w:rPr>
-                <w:rFonts w:ascii="Times New Roman" w:cs="Times New Roman" w:eastAsia="Times New Roman" w:hAnsi="Times New Roman"/>
-                <w:b/>
-                <w:bCs/>
-                <w:sz w:val="18"/>
-                <w:szCs w:val="18"/>
-              </w:rPr>
-              <w:t xml:space="preserve">Expected result</w:t>
-            </w:r>
-          </w:p>
-        </w:tc>
-        <w:tc>
-          <w:tcPr>
-            <w:tcW w:type="dxa" w:w="1500"/>
-            <w:shd w:fill="D9D9D9" w:color="auto" w:val="clear"/>
-          </w:tcPr>
-          <w:p>
-            <w:pPr>
-              <w:spacing w:line="276" w:lineRule="auto"/>
-            </w:pPr>
-            <w:r>
-              <w:rPr>
-                <w:rFonts w:ascii="Times New Roman" w:cs="Times New Roman" w:eastAsia="Times New Roman" w:hAnsi="Times New Roman"/>
-                <w:b/>
-                <w:bCs/>
-                <w:sz w:val="18"/>
-                <w:szCs w:val="18"/>
-              </w:rPr>
-              <w:t xml:space="preserve">Pass/Fail</w:t>
-            </w:r>
-          </w:p>
-        </w:tc>
-      </w:tr>
-      <w:tr>
-        <w:tc>
-          <w:tcPr>
-            <w:tcW w:type="dxa" w:w="700"/>
-          </w:tcPr>
-          <w:p>
-            <w:pPr>
-              <w:spacing w:line="276" w:lineRule="auto"/>
-            </w:pPr>
-            <w:r>
-              <w:rPr>
-                <w:rFonts w:ascii="Times New Roman" w:cs="Times New Roman" w:eastAsia="Times New Roman" w:hAnsi="Times New Roman"/>
-                <w:b w:val="false"/>
-                <w:bCs w:val="false"/>
-                <w:sz w:val="18"/>
-                <w:szCs w:val="18"/>
-              </w:rPr>
-              <w:t xml:space="preserve">M1</w:t>
-            </w:r>
-          </w:p>
-        </w:tc>
-        <w:tc>
-          <w:tcPr>
-            <w:tcW w:type="dxa" w:w="3000"/>
-          </w:tcPr>
-          <w:p>
-            <w:pPr>
-              <w:spacing w:line="276" w:lineRule="auto"/>
-            </w:pPr>
-            <w:r>
-              <w:rPr>
-                <w:rFonts w:ascii="Times New Roman" w:cs="Times New Roman" w:eastAsia="Times New Roman" w:hAnsi="Times New Roman"/>
-                <w:b w:val="false"/>
-                <w:bCs w:val="false"/>
-                <w:sz w:val="18"/>
-                <w:szCs w:val="18"/>
-              </w:rPr>
-              <w:t xml:space="preserve">Log in with admin / admin123</w:t>
-            </w:r>
-          </w:p>
-        </w:tc>
-        <w:tc>
-          <w:tcPr>
-            <w:tcW w:type="dxa" w:w="3000"/>
-          </w:tcPr>
-          <w:p>
-            <w:pPr>
-              <w:spacing w:line="276" w:lineRule="auto"/>
-            </w:pPr>
-            <w:r>
-              <w:rPr>
-                <w:rFonts w:ascii="Times New Roman" w:cs="Times New Roman" w:eastAsia="Times New Roman" w:hAnsi="Times New Roman"/>
-                <w:b w:val="false"/>
-                <w:bCs w:val="false"/>
-                <w:sz w:val="18"/>
-                <w:szCs w:val="18"/>
-              </w:rPr>
-              <w:t xml:space="preserve">Redirected to dashboard</w:t>
-            </w:r>
-          </w:p>
-        </w:tc>
-        <w:tc>
-          <w:tcPr>
-            <w:tcW w:type="dxa" w:w="1500"/>
-          </w:tcPr>
-          <w:p>
-            <w:pPr>
-              <w:spacing w:line="276" w:lineRule="auto"/>
-            </w:pPr>
-            <w:r>
-              <w:rPr>
-                <w:rFonts w:ascii="Times New Roman" w:cs="Times New Roman" w:eastAsia="Times New Roman" w:hAnsi="Times New Roman"/>
-                <w:b w:val="false"/>
-                <w:bCs w:val="false"/>
-                <w:sz w:val="18"/>
-                <w:szCs w:val="18"/>
-              </w:rPr>
-              <w:t xml:space="preserve"/>
-            </w:r>
-          </w:p>
-        </w:tc>
-      </w:tr>
-      <w:tr>
-        <w:tc>
-          <w:tcPr>
-            <w:tcW w:type="dxa" w:w="700"/>
-          </w:tcPr>
-          <w:p>
-            <w:pPr>
-              <w:spacing w:line="276" w:lineRule="auto"/>
-            </w:pPr>
-            <w:r>
-              <w:rPr>
-                <w:rFonts w:ascii="Times New Roman" w:cs="Times New Roman" w:eastAsia="Times New Roman" w:hAnsi="Times New Roman"/>
-                <w:b w:val="false"/>
-                <w:bCs w:val="false"/>
-                <w:sz w:val="18"/>
-                <w:szCs w:val="18"/>
-              </w:rPr>
-              <w:t xml:space="preserve">M2</w:t>
-            </w:r>
-          </w:p>
-        </w:tc>
-        <w:tc>
-          <w:tcPr>
-            <w:tcW w:type="dxa" w:w="3000"/>
-          </w:tcPr>
-          <w:p>
-            <w:pPr>
-              <w:spacing w:line="276" w:lineRule="auto"/>
-            </w:pPr>
-            <w:r>
-              <w:rPr>
-                <w:rFonts w:ascii="Times New Roman" w:cs="Times New Roman" w:eastAsia="Times New Roman" w:hAnsi="Times New Roman"/>
-                <w:b w:val="false"/>
-                <w:bCs w:val="false"/>
-                <w:sz w:val="18"/>
-                <w:szCs w:val="18"/>
-              </w:rPr>
-              <w:t xml:space="preserve">Log in with wrong password</w:t>
-            </w:r>
-          </w:p>
-        </w:tc>
-        <w:tc>
-          <w:tcPr>
-            <w:tcW w:type="dxa" w:w="3000"/>
-          </w:tcPr>
-          <w:p>
-            <w:pPr>
-              <w:spacing w:line="276" w:lineRule="auto"/>
-            </w:pPr>
-            <w:r>
-              <w:rPr>
-                <w:rFonts w:ascii="Times New Roman" w:cs="Times New Roman" w:eastAsia="Times New Roman" w:hAnsi="Times New Roman"/>
-                <w:b w:val="false"/>
-                <w:bCs w:val="false"/>
-                <w:sz w:val="18"/>
-                <w:szCs w:val="18"/>
-              </w:rPr>
-              <w:t xml:space="preserve">Error shown, stays on login page</w:t>
-            </w:r>
-          </w:p>
-        </w:tc>
-        <w:tc>
-          <w:tcPr>
-            <w:tcW w:type="dxa" w:w="1500"/>
-          </w:tcPr>
-          <w:p>
-            <w:pPr>
-              <w:spacing w:line="276" w:lineRule="auto"/>
-            </w:pPr>
-            <w:r>
-              <w:rPr>
-                <w:rFonts w:ascii="Times New Roman" w:cs="Times New Roman" w:eastAsia="Times New Roman" w:hAnsi="Times New Roman"/>
-                <w:b w:val="false"/>
-                <w:bCs w:val="false"/>
-                <w:sz w:val="18"/>
-                <w:szCs w:val="18"/>
-              </w:rPr>
-              <w:t xml:space="preserve"/>
-            </w:r>
-          </w:p>
-        </w:tc>
-      </w:tr>
-      <w:tr>
-        <w:tc>
-          <w:tcPr>
-            <w:tcW w:type="dxa" w:w="700"/>
-          </w:tcPr>
-          <w:p>
-            <w:pPr>
-              <w:spacing w:line="276" w:lineRule="auto"/>
-            </w:pPr>
-            <w:r>
-              <w:rPr>
-                <w:rFonts w:ascii="Times New Roman" w:cs="Times New Roman" w:eastAsia="Times New Roman" w:hAnsi="Times New Roman"/>
-                <w:b w:val="false"/>
-                <w:bCs w:val="false"/>
-                <w:sz w:val="18"/>
-                <w:szCs w:val="18"/>
-              </w:rPr>
-              <w:t xml:space="preserve">M3</w:t>
-            </w:r>
-          </w:p>
-        </w:tc>
-        <w:tc>
-          <w:tcPr>
-            <w:tcW w:type="dxa" w:w="3000"/>
-          </w:tcPr>
-          <w:p>
-            <w:pPr>
-              <w:spacing w:line="276" w:lineRule="auto"/>
-            </w:pPr>
-            <w:r>
-              <w:rPr>
-                <w:rFonts w:ascii="Times New Roman" w:cs="Times New Roman" w:eastAsia="Times New Roman" w:hAnsi="Times New Roman"/>
-                <w:b w:val="false"/>
-                <w:bCs w:val="false"/>
-                <w:sz w:val="18"/>
-                <w:szCs w:val="18"/>
-              </w:rPr>
-              <w:t xml:space="preserve">Visit /dashboard while logged out</w:t>
-            </w:r>
-          </w:p>
-        </w:tc>
-        <w:tc>
-          <w:tcPr>
-            <w:tcW w:type="dxa" w:w="3000"/>
-          </w:tcPr>
-          <w:p>
-            <w:pPr>
-              <w:spacing w:line="276" w:lineRule="auto"/>
-            </w:pPr>
-            <w:r>
-              <w:rPr>
-                <w:rFonts w:ascii="Times New Roman" w:cs="Times New Roman" w:eastAsia="Times New Roman" w:hAnsi="Times New Roman"/>
-                <w:b w:val="false"/>
-                <w:bCs w:val="false"/>
-                <w:sz w:val="18"/>
-                <w:szCs w:val="18"/>
-              </w:rPr>
-              <w:t xml:space="preserve">Redirected to login (AuthFilter)</w:t>
-            </w:r>
-          </w:p>
-        </w:tc>
-        <w:tc>
-          <w:tcPr>
-            <w:tcW w:type="dxa" w:w="1500"/>
-          </w:tcPr>
-          <w:p>
-            <w:pPr>
-              <w:spacing w:line="276" w:lineRule="auto"/>
-            </w:pPr>
-            <w:r>
-              <w:rPr>
-                <w:rFonts w:ascii="Times New Roman" w:cs="Times New Roman" w:eastAsia="Times New Roman" w:hAnsi="Times New Roman"/>
-                <w:b w:val="false"/>
-                <w:bCs w:val="false"/>
-                <w:sz w:val="18"/>
-                <w:szCs w:val="18"/>
-              </w:rPr>
-              <w:t xml:space="preserve"/>
-            </w:r>
-          </w:p>
-        </w:tc>
-      </w:tr>
-      <w:tr>
-        <w:tc>
-          <w:tcPr>
-            <w:tcW w:type="dxa" w:w="700"/>
-          </w:tcPr>
-          <w:p>
-            <w:pPr>
-              <w:spacing w:line="276" w:lineRule="auto"/>
-            </w:pPr>
-            <w:r>
-              <w:rPr>
-                <w:rFonts w:ascii="Times New Roman" w:cs="Times New Roman" w:eastAsia="Times New Roman" w:hAnsi="Times New Roman"/>
-                <w:b w:val="false"/>
-                <w:bCs w:val="false"/>
-                <w:sz w:val="18"/>
-                <w:szCs w:val="18"/>
-              </w:rPr>
-              <w:t xml:space="preserve">M4</w:t>
-            </w:r>
-          </w:p>
-        </w:tc>
-        <w:tc>
-          <w:tcPr>
-            <w:tcW w:type="dxa" w:w="3000"/>
-          </w:tcPr>
-          <w:p>
-            <w:pPr>
-              <w:spacing w:line="276" w:lineRule="auto"/>
-            </w:pPr>
-            <w:r>
-              <w:rPr>
-                <w:rFonts w:ascii="Times New Roman" w:cs="Times New Roman" w:eastAsia="Times New Roman" w:hAnsi="Times New Roman"/>
-                <w:b w:val="false"/>
-                <w:bCs w:val="false"/>
-                <w:sz w:val="18"/>
-                <w:szCs w:val="18"/>
-              </w:rPr>
-              <w:t xml:space="preserve">Register an appointment with all valid fields</w:t>
-            </w:r>
-          </w:p>
-        </w:tc>
-        <w:tc>
-          <w:tcPr>
-            <w:tcW w:type="dxa" w:w="3000"/>
-          </w:tcPr>
-          <w:p>
-            <w:pPr>
-              <w:spacing w:line="276" w:lineRule="auto"/>
-            </w:pPr>
-            <w:r>
-              <w:rPr>
-                <w:rFonts w:ascii="Times New Roman" w:cs="Times New Roman" w:eastAsia="Times New Roman" w:hAnsi="Times New Roman"/>
-                <w:b w:val="false"/>
-                <w:bCs w:val="false"/>
-                <w:sz w:val="18"/>
-                <w:szCs w:val="18"/>
-              </w:rPr>
-              <w:t xml:space="preserve">Appointment number shown on confirmation</w:t>
-            </w:r>
-          </w:p>
-        </w:tc>
-        <w:tc>
-          <w:tcPr>
-            <w:tcW w:type="dxa" w:w="1500"/>
-          </w:tcPr>
-          <w:p>
-            <w:pPr>
-              <w:spacing w:line="276" w:lineRule="auto"/>
-            </w:pPr>
-            <w:r>
-              <w:rPr>
-                <w:rFonts w:ascii="Times New Roman" w:cs="Times New Roman" w:eastAsia="Times New Roman" w:hAnsi="Times New Roman"/>
-                <w:b w:val="false"/>
-                <w:bCs w:val="false"/>
-                <w:sz w:val="18"/>
-                <w:szCs w:val="18"/>
-              </w:rPr>
-              <w:t xml:space="preserve"/>
-            </w:r>
-          </w:p>
-        </w:tc>
-      </w:tr>
-      <w:tr>
-        <w:tc>
-          <w:tcPr>
-            <w:tcW w:type="dxa" w:w="700"/>
-          </w:tcPr>
-          <w:p>
-            <w:pPr>
-              <w:spacing w:line="276" w:lineRule="auto"/>
-            </w:pPr>
-            <w:r>
-              <w:rPr>
-                <w:rFonts w:ascii="Times New Roman" w:cs="Times New Roman" w:eastAsia="Times New Roman" w:hAnsi="Times New Roman"/>
-                <w:b w:val="false"/>
-                <w:bCs w:val="false"/>
-                <w:sz w:val="18"/>
-                <w:szCs w:val="18"/>
-              </w:rPr>
-              <w:t xml:space="preserve">M5</w:t>
-            </w:r>
-          </w:p>
-        </w:tc>
-        <w:tc>
-          <w:tcPr>
-            <w:tcW w:type="dxa" w:w="3000"/>
-          </w:tcPr>
-          <w:p>
-            <w:pPr>
-              <w:spacing w:line="276" w:lineRule="auto"/>
-            </w:pPr>
-            <w:r>
-              <w:rPr>
-                <w:rFonts w:ascii="Times New Roman" w:cs="Times New Roman" w:eastAsia="Times New Roman" w:hAnsi="Times New Roman"/>
-                <w:b w:val="false"/>
-                <w:bCs w:val="false"/>
-                <w:sz w:val="18"/>
-                <w:szCs w:val="18"/>
-              </w:rPr>
-              <w:t xml:space="preserve">Register an appointment with a 07:00 time</w:t>
-            </w:r>
-          </w:p>
-        </w:tc>
-        <w:tc>
-          <w:tcPr>
-            <w:tcW w:type="dxa" w:w="3000"/>
-          </w:tcPr>
-          <w:p>
-            <w:pPr>
-              <w:spacing w:line="276" w:lineRule="auto"/>
-            </w:pPr>
-            <w:r>
-              <w:rPr>
-                <w:rFonts w:ascii="Times New Roman" w:cs="Times New Roman" w:eastAsia="Times New Roman" w:hAnsi="Times New Roman"/>
-                <w:b w:val="false"/>
-                <w:bCs w:val="false"/>
-                <w:sz w:val="18"/>
-                <w:szCs w:val="18"/>
-              </w:rPr>
-              <w:t xml:space="preserve">"must be between 09:00 and 17:00" error</w:t>
-            </w:r>
-          </w:p>
-        </w:tc>
-        <w:tc>
-          <w:tcPr>
-            <w:tcW w:type="dxa" w:w="1500"/>
-          </w:tcPr>
-          <w:p>
-            <w:pPr>
-              <w:spacing w:line="276" w:lineRule="auto"/>
-            </w:pPr>
-            <w:r>
-              <w:rPr>
-                <w:rFonts w:ascii="Times New Roman" w:cs="Times New Roman" w:eastAsia="Times New Roman" w:hAnsi="Times New Roman"/>
-                <w:b w:val="false"/>
-                <w:bCs w:val="false"/>
-                <w:sz w:val="18"/>
-                <w:szCs w:val="18"/>
-              </w:rPr>
-              <w:t xml:space="preserve"/>
-            </w:r>
-          </w:p>
-        </w:tc>
-      </w:tr>
-      <w:tr>
-        <w:tc>
-          <w:tcPr>
-            <w:tcW w:type="dxa" w:w="700"/>
-          </w:tcPr>
-          <w:p>
-            <w:pPr>
-              <w:spacing w:line="276" w:lineRule="auto"/>
-            </w:pPr>
-            <w:r>
-              <w:rPr>
-                <w:rFonts w:ascii="Times New Roman" w:cs="Times New Roman" w:eastAsia="Times New Roman" w:hAnsi="Times New Roman"/>
-                <w:b w:val="false"/>
-                <w:bCs w:val="false"/>
-                <w:sz w:val="18"/>
-                <w:szCs w:val="18"/>
-              </w:rPr>
-              <w:t xml:space="preserve">M6</w:t>
-            </w:r>
-          </w:p>
-        </w:tc>
-        <w:tc>
-          <w:tcPr>
-            <w:tcW w:type="dxa" w:w="3000"/>
-          </w:tcPr>
-          <w:p>
-            <w:pPr>
-              <w:spacing w:line="276" w:lineRule="auto"/>
-            </w:pPr>
-            <w:r>
-              <w:rPr>
-                <w:rFonts w:ascii="Times New Roman" w:cs="Times New Roman" w:eastAsia="Times New Roman" w:hAnsi="Times New Roman"/>
-                <w:b w:val="false"/>
-                <w:bCs w:val="false"/>
-                <w:sz w:val="18"/>
-                <w:szCs w:val="18"/>
-              </w:rPr>
-              <w:t xml:space="preserve">Register an appointment with a past date</w:t>
-            </w:r>
-          </w:p>
-        </w:tc>
-        <w:tc>
-          <w:tcPr>
-            <w:tcW w:type="dxa" w:w="3000"/>
-          </w:tcPr>
-          <w:p>
-            <w:pPr>
-              <w:spacing w:line="276" w:lineRule="auto"/>
-            </w:pPr>
-            <w:r>
-              <w:rPr>
-                <w:rFonts w:ascii="Times New Roman" w:cs="Times New Roman" w:eastAsia="Times New Roman" w:hAnsi="Times New Roman"/>
-                <w:b w:val="false"/>
-                <w:bCs w:val="false"/>
-                <w:sz w:val="18"/>
-                <w:szCs w:val="18"/>
-              </w:rPr>
-              <w:t xml:space="preserve">"cannot be in the past" error</w:t>
-            </w:r>
-          </w:p>
-        </w:tc>
-        <w:tc>
-          <w:tcPr>
-            <w:tcW w:type="dxa" w:w="1500"/>
-          </w:tcPr>
-          <w:p>
-            <w:pPr>
-              <w:spacing w:line="276" w:lineRule="auto"/>
-            </w:pPr>
-            <w:r>
-              <w:rPr>
-                <w:rFonts w:ascii="Times New Roman" w:cs="Times New Roman" w:eastAsia="Times New Roman" w:hAnsi="Times New Roman"/>
-                <w:b w:val="false"/>
-                <w:bCs w:val="false"/>
-                <w:sz w:val="18"/>
-                <w:szCs w:val="18"/>
-              </w:rPr>
-              <w:t xml:space="preserve"/>
-            </w:r>
-          </w:p>
-        </w:tc>
-      </w:tr>
-      <w:tr>
-        <w:tc>
-          <w:tcPr>
-            <w:tcW w:type="dxa" w:w="700"/>
-          </w:tcPr>
-          <w:p>
-            <w:pPr>
-              <w:spacing w:line="276" w:lineRule="auto"/>
-            </w:pPr>
-            <w:r>
-              <w:rPr>
-                <w:rFonts w:ascii="Times New Roman" w:cs="Times New Roman" w:eastAsia="Times New Roman" w:hAnsi="Times New Roman"/>
-                <w:b w:val="false"/>
-                <w:bCs w:val="false"/>
-                <w:sz w:val="18"/>
-                <w:szCs w:val="18"/>
-              </w:rPr>
-              <w:t xml:space="preserve">M7</w:t>
-            </w:r>
-          </w:p>
-        </w:tc>
-        <w:tc>
-          <w:tcPr>
-            <w:tcW w:type="dxa" w:w="3000"/>
-          </w:tcPr>
-          <w:p>
-            <w:pPr>
-              <w:spacing w:line="276" w:lineRule="auto"/>
-            </w:pPr>
-            <w:r>
-              <w:rPr>
-                <w:rFonts w:ascii="Times New Roman" w:cs="Times New Roman" w:eastAsia="Times New Roman" w:hAnsi="Times New Roman"/>
-                <w:b w:val="false"/>
-                <w:bCs w:val="false"/>
-                <w:sz w:val="18"/>
-                <w:szCs w:val="18"/>
-              </w:rPr>
-              <w:t xml:space="preserve">Search for the appointment number from M4</w:t>
-            </w:r>
-          </w:p>
-        </w:tc>
-        <w:tc>
-          <w:tcPr>
-            <w:tcW w:type="dxa" w:w="3000"/>
-          </w:tcPr>
-          <w:p>
-            <w:pPr>
-              <w:spacing w:line="276" w:lineRule="auto"/>
-            </w:pPr>
-            <w:r>
-              <w:rPr>
-                <w:rFonts w:ascii="Times New Roman" w:cs="Times New Roman" w:eastAsia="Times New Roman" w:hAnsi="Times New Roman"/>
-                <w:b w:val="false"/>
-                <w:bCs w:val="false"/>
-                <w:sz w:val="18"/>
-                <w:szCs w:val="18"/>
-              </w:rPr>
-              <w:t xml:space="preserve">Full appointment details displayed</w:t>
-            </w:r>
-          </w:p>
-        </w:tc>
-        <w:tc>
-          <w:tcPr>
-            <w:tcW w:type="dxa" w:w="1500"/>
-          </w:tcPr>
-          <w:p>
-            <w:pPr>
-              <w:spacing w:line="276" w:lineRule="auto"/>
-            </w:pPr>
-            <w:r>
-              <w:rPr>
-                <w:rFonts w:ascii="Times New Roman" w:cs="Times New Roman" w:eastAsia="Times New Roman" w:hAnsi="Times New Roman"/>
-                <w:b w:val="false"/>
-                <w:bCs w:val="false"/>
-                <w:sz w:val="18"/>
-                <w:szCs w:val="18"/>
-              </w:rPr>
-              <w:t xml:space="preserve"/>
-            </w:r>
-          </w:p>
-        </w:tc>
-      </w:tr>
-      <w:tr>
-        <w:tc>
-          <w:tcPr>
-            <w:tcW w:type="dxa" w:w="700"/>
-          </w:tcPr>
-          <w:p>
-            <w:pPr>
-              <w:spacing w:line="276" w:lineRule="auto"/>
-            </w:pPr>
-            <w:r>
-              <w:rPr>
-                <w:rFonts w:ascii="Times New Roman" w:cs="Times New Roman" w:eastAsia="Times New Roman" w:hAnsi="Times New Roman"/>
-                <w:b w:val="false"/>
-                <w:bCs w:val="false"/>
-                <w:sz w:val="18"/>
-                <w:szCs w:val="18"/>
-              </w:rPr>
-              <w:t xml:space="preserve">M8</w:t>
-            </w:r>
-          </w:p>
-        </w:tc>
-        <w:tc>
-          <w:tcPr>
-            <w:tcW w:type="dxa" w:w="3000"/>
-          </w:tcPr>
-          <w:p>
-            <w:pPr>
-              <w:spacing w:line="276" w:lineRule="auto"/>
-            </w:pPr>
-            <w:r>
-              <w:rPr>
-                <w:rFonts w:ascii="Times New Roman" w:cs="Times New Roman" w:eastAsia="Times New Roman" w:hAnsi="Times New Roman"/>
-                <w:b w:val="false"/>
-                <w:bCs w:val="false"/>
-                <w:sz w:val="18"/>
-                <w:szCs w:val="18"/>
-              </w:rPr>
-              <w:t xml:space="preserve">Search for a non-existent appointment number</w:t>
-            </w:r>
-          </w:p>
-        </w:tc>
-        <w:tc>
-          <w:tcPr>
-            <w:tcW w:type="dxa" w:w="3000"/>
-          </w:tcPr>
-          <w:p>
-            <w:pPr>
-              <w:spacing w:line="276" w:lineRule="auto"/>
-            </w:pPr>
-            <w:r>
-              <w:rPr>
-                <w:rFonts w:ascii="Times New Roman" w:cs="Times New Roman" w:eastAsia="Times New Roman" w:hAnsi="Times New Roman"/>
-                <w:b w:val="false"/>
-                <w:bCs w:val="false"/>
-                <w:sz w:val="18"/>
-                <w:szCs w:val="18"/>
-              </w:rPr>
-              <w:t xml:space="preserve">"No appointment found" message</w:t>
-            </w:r>
-          </w:p>
-        </w:tc>
-        <w:tc>
-          <w:tcPr>
-            <w:tcW w:type="dxa" w:w="1500"/>
-          </w:tcPr>
-          <w:p>
-            <w:pPr>
-              <w:spacing w:line="276" w:lineRule="auto"/>
-            </w:pPr>
-            <w:r>
-              <w:rPr>
-                <w:rFonts w:ascii="Times New Roman" w:cs="Times New Roman" w:eastAsia="Times New Roman" w:hAnsi="Times New Roman"/>
-                <w:b w:val="false"/>
-                <w:bCs w:val="false"/>
-                <w:sz w:val="18"/>
-                <w:szCs w:val="18"/>
-              </w:rPr>
-              <w:t xml:space="preserve"/>
-            </w:r>
-          </w:p>
-        </w:tc>
-      </w:tr>
-      <w:tr>
-        <w:tc>
-          <w:tcPr>
-            <w:tcW w:type="dxa" w:w="700"/>
-          </w:tcPr>
-          <w:p>
-            <w:pPr>
-              <w:spacing w:line="276" w:lineRule="auto"/>
-            </w:pPr>
-            <w:r>
-              <w:rPr>
-                <w:rFonts w:ascii="Times New Roman" w:cs="Times New Roman" w:eastAsia="Times New Roman" w:hAnsi="Times New Roman"/>
-                <w:b w:val="false"/>
-                <w:bCs w:val="false"/>
-                <w:sz w:val="18"/>
-                <w:szCs w:val="18"/>
-              </w:rPr>
-              <w:t xml:space="preserve">M9</w:t>
-            </w:r>
-          </w:p>
-        </w:tc>
-        <w:tc>
-          <w:tcPr>
-            <w:tcW w:type="dxa" w:w="3000"/>
-          </w:tcPr>
-          <w:p>
-            <w:pPr>
-              <w:spacing w:line="276" w:lineRule="auto"/>
-            </w:pPr>
-            <w:r>
-              <w:rPr>
-                <w:rFonts w:ascii="Times New Roman" w:cs="Times New Roman" w:eastAsia="Times New Roman" w:hAnsi="Times New Roman"/>
-                <w:b w:val="false"/>
-                <w:bCs w:val="false"/>
-                <w:sz w:val="18"/>
-                <w:szCs w:val="18"/>
-              </w:rPr>
-              <w:t xml:space="preserve">Calculate bill, no insurance ticked</w:t>
-            </w:r>
-          </w:p>
-        </w:tc>
-        <w:tc>
-          <w:tcPr>
-            <w:tcW w:type="dxa" w:w="3000"/>
-          </w:tcPr>
-          <w:p>
-            <w:pPr>
-              <w:spacing w:line="276" w:lineRule="auto"/>
-            </w:pPr>
-            <w:r>
-              <w:rPr>
-                <w:rFonts w:ascii="Times New Roman" w:cs="Times New Roman" w:eastAsia="Times New Roman" w:hAnsi="Times New Roman"/>
-                <w:b w:val="false"/>
-                <w:bCs w:val="false"/>
-                <w:sz w:val="18"/>
-                <w:szCs w:val="18"/>
-              </w:rPr>
-              <w:t xml:space="preserve">Total = consultation fee + treatment fee</w:t>
-            </w:r>
-          </w:p>
-        </w:tc>
-        <w:tc>
-          <w:tcPr>
-            <w:tcW w:type="dxa" w:w="1500"/>
-          </w:tcPr>
-          <w:p>
-            <w:pPr>
-              <w:spacing w:line="276" w:lineRule="auto"/>
-            </w:pPr>
-            <w:r>
-              <w:rPr>
-                <w:rFonts w:ascii="Times New Roman" w:cs="Times New Roman" w:eastAsia="Times New Roman" w:hAnsi="Times New Roman"/>
-                <w:b w:val="false"/>
-                <w:bCs w:val="false"/>
-                <w:sz w:val="18"/>
-                <w:szCs w:val="18"/>
-              </w:rPr>
-              <w:t xml:space="preserve"/>
-            </w:r>
-          </w:p>
-        </w:tc>
-      </w:tr>
-      <w:tr>
-        <w:tc>
-          <w:tcPr>
-            <w:tcW w:type="dxa" w:w="700"/>
-          </w:tcPr>
-          <w:p>
-            <w:pPr>
-              <w:spacing w:line="276" w:lineRule="auto"/>
-            </w:pPr>
-            <w:r>
-              <w:rPr>
-                <w:rFonts w:ascii="Times New Roman" w:cs="Times New Roman" w:eastAsia="Times New Roman" w:hAnsi="Times New Roman"/>
-                <w:b w:val="false"/>
-                <w:bCs w:val="false"/>
-                <w:sz w:val="18"/>
-                <w:szCs w:val="18"/>
-              </w:rPr>
-              <w:t xml:space="preserve">M10</w:t>
-            </w:r>
-          </w:p>
-        </w:tc>
-        <w:tc>
-          <w:tcPr>
-            <w:tcW w:type="dxa" w:w="3000"/>
-          </w:tcPr>
-          <w:p>
-            <w:pPr>
-              <w:spacing w:line="276" w:lineRule="auto"/>
-            </w:pPr>
-            <w:r>
-              <w:rPr>
-                <w:rFonts w:ascii="Times New Roman" w:cs="Times New Roman" w:eastAsia="Times New Roman" w:hAnsi="Times New Roman"/>
-                <w:b w:val="false"/>
-                <w:bCs w:val="false"/>
-                <w:sz w:val="18"/>
-                <w:szCs w:val="18"/>
-              </w:rPr>
-              <w:t xml:space="preserve">Calculate bill again for the same appointment, ticking insurance</w:t>
-            </w:r>
-          </w:p>
-        </w:tc>
-        <w:tc>
-          <w:tcPr>
-            <w:tcW w:type="dxa" w:w="3000"/>
-          </w:tcPr>
-          <w:p>
-            <w:pPr>
-              <w:spacing w:line="276" w:lineRule="auto"/>
-            </w:pPr>
-            <w:r>
-              <w:rPr>
-                <w:rFonts w:ascii="Times New Roman" w:cs="Times New Roman" w:eastAsia="Times New Roman" w:hAnsi="Times New Roman"/>
-                <w:b w:val="false"/>
-                <w:bCs w:val="false"/>
-                <w:sz w:val="18"/>
-                <w:szCs w:val="18"/>
-              </w:rPr>
-              <w:t xml:space="preserve">Returns the same bill as M9 (idempotent)</w:t>
-            </w:r>
-          </w:p>
-        </w:tc>
-        <w:tc>
-          <w:tcPr>
-            <w:tcW w:type="dxa" w:w="1500"/>
-          </w:tcPr>
-          <w:p>
-            <w:pPr>
-              <w:spacing w:line="276" w:lineRule="auto"/>
-            </w:pPr>
-            <w:r>
-              <w:rPr>
-                <w:rFonts w:ascii="Times New Roman" w:cs="Times New Roman" w:eastAsia="Times New Roman" w:hAnsi="Times New Roman"/>
-                <w:b w:val="false"/>
-                <w:bCs w:val="false"/>
-                <w:sz w:val="18"/>
-                <w:szCs w:val="18"/>
-              </w:rPr>
-              <w:t xml:space="preserve"/>
-            </w:r>
-          </w:p>
-        </w:tc>
-      </w:tr>
-      <w:tr>
-        <w:tc>
-          <w:tcPr>
-            <w:tcW w:type="dxa" w:w="700"/>
-          </w:tcPr>
-          <w:p>
-            <w:pPr>
-              <w:spacing w:line="276" w:lineRule="auto"/>
-            </w:pPr>
-            <w:r>
-              <w:rPr>
-                <w:rFonts w:ascii="Times New Roman" w:cs="Times New Roman" w:eastAsia="Times New Roman" w:hAnsi="Times New Roman"/>
-                <w:b w:val="false"/>
-                <w:bCs w:val="false"/>
-                <w:sz w:val="18"/>
-                <w:szCs w:val="18"/>
-              </w:rPr>
-              <w:t xml:space="preserve">M11</w:t>
-            </w:r>
-          </w:p>
-        </w:tc>
-        <w:tc>
-          <w:tcPr>
-            <w:tcW w:type="dxa" w:w="3000"/>
-          </w:tcPr>
-          <w:p>
-            <w:pPr>
-              <w:spacing w:line="276" w:lineRule="auto"/>
-            </w:pPr>
-            <w:r>
-              <w:rPr>
-                <w:rFonts w:ascii="Times New Roman" w:cs="Times New Roman" w:eastAsia="Times New Roman" w:hAnsi="Times New Roman"/>
-                <w:b w:val="false"/>
-                <w:bCs w:val="false"/>
-                <w:sz w:val="18"/>
-                <w:szCs w:val="18"/>
-              </w:rPr>
-              <w:t xml:space="preserve">GET /api/appointments?number=&lt;valid&gt;</w:t>
-            </w:r>
-          </w:p>
-        </w:tc>
-        <w:tc>
-          <w:tcPr>
-            <w:tcW w:type="dxa" w:w="3000"/>
-          </w:tcPr>
-          <w:p>
-            <w:pPr>
-              <w:spacing w:line="276" w:lineRule="auto"/>
-            </w:pPr>
-            <w:r>
-              <w:rPr>
-                <w:rFonts w:ascii="Times New Roman" w:cs="Times New Roman" w:eastAsia="Times New Roman" w:hAnsi="Times New Roman"/>
-                <w:b w:val="false"/>
-                <w:bCs w:val="false"/>
-                <w:sz w:val="18"/>
-                <w:szCs w:val="18"/>
-              </w:rPr>
-              <w:t xml:space="preserve">JSON body with appointment fields</w:t>
-            </w:r>
-          </w:p>
-        </w:tc>
-        <w:tc>
-          <w:tcPr>
-            <w:tcW w:type="dxa" w:w="1500"/>
-          </w:tcPr>
-          <w:p>
-            <w:pPr>
-              <w:spacing w:line="276" w:lineRule="auto"/>
-            </w:pPr>
-            <w:r>
-              <w:rPr>
-                <w:rFonts w:ascii="Times New Roman" w:cs="Times New Roman" w:eastAsia="Times New Roman" w:hAnsi="Times New Roman"/>
-                <w:b w:val="false"/>
-                <w:bCs w:val="false"/>
-                <w:sz w:val="18"/>
-                <w:szCs w:val="18"/>
-              </w:rPr>
-              <w:t xml:space="preserve"/>
-            </w:r>
-          </w:p>
-        </w:tc>
-      </w:tr>
-      <w:tr>
-        <w:tc>
-          <w:tcPr>
-            <w:tcW w:type="dxa" w:w="700"/>
-          </w:tcPr>
-          <w:p>
-            <w:pPr>
-              <w:spacing w:line="276" w:lineRule="auto"/>
-            </w:pPr>
-            <w:r>
-              <w:rPr>
-                <w:rFonts w:ascii="Times New Roman" w:cs="Times New Roman" w:eastAsia="Times New Roman" w:hAnsi="Times New Roman"/>
-                <w:b w:val="false"/>
-                <w:bCs w:val="false"/>
-                <w:sz w:val="18"/>
-                <w:szCs w:val="18"/>
-              </w:rPr>
-              <w:t xml:space="preserve">M12</w:t>
-            </w:r>
-          </w:p>
-        </w:tc>
-        <w:tc>
-          <w:tcPr>
-            <w:tcW w:type="dxa" w:w="3000"/>
-          </w:tcPr>
-          <w:p>
-            <w:pPr>
-              <w:spacing w:line="276" w:lineRule="auto"/>
-            </w:pPr>
-            <w:r>
-              <w:rPr>
-                <w:rFonts w:ascii="Times New Roman" w:cs="Times New Roman" w:eastAsia="Times New Roman" w:hAnsi="Times New Roman"/>
-                <w:b w:val="false"/>
-                <w:bCs w:val="false"/>
-                <w:sz w:val="18"/>
-                <w:szCs w:val="18"/>
-              </w:rPr>
-              <w:t xml:space="preserve">GET /api/appointments?number=&lt;invalid&gt;</w:t>
-            </w:r>
-          </w:p>
-        </w:tc>
-        <w:tc>
-          <w:tcPr>
-            <w:tcW w:type="dxa" w:w="3000"/>
-          </w:tcPr>
-          <w:p>
-            <w:pPr>
-              <w:spacing w:line="276" w:lineRule="auto"/>
-            </w:pPr>
-            <w:r>
-              <w:rPr>
-                <w:rFonts w:ascii="Times New Roman" w:cs="Times New Roman" w:eastAsia="Times New Roman" w:hAnsi="Times New Roman"/>
-                <w:b w:val="false"/>
-                <w:bCs w:val="false"/>
-                <w:sz w:val="18"/>
-                <w:szCs w:val="18"/>
-              </w:rPr>
-              <w:t xml:space="preserve">HTTP 404 with JSON error body</w:t>
-            </w:r>
-          </w:p>
-        </w:tc>
-        <w:tc>
-          <w:tcPr>
-            <w:tcW w:type="dxa" w:w="1500"/>
-          </w:tcPr>
-          <w:p>
-            <w:pPr>
-              <w:spacing w:line="276" w:lineRule="auto"/>
-            </w:pPr>
-            <w:r>
-              <w:rPr>
-                <w:rFonts w:ascii="Times New Roman" w:cs="Times New Roman" w:eastAsia="Times New Roman" w:hAnsi="Times New Roman"/>
-                <w:b w:val="false"/>
-                <w:bCs w:val="false"/>
-                <w:sz w:val="18"/>
-                <w:szCs w:val="18"/>
-              </w:rPr>
-              <w:t xml:space="preserve"/>
-            </w:r>
-          </w:p>
-        </w:tc>
-      </w:tr>
-    </w:tbl>
-    <w:p>
-      <w:pPr>
-        <w:pBdr>
-          <w:top w:val="single" w:color="BF9000" w:sz="8"/>
-          <w:bottom w:val="single" w:color="BF9000" w:sz="8"/>
-          <w:left w:val="single" w:color="BF9000" w:sz="8"/>
-          <w:right w:val="single" w:color="BF9000" w:sz="8"/>
-        </w:pBdr>
-        <w:shd w:fill="FFF2CC" w:color="auto" w:val="clear"/>
-        <w:spacing w:after="250" w:before="150" w:line="300" w:lineRule="auto"/>
-      </w:pPr>
-      <w:r>
-        <w:rPr>
-          <w:rFonts w:ascii="Times New Roman" w:cs="Times New Roman" w:eastAsia="Times New Roman" w:hAnsi="Times New Roman"/>
-          <w:b/>
-          <w:bCs/>
-          <w:color w:val="BF6000"/>
-          <w:sz w:val="24"/>
-          <w:szCs w:val="24"/>
-        </w:rPr>
-        <w:t xml:space="preserve">[ INSERT SCREENSHOTS — MANUAL TEST LOG (M1–M12) HERE ]</w:t>
-      </w:r>
-      <w:r>
-        <w:rPr>
-          <w:rFonts w:ascii="Times New Roman" w:cs="Times New Roman" w:eastAsia="Times New Roman" w:hAnsi="Times New Roman"/>
-          <w:i/>
-          <w:iCs/>
-          <w:sz w:val="22"/>
-          <w:szCs w:val="22"/>
-        </w:rPr>
-        <w:br/>
-        <w:t xml:space="preserve">  For each row above, perform the action against the running application and capture a screenshot proving the expected result occurred; fill in Pass/Fail. At minimum, screenshot M1, M4, M5, M9, M11, and M12.</w:t>
-      </w:r>
-    </w:p>
-    <w:p>
-      <w:pPr>
-        <w:pStyle w:val="Heading2"/>
-        <w:spacing w:after="140" w:before="280" w:line="360" w:lineRule="auto"/>
-      </w:pPr>
-      <w:r>
-        <w:rPr>
-          <w:rFonts w:ascii="Times New Roman" w:cs="Times New Roman" w:eastAsia="Times New Roman" w:hAnsi="Times New Roman"/>
-          <w:b/>
-          <w:bCs/>
-          <w:sz w:val="28"/>
-          <w:szCs w:val="28"/>
-        </w:rPr>
-        <w:t xml:space="preserve">4.5 Test Automation</w:t>
-      </w:r>
-    </w:p>
-    <w:p>
-      <w:pPr>
-        <w:spacing w:after="200" w:line="360" w:lineRule="auto"/>
-        <w:jc w:val="both"/>
-      </w:pPr>
-      <w:r>
-        <w:rPr>
-          <w:rFonts w:ascii="Times New Roman" w:cs="Times New Roman" w:eastAsia="Times New Roman" w:hAnsi="Times New Roman"/>
-          <w:b w:val="false"/>
-          <w:bCs w:val="false"/>
-          <w:i w:val="false"/>
-          <w:iCs w:val="false"/>
-          <w:sz w:val="24"/>
-          <w:szCs w:val="24"/>
-        </w:rPr>
-        <w:t xml:space="preserve">Two layers of automation are in place. First, "mvn test" (Maven Surefire) runs all 26 JUnit 5 tests locally in a few seconds with no database required, as shown by the BUILD SUCCESS output in section 4.2. Second, a GitHub Actions workflow (.github/workflows/ci.yml) runs "mvn test" and then "mvn package" automatically on every push and pull request to the main branch. This is genuine continuous integration rather than a local habit: a broken commit is caught even if nobody remembers to run the tests by hand before pushing.</w:t>
-      </w:r>
-    </w:p>
-    <w:p>
-      <w:pPr>
-        <w:pBdr>
-          <w:top w:val="single" w:color="BF9000" w:sz="8"/>
-          <w:bottom w:val="single" w:color="BF9000" w:sz="8"/>
-          <w:left w:val="single" w:color="BF9000" w:sz="8"/>
-          <w:right w:val="single" w:color="BF9000" w:sz="8"/>
-        </w:pBdr>
-        <w:shd w:fill="FFF2CC" w:color="auto" w:val="clear"/>
-        <w:spacing w:after="250" w:before="150" w:line="300" w:lineRule="auto"/>
-      </w:pPr>
-      <w:r>
-        <w:rPr>
-          <w:rFonts w:ascii="Times New Roman" w:cs="Times New Roman" w:eastAsia="Times New Roman" w:hAnsi="Times New Roman"/>
-          <w:b/>
-          <w:bCs/>
-          <w:color w:val="BF6000"/>
-          <w:sz w:val="24"/>
-          <w:szCs w:val="24"/>
-        </w:rPr>
-        <w:t xml:space="preserve">[ INSERT SCREENSHOT — GITHUB ACTIONS CI RUN HERE ]</w:t>
-      </w:r>
-      <w:r>
-        <w:rPr>
-          <w:rFonts w:ascii="Times New Roman" w:cs="Times New Roman" w:eastAsia="Times New Roman" w:hAnsi="Times New Roman"/>
-          <w:i/>
-          <w:iCs/>
-          <w:sz w:val="22"/>
-          <w:szCs w:val="22"/>
-        </w:rPr>
-        <w:br/>
-        <w:t xml:space="preserve">  Open the "Actions" tab at https://github.com/SharonAbi/sunrise-dental-clinic/actions and screenshot a green (passing) workflow run, ideally showing the expanded "Run unit tests" step.</w:t>
-      </w:r>
-    </w:p>
-    <w:p>
-      <w:pPr>
-        <w:pStyle w:val="Heading2"/>
-        <w:spacing w:after="140" w:before="280" w:line="360" w:lineRule="auto"/>
-      </w:pPr>
-      <w:r>
-        <w:rPr>
-          <w:rFonts w:ascii="Times New Roman" w:cs="Times New Roman" w:eastAsia="Times New Roman" w:hAnsi="Times New Roman"/>
-          <w:b/>
-          <w:bCs/>
-          <w:sz w:val="28"/>
-          <w:szCs w:val="28"/>
-        </w:rPr>
-        <w:t xml:space="preserve">4.6 Evaluation</w:t>
-      </w:r>
-    </w:p>
-    <w:p>
-      <w:pPr>
-        <w:spacing w:after="200" w:line="360" w:lineRule="auto"/>
-        <w:jc w:val="both"/>
-      </w:pPr>
-      <w:r>
-        <w:rPr>
-          <w:rFonts w:ascii="Times New Roman" w:cs="Times New Roman" w:eastAsia="Times New Roman" w:hAnsi="Times New Roman"/>
-          <w:b w:val="false"/>
-          <w:bCs w:val="false"/>
-          <w:i w:val="false"/>
-          <w:iCs w:val="false"/>
-          <w:sz w:val="24"/>
-          <w:szCs w:val="24"/>
-        </w:rPr>
-        <w:t xml:space="preserve">What went well: isolating service-layer logic behind DAO interfaces (the DAO + Dependency Injection combination described in section 3.2) meant the whole business-logic test suite runs without any database, which is exactly what made adding GitHub Actions CI straightforward — there was no database service container to configure.</w:t>
-      </w:r>
-    </w:p>
-    <w:p>
-      <w:pPr>
-        <w:spacing w:after="200" w:line="360" w:lineRule="auto"/>
-        <w:jc w:val="both"/>
-      </w:pPr>
-      <w:r>
-        <w:rPr>
-          <w:rFonts w:ascii="Times New Roman" w:cs="Times New Roman" w:eastAsia="Times New Roman" w:hAnsi="Times New Roman"/>
-          <w:b w:val="false"/>
-          <w:bCs w:val="false"/>
-          <w:i w:val="false"/>
-          <w:iCs w:val="false"/>
-          <w:sz w:val="24"/>
-          <w:szCs w:val="24"/>
-        </w:rPr>
-        <w:t xml:space="preserve">Limitations and lessons learned: the DAO implementations themselves (the actual SQL) and the servlets (HTTP wiring) are not covered by automated tests, only by the manual log in section 4.4. A more complete solution would add integration tests against a disposable database (for example, Testcontainers with a real MySQL container), which was judged out of scope given the assignment timeline but is noted here as reasonable further work. The clinic-hours TDD example also exposed a gap that had existed since the first working version of the system — appointments could previously be booked at any time of day or night — which shows that even a small, deliberate TDD pass over existing code can surface genuine, previously unnoticed requirements gaps.</w:t>
-      </w:r>
-    </w:p>
-    <w:p>
-      <w:pPr>
-        <w:pStyle w:val="Heading1"/>
-        <w:spacing w:after="180" w:before="360" w:line="360" w:lineRule="auto"/>
-      </w:pPr>
-      <w:r>
-        <w:rPr>
-          <w:rFonts w:ascii="Times New Roman" w:cs="Times New Roman" w:eastAsia="Times New Roman" w:hAnsi="Times New Roman"/>
-          <w:b/>
-          <w:bCs/>
-          <w:sz w:val="28"/>
-          <w:szCs w:val="28"/>
-        </w:rPr>
-        <w:t xml:space="preserve">5. Task D: Version Control with Git and GitHub (20 marks)</w:t>
-      </w:r>
-    </w:p>
-    <w:p>
-      <w:pPr>
-        <w:pStyle w:val="Heading2"/>
-        <w:spacing w:after="140" w:before="280" w:line="360" w:lineRule="auto"/>
-      </w:pPr>
-      <w:r>
-        <w:rPr>
-          <w:rFonts w:ascii="Times New Roman" w:cs="Times New Roman" w:eastAsia="Times New Roman" w:hAnsi="Times New Roman"/>
-          <w:b/>
-          <w:bCs/>
-          <w:sz w:val="28"/>
-          <w:szCs w:val="28"/>
-        </w:rPr>
-        <w:t xml:space="preserve">5.1 Repository Setup</w:t>
-      </w:r>
-    </w:p>
-    <w:p>
-      <w:pPr>
-        <w:spacing w:after="200" w:line="360" w:lineRule="auto"/>
-        <w:jc w:val="both"/>
-      </w:pPr>
-      <w:r>
-        <w:rPr>
-          <w:rFonts w:ascii="Times New Roman" w:cs="Times New Roman" w:eastAsia="Times New Roman" w:hAnsi="Times New Roman"/>
-          <w:b w:val="false"/>
-          <w:bCs w:val="false"/>
-          <w:i w:val="false"/>
-          <w:iCs w:val="false"/>
-          <w:sz w:val="24"/>
-          <w:szCs w:val="24"/>
-        </w:rPr>
-        <w:t xml:space="preserve">The project is hosted in a public GitHub repository at https://github.com/SharonAbi/sunrise-dental-clinic, so it is accessible to markers without requiring an invitation. The repository contains the full Maven source tree, the SQL schema, the UML diagram sources and rendered images (docs/uml), the testing documentation (docs/testing), and the GitHub Actions CI workflow (.github/workflows).</w:t>
-      </w:r>
-    </w:p>
-    <w:p>
-      <w:pPr>
         <w:spacing w:after="80" w:before="150"/>
         <w:jc w:val="center"/>
       </w:pPr>
       <w:r>
         <w:drawing>
           <wp:inline distT="0" distB="0" distL="0" distR="0">
-            <wp:extent cx="4381500" cy="4305300"/>
+            <wp:extent cx="3429000" cy="3590925"/>
             <wp:effectExtent t="0" r="0" b="0" l="0"/>
             <wp:docPr id="1" name="" descr="" title=""/>
             <wp:cNvGraphicFramePr>
@@ -4719,7 +1711,7 @@
                   <pic:spPr bwMode="auto">
                     <a:xfrm>
                       <a:off x="0" y="0"/>
-                      <a:ext cx="4381500" cy="4305300"/>
+                      <a:ext cx="3429000" cy="3590925"/>
                     </a:xfrm>
                     <a:prstGeom prst="rect">
                       <a:avLst/>
@@ -4745,7 +1737,7 @@
           <w:sz w:val="20"/>
           <w:szCs w:val="20"/>
         </w:rPr>
-        <w:t xml:space="preserve">Figure 7: Repository home page, showing the Public visibility label and file listing.</w:t>
+        <w:t xml:space="preserve">Figure 7: sunrise_dental schema - table list and structure of the appointments and bills tables (real mysql CLI output).</w:t>
       </w:r>
     </w:p>
     <w:p>
@@ -4761,7 +1753,7 @@
           <w:sz w:val="28"/>
           <w:szCs w:val="28"/>
         </w:rPr>
-        <w:t xml:space="preserve">5.2 Commit History and Version Control Techniques</w:t>
+        <w:t xml:space="preserve">3.4 Web Service (Distributed / Web Services Requirement)</w:t>
       </w:r>
     </w:p>
     <w:p>
@@ -4779,7 +1771,7 @@
           <w:sz w:val="24"/>
           <w:szCs w:val="24"/>
         </w:rPr>
-        <w:t xml:space="preserve">Rather than a single bulk upload, the project history is organised into logically separated commits, each covering one coherent unit of work: initial project scaffold; domain model classes; persistence layer (DBConnection singleton + DAOs); service layer with the Strategy pattern; web layer (servlets, filter, JSP views); SQL schema; unit tests; UML diagrams; a paired "red" then "green" commit demonstrating TDD; additional service test coverage; and the CI workflow itself. This mirrors how a real feature branch is built up incrementally, and makes the history itself readable evidence of the development process, rather than a single commit that hides how the system was actually built.</w:t>
+        <w:t xml:space="preserve">To satisfy the requirement that the program be a distributed application with web services, AppointmentApiServlet exposes a small RESTful JSON endpoint at /api/appointments?number=&lt;appointmentNumber&gt;, independent of the JSP-rendered pages. It returns the appointment as JSON (serialised with Gson) on success, HTTP 404 with a JSON error body when the appointment does not exist, and HTTP 400 when the number parameter is missing — allowing another system (e.g. a front-desk kiosk, a mobile app, or an integration test) to query appointment data over HTTP without depending on the HTML views at all.</w:t>
       </w:r>
     </w:p>
     <w:p>
@@ -4790,7 +1782,7 @@
       <w:r>
         <w:drawing>
           <wp:inline distT="0" distB="0" distL="0" distR="0">
-            <wp:extent cx="4572000" cy="5715000"/>
+            <wp:extent cx="4572000" cy="552450"/>
             <wp:effectExtent t="0" r="0" b="0" l="0"/>
             <wp:docPr id="1" name="" descr="" title=""/>
             <wp:cNvGraphicFramePr>
@@ -4815,7 +1807,7 @@
                   <pic:spPr bwMode="auto">
                     <a:xfrm>
                       <a:off x="0" y="0"/>
-                      <a:ext cx="4572000" cy="5715000"/>
+                      <a:ext cx="4572000" cy="552450"/>
                     </a:xfrm>
                     <a:prstGeom prst="rect">
                       <a:avLst/>
@@ -4841,59 +1833,7 @@
           <w:sz w:val="20"/>
           <w:szCs w:val="20"/>
         </w:rPr>
-        <w:t xml:space="preserve">Figure 8: Commit history on GitHub, showing the sequence of descriptive, logically-scoped commits.</w:t>
-      </w:r>
-    </w:p>
-    <w:p>
-      <w:pPr>
-        <w:spacing w:after="200" w:line="360" w:lineRule="auto"/>
-        <w:jc w:val="both"/>
-      </w:pPr>
-      <w:r>
-        <w:rPr>
-          <w:rFonts w:ascii="Times New Roman" w:cs="Times New Roman" w:eastAsia="Times New Roman" w:hAnsi="Times New Roman"/>
-          <w:b w:val="false"/>
-          <w:bCs w:val="false"/>
-          <w:i w:val="false"/>
-          <w:iCs w:val="false"/>
-          <w:sz w:val="24"/>
-          <w:szCs w:val="24"/>
-        </w:rPr>
-        <w:t xml:space="preserve">Standard version control practices used include: descriptive, imperative-mood commit messages explaining why a change was made, not just what changed; small, logically scoped commits rather than monolithic ones; a .gitignore excluding build output (target/) and IDE files from version control; and use of the default main branch with a linear history (no long-lived feature branches were needed given the project's size, but the same commit-message discipline would extend directly to a branch-and-pull-request workflow for a larger team).</w:t>
-      </w:r>
-    </w:p>
-    <w:p>
-      <w:pPr>
-        <w:pStyle w:val="Heading2"/>
-        <w:spacing w:after="140" w:before="280" w:line="360" w:lineRule="auto"/>
-      </w:pPr>
-      <w:r>
-        <w:rPr>
-          <w:rFonts w:ascii="Times New Roman" w:cs="Times New Roman" w:eastAsia="Times New Roman" w:hAnsi="Times New Roman"/>
-          <w:b/>
-          <w:bCs/>
-          <w:sz w:val="28"/>
-          <w:szCs w:val="28"/>
-        </w:rPr>
-        <w:t xml:space="preserve">5.3 Continuous Integration Workflow</w:t>
-      </w:r>
-    </w:p>
-    <w:p>
-      <w:pPr>
-        <w:spacing w:after="200" w:line="360" w:lineRule="auto"/>
-        <w:jc w:val="both"/>
-      </w:pPr>
-      <w:r>
-        <w:rPr>
-          <w:rFonts w:ascii="Times New Roman" w:cs="Times New Roman" w:eastAsia="Times New Roman" w:hAnsi="Times New Roman"/>
-          <w:b w:val="false"/>
-          <w:bCs w:val="false"/>
-          <w:i w:val="false"/>
-          <w:iCs w:val="false"/>
-          <w:sz w:val="24"/>
-          <w:szCs w:val="24"/>
-        </w:rPr>
-        <w:t xml:space="preserve">A GitHub Actions workflow (see section 4.5 and Appendix C) runs automatically on every push to main, checking out the repository, installing JDK 11, and running the full Maven test suite, then building the WAR file. This gives an auditable, automatic record that a given commit actually builds and passes its tests — the workflow run history on GitHub is itself evidence of this, independent of anything claimed in this report.</w:t>
+        <w:t xml:space="preserve">Figure 8: JSON response from GET /api/appointments?number=APT-20260904-1232.</w:t>
       </w:r>
     </w:p>
     <w:p>
@@ -4904,7 +1844,7 @@
       <w:r>
         <w:drawing>
           <wp:inline distT="0" distB="0" distL="0" distR="0">
-            <wp:extent cx="4762500" cy="3352800"/>
+            <wp:extent cx="4572000" cy="323850"/>
             <wp:effectExtent t="0" r="0" b="0" l="0"/>
             <wp:docPr id="1" name="" descr="" title=""/>
             <wp:cNvGraphicFramePr>
@@ -4929,6 +1869,3674 @@
                   <pic:spPr bwMode="auto">
                     <a:xfrm>
                       <a:off x="0" y="0"/>
+                      <a:ext cx="4572000" cy="323850"/>
+                    </a:xfrm>
+                    <a:prstGeom prst="rect">
+                      <a:avLst/>
+                    </a:prstGeom>
+                  </pic:spPr>
+                </pic:pic>
+              </a:graphicData>
+            </a:graphic>
+          </wp:inline>
+        </w:drawing>
+      </w:r>
+    </w:p>
+    <w:p>
+      <w:pPr>
+        <w:spacing w:after="250"/>
+        <w:jc w:val="center"/>
+      </w:pPr>
+      <w:r>
+        <w:rPr>
+          <w:rFonts w:ascii="Times New Roman" w:cs="Times New Roman" w:eastAsia="Times New Roman" w:hAnsi="Times New Roman"/>
+          <w:i/>
+          <w:iCs/>
+          <w:sz w:val="20"/>
+          <w:szCs w:val="20"/>
+        </w:rPr>
+        <w:t xml:space="preserve">Figure 9: JSON error body (HTTP 404) for an unknown appointment number.</w:t>
+      </w:r>
+    </w:p>
+    <w:p>
+      <w:pPr>
+        <w:pStyle w:val="Heading2"/>
+        <w:spacing w:after="140" w:before="280" w:line="360" w:lineRule="auto"/>
+      </w:pPr>
+      <w:r>
+        <w:rPr>
+          <w:rFonts w:ascii="Times New Roman" w:cs="Times New Roman" w:eastAsia="Times New Roman" w:hAnsi="Times New Roman"/>
+          <w:b/>
+          <w:bCs/>
+          <w:sz w:val="28"/>
+          <w:szCs w:val="28"/>
+        </w:rPr>
+        <w:t xml:space="preserve">3.5 User Interfaces and Validation</w:t>
+      </w:r>
+    </w:p>
+    <w:p>
+      <w:pPr>
+        <w:spacing w:after="200" w:line="360" w:lineRule="auto"/>
+        <w:jc w:val="both"/>
+      </w:pPr>
+      <w:r>
+        <w:rPr>
+          <w:rFonts w:ascii="Times New Roman" w:cs="Times New Roman" w:eastAsia="Times New Roman" w:hAnsi="Times New Roman"/>
+          <w:b w:val="false"/>
+          <w:bCs w:val="false"/>
+          <w:i w:val="false"/>
+          <w:iCs w:val="false"/>
+          <w:sz w:val="24"/>
+          <w:szCs w:val="24"/>
+        </w:rPr>
+        <w:t xml:space="preserve">Six screens were built to cover the required functionality: Login, Dashboard (main menu), Register New Appointment, Display Appointment Details, Calculate &amp; Print Bill (a print-friendly receipt), and Help. All input is validated server-side in ValidationUtil before anything reaches the database — patient name (letters/spaces only), a 10-digit contact number starting with 0, a date that is not in the past, and (added via test-driven development, see section 4.2) a time within the clinic's 09:00–17:00 operating hours. Validation failures are collected and displayed together above the form, rather than one at a time, so the user can correct every problem in a single pass. All screens below were captured from the application actually running against a local MySQL instance under Tomcat 9, not mocked up.</w:t>
+      </w:r>
+    </w:p>
+    <w:p>
+      <w:pPr>
+        <w:spacing w:after="80" w:before="150"/>
+        <w:jc w:val="center"/>
+      </w:pPr>
+      <w:r>
+        <w:drawing>
+          <wp:inline distT="0" distB="0" distL="0" distR="0">
+            <wp:extent cx="3238500" cy="2352675"/>
+            <wp:effectExtent t="0" r="0" b="0" l="0"/>
+            <wp:docPr id="1" name="" descr="" title=""/>
+            <wp:cNvGraphicFramePr>
+              <a:graphicFrameLocks xmlns:a="http://schemas.openxmlformats.org/drawingml/2006/main" noChangeAspect="1"/>
+            </wp:cNvGraphicFramePr>
+            <a:graphic xmlns:a="http://schemas.openxmlformats.org/drawingml/2006/main">
+              <a:graphicData uri="http://schemas.openxmlformats.org/drawingml/2006/picture">
+                <pic:pic xmlns:pic="http://schemas.openxmlformats.org/drawingml/2006/picture">
+                  <pic:nvPicPr>
+                    <pic:cNvPr id="0" name="" descr=""/>
+                    <pic:cNvPicPr>
+                      <a:picLocks noChangeAspect="1" noChangeArrowheads="1"/>
+                    </pic:cNvPicPr>
+                  </pic:nvPicPr>
+                  <pic:blipFill>
+                    <a:blip r:embed="rId19" cstate="none"/>
+                    <a:srcRect/>
+                    <a:stretch>
+                      <a:fillRect/>
+                    </a:stretch>
+                  </pic:blipFill>
+                  <pic:spPr bwMode="auto">
+                    <a:xfrm>
+                      <a:off x="0" y="0"/>
+                      <a:ext cx="3238500" cy="2352675"/>
+                    </a:xfrm>
+                    <a:prstGeom prst="rect">
+                      <a:avLst/>
+                    </a:prstGeom>
+                  </pic:spPr>
+                </pic:pic>
+              </a:graphicData>
+            </a:graphic>
+          </wp:inline>
+        </w:drawing>
+      </w:r>
+    </w:p>
+    <w:p>
+      <w:pPr>
+        <w:spacing w:after="250"/>
+        <w:jc w:val="center"/>
+      </w:pPr>
+      <w:r>
+        <w:rPr>
+          <w:rFonts w:ascii="Times New Roman" w:cs="Times New Roman" w:eastAsia="Times New Roman" w:hAnsi="Times New Roman"/>
+          <w:i/>
+          <w:iCs/>
+          <w:sz w:val="20"/>
+          <w:szCs w:val="20"/>
+        </w:rPr>
+        <w:t xml:space="preserve">Figure 10: Login screen.</w:t>
+      </w:r>
+    </w:p>
+    <w:p>
+      <w:pPr>
+        <w:spacing w:after="80" w:before="150"/>
+        <w:jc w:val="center"/>
+      </w:pPr>
+      <w:r>
+        <w:drawing>
+          <wp:inline distT="0" distB="0" distL="0" distR="0">
+            <wp:extent cx="3238500" cy="2352675"/>
+            <wp:effectExtent t="0" r="0" b="0" l="0"/>
+            <wp:docPr id="1" name="" descr="" title=""/>
+            <wp:cNvGraphicFramePr>
+              <a:graphicFrameLocks xmlns:a="http://schemas.openxmlformats.org/drawingml/2006/main" noChangeAspect="1"/>
+            </wp:cNvGraphicFramePr>
+            <a:graphic xmlns:a="http://schemas.openxmlformats.org/drawingml/2006/main">
+              <a:graphicData uri="http://schemas.openxmlformats.org/drawingml/2006/picture">
+                <pic:pic xmlns:pic="http://schemas.openxmlformats.org/drawingml/2006/picture">
+                  <pic:nvPicPr>
+                    <pic:cNvPr id="0" name="" descr=""/>
+                    <pic:cNvPicPr>
+                      <a:picLocks noChangeAspect="1" noChangeArrowheads="1"/>
+                    </pic:cNvPicPr>
+                  </pic:nvPicPr>
+                  <pic:blipFill>
+                    <a:blip r:embed="rId20" cstate="none"/>
+                    <a:srcRect/>
+                    <a:stretch>
+                      <a:fillRect/>
+                    </a:stretch>
+                  </pic:blipFill>
+                  <pic:spPr bwMode="auto">
+                    <a:xfrm>
+                      <a:off x="0" y="0"/>
+                      <a:ext cx="3238500" cy="2352675"/>
+                    </a:xfrm>
+                    <a:prstGeom prst="rect">
+                      <a:avLst/>
+                    </a:prstGeom>
+                  </pic:spPr>
+                </pic:pic>
+              </a:graphicData>
+            </a:graphic>
+          </wp:inline>
+        </w:drawing>
+      </w:r>
+    </w:p>
+    <w:p>
+      <w:pPr>
+        <w:spacing w:after="250"/>
+        <w:jc w:val="center"/>
+      </w:pPr>
+      <w:r>
+        <w:rPr>
+          <w:rFonts w:ascii="Times New Roman" w:cs="Times New Roman" w:eastAsia="Times New Roman" w:hAnsi="Times New Roman"/>
+          <w:i/>
+          <w:iCs/>
+          <w:sz w:val="20"/>
+          <w:szCs w:val="20"/>
+        </w:rPr>
+        <w:t xml:space="preserve">Figure 11: Login with an incorrect password.</w:t>
+      </w:r>
+    </w:p>
+    <w:p>
+      <w:pPr>
+        <w:spacing w:after="80" w:before="150"/>
+        <w:jc w:val="center"/>
+      </w:pPr>
+      <w:r>
+        <w:drawing>
+          <wp:inline distT="0" distB="0" distL="0" distR="0">
+            <wp:extent cx="4381500" cy="1533525"/>
+            <wp:effectExtent t="0" r="0" b="0" l="0"/>
+            <wp:docPr id="1" name="" descr="" title=""/>
+            <wp:cNvGraphicFramePr>
+              <a:graphicFrameLocks xmlns:a="http://schemas.openxmlformats.org/drawingml/2006/main" noChangeAspect="1"/>
+            </wp:cNvGraphicFramePr>
+            <a:graphic xmlns:a="http://schemas.openxmlformats.org/drawingml/2006/main">
+              <a:graphicData uri="http://schemas.openxmlformats.org/drawingml/2006/picture">
+                <pic:pic xmlns:pic="http://schemas.openxmlformats.org/drawingml/2006/picture">
+                  <pic:nvPicPr>
+                    <pic:cNvPr id="0" name="" descr=""/>
+                    <pic:cNvPicPr>
+                      <a:picLocks noChangeAspect="1" noChangeArrowheads="1"/>
+                    </pic:cNvPicPr>
+                  </pic:nvPicPr>
+                  <pic:blipFill>
+                    <a:blip r:embed="rId21" cstate="none"/>
+                    <a:srcRect/>
+                    <a:stretch>
+                      <a:fillRect/>
+                    </a:stretch>
+                  </pic:blipFill>
+                  <pic:spPr bwMode="auto">
+                    <a:xfrm>
+                      <a:off x="0" y="0"/>
+                      <a:ext cx="4381500" cy="1533525"/>
+                    </a:xfrm>
+                    <a:prstGeom prst="rect">
+                      <a:avLst/>
+                    </a:prstGeom>
+                  </pic:spPr>
+                </pic:pic>
+              </a:graphicData>
+            </a:graphic>
+          </wp:inline>
+        </w:drawing>
+      </w:r>
+    </w:p>
+    <w:p>
+      <w:pPr>
+        <w:spacing w:after="250"/>
+        <w:jc w:val="center"/>
+      </w:pPr>
+      <w:r>
+        <w:rPr>
+          <w:rFonts w:ascii="Times New Roman" w:cs="Times New Roman" w:eastAsia="Times New Roman" w:hAnsi="Times New Roman"/>
+          <w:i/>
+          <w:iCs/>
+          <w:sz w:val="20"/>
+          <w:szCs w:val="20"/>
+        </w:rPr>
+        <w:t xml:space="preserve">Figure 12: Dashboard / main menu after a successful login.</w:t>
+      </w:r>
+    </w:p>
+    <w:p>
+      <w:pPr>
+        <w:spacing w:after="80" w:before="150"/>
+        <w:jc w:val="center"/>
+      </w:pPr>
+      <w:r>
+        <w:drawing>
+          <wp:inline distT="0" distB="0" distL="0" distR="0">
+            <wp:extent cx="4000500" cy="2886075"/>
+            <wp:effectExtent t="0" r="0" b="0" l="0"/>
+            <wp:docPr id="1" name="" descr="" title=""/>
+            <wp:cNvGraphicFramePr>
+              <a:graphicFrameLocks xmlns:a="http://schemas.openxmlformats.org/drawingml/2006/main" noChangeAspect="1"/>
+            </wp:cNvGraphicFramePr>
+            <a:graphic xmlns:a="http://schemas.openxmlformats.org/drawingml/2006/main">
+              <a:graphicData uri="http://schemas.openxmlformats.org/drawingml/2006/picture">
+                <pic:pic xmlns:pic="http://schemas.openxmlformats.org/drawingml/2006/picture">
+                  <pic:nvPicPr>
+                    <pic:cNvPr id="0" name="" descr=""/>
+                    <pic:cNvPicPr>
+                      <a:picLocks noChangeAspect="1" noChangeArrowheads="1"/>
+                    </pic:cNvPicPr>
+                  </pic:nvPicPr>
+                  <pic:blipFill>
+                    <a:blip r:embed="rId22" cstate="none"/>
+                    <a:srcRect/>
+                    <a:stretch>
+                      <a:fillRect/>
+                    </a:stretch>
+                  </pic:blipFill>
+                  <pic:spPr bwMode="auto">
+                    <a:xfrm>
+                      <a:off x="0" y="0"/>
+                      <a:ext cx="4000500" cy="2886075"/>
+                    </a:xfrm>
+                    <a:prstGeom prst="rect">
+                      <a:avLst/>
+                    </a:prstGeom>
+                  </pic:spPr>
+                </pic:pic>
+              </a:graphicData>
+            </a:graphic>
+          </wp:inline>
+        </w:drawing>
+      </w:r>
+    </w:p>
+    <w:p>
+      <w:pPr>
+        <w:spacing w:after="250"/>
+        <w:jc w:val="center"/>
+      </w:pPr>
+      <w:r>
+        <w:rPr>
+          <w:rFonts w:ascii="Times New Roman" w:cs="Times New Roman" w:eastAsia="Times New Roman" w:hAnsi="Times New Roman"/>
+          <w:i/>
+          <w:iCs/>
+          <w:sz w:val="20"/>
+          <w:szCs w:val="20"/>
+        </w:rPr>
+        <w:t xml:space="preserve">Figure 13: Register New Appointment form.</w:t>
+      </w:r>
+    </w:p>
+    <w:p>
+      <w:pPr>
+        <w:spacing w:after="80" w:before="150"/>
+        <w:jc w:val="center"/>
+      </w:pPr>
+      <w:r>
+        <w:drawing>
+          <wp:inline distT="0" distB="0" distL="0" distR="0">
+            <wp:extent cx="4381500" cy="2924175"/>
+            <wp:effectExtent t="0" r="0" b="0" l="0"/>
+            <wp:docPr id="1" name="" descr="" title=""/>
+            <wp:cNvGraphicFramePr>
+              <a:graphicFrameLocks xmlns:a="http://schemas.openxmlformats.org/drawingml/2006/main" noChangeAspect="1"/>
+            </wp:cNvGraphicFramePr>
+            <a:graphic xmlns:a="http://schemas.openxmlformats.org/drawingml/2006/main">
+              <a:graphicData uri="http://schemas.openxmlformats.org/drawingml/2006/picture">
+                <pic:pic xmlns:pic="http://schemas.openxmlformats.org/drawingml/2006/picture">
+                  <pic:nvPicPr>
+                    <pic:cNvPr id="0" name="" descr=""/>
+                    <pic:cNvPicPr>
+                      <a:picLocks noChangeAspect="1" noChangeArrowheads="1"/>
+                    </pic:cNvPicPr>
+                  </pic:nvPicPr>
+                  <pic:blipFill>
+                    <a:blip r:embed="rId23" cstate="none"/>
+                    <a:srcRect/>
+                    <a:stretch>
+                      <a:fillRect/>
+                    </a:stretch>
+                  </pic:blipFill>
+                  <pic:spPr bwMode="auto">
+                    <a:xfrm>
+                      <a:off x="0" y="0"/>
+                      <a:ext cx="4381500" cy="2924175"/>
+                    </a:xfrm>
+                    <a:prstGeom prst="rect">
+                      <a:avLst/>
+                    </a:prstGeom>
+                  </pic:spPr>
+                </pic:pic>
+              </a:graphicData>
+            </a:graphic>
+          </wp:inline>
+        </w:drawing>
+      </w:r>
+    </w:p>
+    <w:p>
+      <w:pPr>
+        <w:spacing w:after="250"/>
+        <w:jc w:val="center"/>
+      </w:pPr>
+      <w:r>
+        <w:rPr>
+          <w:rFonts w:ascii="Times New Roman" w:cs="Times New Roman" w:eastAsia="Times New Roman" w:hAnsi="Times New Roman"/>
+          <w:i/>
+          <w:iCs/>
+          <w:sz w:val="20"/>
+          <w:szCs w:val="20"/>
+        </w:rPr>
+        <w:t xml:space="preserve">Figure 14: Validation errors shown together above the form (past date + out-of-hours time).</w:t>
+      </w:r>
+    </w:p>
+    <w:p>
+      <w:pPr>
+        <w:spacing w:after="80" w:before="150"/>
+        <w:jc w:val="center"/>
+      </w:pPr>
+      <w:r>
+        <w:drawing>
+          <wp:inline distT="0" distB="0" distL="0" distR="0">
+            <wp:extent cx="4000500" cy="2886075"/>
+            <wp:effectExtent t="0" r="0" b="0" l="0"/>
+            <wp:docPr id="1" name="" descr="" title=""/>
+            <wp:cNvGraphicFramePr>
+              <a:graphicFrameLocks xmlns:a="http://schemas.openxmlformats.org/drawingml/2006/main" noChangeAspect="1"/>
+            </wp:cNvGraphicFramePr>
+            <a:graphic xmlns:a="http://schemas.openxmlformats.org/drawingml/2006/main">
+              <a:graphicData uri="http://schemas.openxmlformats.org/drawingml/2006/picture">
+                <pic:pic xmlns:pic="http://schemas.openxmlformats.org/drawingml/2006/picture">
+                  <pic:nvPicPr>
+                    <pic:cNvPr id="0" name="" descr=""/>
+                    <pic:cNvPicPr>
+                      <a:picLocks noChangeAspect="1" noChangeArrowheads="1"/>
+                    </pic:cNvPicPr>
+                  </pic:nvPicPr>
+                  <pic:blipFill>
+                    <a:blip r:embed="rId24" cstate="none"/>
+                    <a:srcRect/>
+                    <a:stretch>
+                      <a:fillRect/>
+                    </a:stretch>
+                  </pic:blipFill>
+                  <pic:spPr bwMode="auto">
+                    <a:xfrm>
+                      <a:off x="0" y="0"/>
+                      <a:ext cx="4000500" cy="2886075"/>
+                    </a:xfrm>
+                    <a:prstGeom prst="rect">
+                      <a:avLst/>
+                    </a:prstGeom>
+                  </pic:spPr>
+                </pic:pic>
+              </a:graphicData>
+            </a:graphic>
+          </wp:inline>
+        </w:drawing>
+      </w:r>
+    </w:p>
+    <w:p>
+      <w:pPr>
+        <w:spacing w:after="250"/>
+        <w:jc w:val="center"/>
+      </w:pPr>
+      <w:r>
+        <w:rPr>
+          <w:rFonts w:ascii="Times New Roman" w:cs="Times New Roman" w:eastAsia="Times New Roman" w:hAnsi="Times New Roman"/>
+          <w:i/>
+          <w:iCs/>
+          <w:sz w:val="20"/>
+          <w:szCs w:val="20"/>
+        </w:rPr>
+        <w:t xml:space="preserve">Figure 15: Appointment Details after a successful registration (real generated appointment number).</w:t>
+      </w:r>
+    </w:p>
+    <w:p>
+      <w:pPr>
+        <w:spacing w:after="80" w:before="150"/>
+        <w:jc w:val="center"/>
+      </w:pPr>
+      <w:r>
+        <w:drawing>
+          <wp:inline distT="0" distB="0" distL="0" distR="0">
+            <wp:extent cx="4381500" cy="1933575"/>
+            <wp:effectExtent t="0" r="0" b="0" l="0"/>
+            <wp:docPr id="1" name="" descr="" title=""/>
+            <wp:cNvGraphicFramePr>
+              <a:graphicFrameLocks xmlns:a="http://schemas.openxmlformats.org/drawingml/2006/main" noChangeAspect="1"/>
+            </wp:cNvGraphicFramePr>
+            <a:graphic xmlns:a="http://schemas.openxmlformats.org/drawingml/2006/main">
+              <a:graphicData uri="http://schemas.openxmlformats.org/drawingml/2006/picture">
+                <pic:pic xmlns:pic="http://schemas.openxmlformats.org/drawingml/2006/picture">
+                  <pic:nvPicPr>
+                    <pic:cNvPr id="0" name="" descr=""/>
+                    <pic:cNvPicPr>
+                      <a:picLocks noChangeAspect="1" noChangeArrowheads="1"/>
+                    </pic:cNvPicPr>
+                  </pic:nvPicPr>
+                  <pic:blipFill>
+                    <a:blip r:embed="rId25" cstate="none"/>
+                    <a:srcRect/>
+                    <a:stretch>
+                      <a:fillRect/>
+                    </a:stretch>
+                  </pic:blipFill>
+                  <pic:spPr bwMode="auto">
+                    <a:xfrm>
+                      <a:off x="0" y="0"/>
+                      <a:ext cx="4381500" cy="1933575"/>
+                    </a:xfrm>
+                    <a:prstGeom prst="rect">
+                      <a:avLst/>
+                    </a:prstGeom>
+                  </pic:spPr>
+                </pic:pic>
+              </a:graphicData>
+            </a:graphic>
+          </wp:inline>
+        </w:drawing>
+      </w:r>
+    </w:p>
+    <w:p>
+      <w:pPr>
+        <w:spacing w:after="250"/>
+        <w:jc w:val="center"/>
+      </w:pPr>
+      <w:r>
+        <w:rPr>
+          <w:rFonts w:ascii="Times New Roman" w:cs="Times New Roman" w:eastAsia="Times New Roman" w:hAnsi="Times New Roman"/>
+          <w:i/>
+          <w:iCs/>
+          <w:sz w:val="20"/>
+          <w:szCs w:val="20"/>
+        </w:rPr>
+        <w:t xml:space="preserve">Figure 16: Search result for a non-existent appointment number.</w:t>
+      </w:r>
+    </w:p>
+    <w:p>
+      <w:pPr>
+        <w:spacing w:after="80" w:before="150"/>
+        <w:jc w:val="center"/>
+      </w:pPr>
+      <w:r>
+        <w:drawing>
+          <wp:inline distT="0" distB="0" distL="0" distR="0">
+            <wp:extent cx="4191000" cy="3000375"/>
+            <wp:effectExtent t="0" r="0" b="0" l="0"/>
+            <wp:docPr id="1" name="" descr="" title=""/>
+            <wp:cNvGraphicFramePr>
+              <a:graphicFrameLocks xmlns:a="http://schemas.openxmlformats.org/drawingml/2006/main" noChangeAspect="1"/>
+            </wp:cNvGraphicFramePr>
+            <a:graphic xmlns:a="http://schemas.openxmlformats.org/drawingml/2006/main">
+              <a:graphicData uri="http://schemas.openxmlformats.org/drawingml/2006/picture">
+                <pic:pic xmlns:pic="http://schemas.openxmlformats.org/drawingml/2006/picture">
+                  <pic:nvPicPr>
+                    <pic:cNvPr id="0" name="" descr=""/>
+                    <pic:cNvPicPr>
+                      <a:picLocks noChangeAspect="1" noChangeArrowheads="1"/>
+                    </pic:cNvPicPr>
+                  </pic:nvPicPr>
+                  <pic:blipFill>
+                    <a:blip r:embed="rId26" cstate="none"/>
+                    <a:srcRect/>
+                    <a:stretch>
+                      <a:fillRect/>
+                    </a:stretch>
+                  </pic:blipFill>
+                  <pic:spPr bwMode="auto">
+                    <a:xfrm>
+                      <a:off x="0" y="0"/>
+                      <a:ext cx="4191000" cy="3000375"/>
+                    </a:xfrm>
+                    <a:prstGeom prst="rect">
+                      <a:avLst/>
+                    </a:prstGeom>
+                  </pic:spPr>
+                </pic:pic>
+              </a:graphicData>
+            </a:graphic>
+          </wp:inline>
+        </w:drawing>
+      </w:r>
+    </w:p>
+    <w:p>
+      <w:pPr>
+        <w:spacing w:after="250"/>
+        <w:jc w:val="center"/>
+      </w:pPr>
+      <w:r>
+        <w:rPr>
+          <w:rFonts w:ascii="Times New Roman" w:cs="Times New Roman" w:eastAsia="Times New Roman" w:hAnsi="Times New Roman"/>
+          <w:i/>
+          <w:iCs/>
+          <w:sz w:val="20"/>
+          <w:szCs w:val="20"/>
+        </w:rPr>
+        <w:t xml:space="preserve">Figure 17: Calculate &amp; Print Bill receipt (Rs. 1500 + Rs. 3500 = Rs. 5000).</w:t>
+      </w:r>
+    </w:p>
+    <w:p>
+      <w:pPr>
+        <w:spacing w:after="80" w:before="150"/>
+        <w:jc w:val="center"/>
+      </w:pPr>
+      <w:r>
+        <w:drawing>
+          <wp:inline distT="0" distB="0" distL="0" distR="0">
+            <wp:extent cx="4381500" cy="1666875"/>
+            <wp:effectExtent t="0" r="0" b="0" l="0"/>
+            <wp:docPr id="1" name="" descr="" title=""/>
+            <wp:cNvGraphicFramePr>
+              <a:graphicFrameLocks xmlns:a="http://schemas.openxmlformats.org/drawingml/2006/main" noChangeAspect="1"/>
+            </wp:cNvGraphicFramePr>
+            <a:graphic xmlns:a="http://schemas.openxmlformats.org/drawingml/2006/main">
+              <a:graphicData uri="http://schemas.openxmlformats.org/drawingml/2006/picture">
+                <pic:pic xmlns:pic="http://schemas.openxmlformats.org/drawingml/2006/picture">
+                  <pic:nvPicPr>
+                    <pic:cNvPr id="0" name="" descr=""/>
+                    <pic:cNvPicPr>
+                      <a:picLocks noChangeAspect="1" noChangeArrowheads="1"/>
+                    </pic:cNvPicPr>
+                  </pic:nvPicPr>
+                  <pic:blipFill>
+                    <a:blip r:embed="rId27" cstate="none"/>
+                    <a:srcRect/>
+                    <a:stretch>
+                      <a:fillRect/>
+                    </a:stretch>
+                  </pic:blipFill>
+                  <pic:spPr bwMode="auto">
+                    <a:xfrm>
+                      <a:off x="0" y="0"/>
+                      <a:ext cx="4381500" cy="1666875"/>
+                    </a:xfrm>
+                    <a:prstGeom prst="rect">
+                      <a:avLst/>
+                    </a:prstGeom>
+                  </pic:spPr>
+                </pic:pic>
+              </a:graphicData>
+            </a:graphic>
+          </wp:inline>
+        </w:drawing>
+      </w:r>
+    </w:p>
+    <w:p>
+      <w:pPr>
+        <w:spacing w:after="250"/>
+        <w:jc w:val="center"/>
+      </w:pPr>
+      <w:r>
+        <w:rPr>
+          <w:rFonts w:ascii="Times New Roman" w:cs="Times New Roman" w:eastAsia="Times New Roman" w:hAnsi="Times New Roman"/>
+          <w:i/>
+          <w:iCs/>
+          <w:sz w:val="20"/>
+          <w:szCs w:val="20"/>
+        </w:rPr>
+        <w:t xml:space="preserve">Figure 18: Help screen.</w:t>
+      </w:r>
+    </w:p>
+    <w:p>
+      <w:pPr>
+        <w:pStyle w:val="Heading1"/>
+        <w:spacing w:after="180" w:before="360" w:line="360" w:lineRule="auto"/>
+      </w:pPr>
+      <w:r>
+        <w:rPr>
+          <w:rFonts w:ascii="Times New Roman" w:cs="Times New Roman" w:eastAsia="Times New Roman" w:hAnsi="Times New Roman"/>
+          <w:b/>
+          <w:bCs/>
+          <w:sz w:val="28"/>
+          <w:szCs w:val="28"/>
+        </w:rPr>
+        <w:t xml:space="preserve">4. Task C: Testing, TDD, and Test Automation (20 marks)</w:t>
+      </w:r>
+    </w:p>
+    <w:p>
+      <w:pPr>
+        <w:pStyle w:val="Heading2"/>
+        <w:spacing w:after="140" w:before="280" w:line="360" w:lineRule="auto"/>
+      </w:pPr>
+      <w:r>
+        <w:rPr>
+          <w:rFonts w:ascii="Times New Roman" w:cs="Times New Roman" w:eastAsia="Times New Roman" w:hAnsi="Times New Roman"/>
+          <w:b/>
+          <w:bCs/>
+          <w:sz w:val="28"/>
+          <w:szCs w:val="28"/>
+        </w:rPr>
+        <w:t xml:space="preserve">4.1 Test Rationale</w:t>
+      </w:r>
+    </w:p>
+    <w:p>
+      <w:pPr>
+        <w:spacing w:after="200" w:line="360" w:lineRule="auto"/>
+        <w:jc w:val="both"/>
+      </w:pPr>
+      <w:r>
+        <w:rPr>
+          <w:rFonts w:ascii="Times New Roman" w:cs="Times New Roman" w:eastAsia="Times New Roman" w:hAnsi="Times New Roman"/>
+          <w:b w:val="false"/>
+          <w:bCs w:val="false"/>
+          <w:i w:val="false"/>
+          <w:iCs w:val="false"/>
+          <w:sz w:val="24"/>
+          <w:szCs w:val="24"/>
+        </w:rPr>
+        <w:t xml:space="preserve">The system is layered, so tests target the layer where a defect is cheapest to catch and clearest to diagnose. util classes (ValidationUtil, PasswordUtil) and the billing strategies are pure functions with no dependencies, and are tested directly. Service classes (AppointmentService, BillService, AuthService) depend on DAOs; rather than requiring a live MySQL instance to run the test suite — slow, environment-dependent, and awkward in continuous integration — each service has two constructors: a no-arg constructor that wires real DAOs via DAOFactory for production use, and a DAO-accepting constructor used only by tests, with Mockito mocks standing in for the DAOs. This isolates each test from the database while still exercising the service's real logic. DAO implementations and Servlets are thinner JDBC/HTTP glue and are instead verified by manually exercising the running application (see the manual test log in section 4.4).</w:t>
+      </w:r>
+    </w:p>
+    <w:p>
+      <w:pPr>
+        <w:pStyle w:val="Heading2"/>
+        <w:spacing w:after="140" w:before="280" w:line="360" w:lineRule="auto"/>
+      </w:pPr>
+      <w:r>
+        <w:rPr>
+          <w:rFonts w:ascii="Times New Roman" w:cs="Times New Roman" w:eastAsia="Times New Roman" w:hAnsi="Times New Roman"/>
+          <w:b/>
+          <w:bCs/>
+          <w:sz w:val="28"/>
+          <w:szCs w:val="28"/>
+        </w:rPr>
+        <w:t xml:space="preserve">4.2 Test-Driven Development: A Worked Example</w:t>
+      </w:r>
+    </w:p>
+    <w:p>
+      <w:pPr>
+        <w:spacing w:after="200" w:line="360" w:lineRule="auto"/>
+        <w:jc w:val="both"/>
+      </w:pPr>
+      <w:r>
+        <w:rPr>
+          <w:rFonts w:ascii="Times New Roman" w:cs="Times New Roman" w:eastAsia="Times New Roman" w:hAnsi="Times New Roman"/>
+          <w:b w:val="false"/>
+          <w:bCs w:val="false"/>
+          <w:i w:val="false"/>
+          <w:iCs w:val="false"/>
+          <w:sz w:val="24"/>
+          <w:szCs w:val="24"/>
+        </w:rPr>
+        <w:t xml:space="preserve">TDD (red → green → refactor) was used when adding a new business rule to existing code: enforcing that appointments can only be booked within the clinic's operating hours (09:00–17:00), a rule that was previously missing entirely.</w:t>
+      </w:r>
+    </w:p>
+    <w:p>
+      <w:pPr>
+        <w:spacing w:after="200" w:line="360" w:lineRule="auto"/>
+        <w:jc w:val="both"/>
+      </w:pPr>
+      <w:r>
+        <w:rPr>
+          <w:rFonts w:ascii="Times New Roman" w:cs="Times New Roman" w:eastAsia="Times New Roman" w:hAnsi="Times New Roman"/>
+          <w:b w:val="false"/>
+          <w:bCs w:val="false"/>
+          <w:i w:val="false"/>
+          <w:iCs w:val="false"/>
+          <w:sz w:val="24"/>
+          <w:szCs w:val="24"/>
+        </w:rPr>
+        <w:t xml:space="preserve">Step 1 (RED) — a test was written before the implementation existed. Four cases were added to ValidationUtilTest: an in-hours time, the opening boundary, a time just before opening, and the closing boundary. Running the suite at this point fails to even compile, because isWithinClinicHours does not exist yet:</w:t>
+      </w:r>
+    </w:p>
+    <w:p>
+      <w:pPr>
+        <w:pBdr>
+          <w:top w:val="single" w:color="CCCCCC" w:sz="4"/>
+          <w:bottom w:val="single" w:color="CCCCCC" w:sz="4"/>
+          <w:left w:val="single" w:color="CCCCCC" w:sz="4"/>
+          <w:right w:val="single" w:color="CCCCCC" w:sz="4"/>
+        </w:pBdr>
+        <w:shd w:fill="F2F2F2" w:color="auto" w:val="clear"/>
+        <w:spacing w:after="200" w:before="100" w:line="240" w:lineRule="auto"/>
+      </w:pPr>
+      <w:r>
+        <w:rPr>
+          <w:rFonts w:ascii="Consolas" w:cs="Consolas" w:eastAsia="Consolas" w:hAnsi="Consolas"/>
+          <w:sz w:val="18"/>
+          <w:szCs w:val="18"/>
+        </w:rPr>
+        <w:t xml:space="preserve">[ERROR] COMPILATION ERROR :</w:t>
+      </w:r>
+      <w:r>
+        <w:br/>
+      </w:r>
+      <w:r>
+        <w:rPr>
+          <w:rFonts w:ascii="Consolas" w:cs="Consolas" w:eastAsia="Consolas" w:hAnsi="Consolas"/>
+          <w:sz w:val="18"/>
+          <w:szCs w:val="18"/>
+        </w:rPr>
+        <w:t xml:space="preserve">[ERROR] .../ValidationUtilTest.java:[62,34] cannot find symbol</w:t>
+      </w:r>
+      <w:r>
+        <w:br/>
+      </w:r>
+      <w:r>
+        <w:rPr>
+          <w:rFonts w:ascii="Consolas" w:cs="Consolas" w:eastAsia="Consolas" w:hAnsi="Consolas"/>
+          <w:sz w:val="18"/>
+          <w:szCs w:val="18"/>
+        </w:rPr>
+        <w:t xml:space="preserve">[ERROR]   symbol:   method isWithinClinicHours(java.time.LocalTime)</w:t>
+      </w:r>
+      <w:r>
+        <w:br/>
+      </w:r>
+      <w:r>
+        <w:rPr>
+          <w:rFonts w:ascii="Consolas" w:cs="Consolas" w:eastAsia="Consolas" w:hAnsi="Consolas"/>
+          <w:sz w:val="18"/>
+          <w:szCs w:val="18"/>
+        </w:rPr>
+        <w:t xml:space="preserve">[ERROR]   location: class com.sunrise.dental.util.ValidationUtil</w:t>
+      </w:r>
+      <w:r>
+        <w:br/>
+      </w:r>
+      <w:r>
+        <w:rPr>
+          <w:rFonts w:ascii="Consolas" w:cs="Consolas" w:eastAsia="Consolas" w:hAnsi="Consolas"/>
+          <w:sz w:val="18"/>
+          <w:szCs w:val="18"/>
+        </w:rPr>
+        <w:t xml:space="preserve">[INFO] BUILD FAILURE</w:t>
+      </w:r>
+    </w:p>
+    <w:p>
+      <w:pPr>
+        <w:pBdr>
+          <w:top w:val="single" w:color="BF9000" w:sz="8"/>
+          <w:bottom w:val="single" w:color="BF9000" w:sz="8"/>
+          <w:left w:val="single" w:color="BF9000" w:sz="8"/>
+          <w:right w:val="single" w:color="BF9000" w:sz="8"/>
+        </w:pBdr>
+        <w:shd w:fill="FFF2CC" w:color="auto" w:val="clear"/>
+        <w:spacing w:after="250" w:before="150" w:line="300" w:lineRule="auto"/>
+      </w:pPr>
+      <w:r>
+        <w:rPr>
+          <w:rFonts w:ascii="Times New Roman" w:cs="Times New Roman" w:eastAsia="Times New Roman" w:hAnsi="Times New Roman"/>
+          <w:b/>
+          <w:bCs/>
+          <w:color w:val="BF6000"/>
+          <w:sz w:val="24"/>
+          <w:szCs w:val="24"/>
+        </w:rPr>
+        <w:t xml:space="preserve">[ INSERT SCREENSHOT — RED (FAILING BUILD) HERE ]</w:t>
+      </w:r>
+      <w:r>
+        <w:rPr>
+          <w:rFonts w:ascii="Times New Roman" w:cs="Times New Roman" w:eastAsia="Times New Roman" w:hAnsi="Times New Roman"/>
+          <w:i/>
+          <w:iCs/>
+          <w:sz w:val="22"/>
+          <w:szCs w:val="22"/>
+        </w:rPr>
+        <w:br/>
+        <w:t xml:space="preserve">  Reproduce this yourself: git checkout the commit before "Add failing test for clinic-hours validation" is implemented (or temporarily comment out the isWithinClinicHours method) and run "mvn test" in a terminal; screenshot the failure output shown above.</w:t>
+      </w:r>
+    </w:p>
+    <w:p>
+      <w:pPr>
+        <w:spacing w:after="200" w:line="360" w:lineRule="auto"/>
+        <w:jc w:val="both"/>
+      </w:pPr>
+      <w:r>
+        <w:rPr>
+          <w:rFonts w:ascii="Times New Roman" w:cs="Times New Roman" w:eastAsia="Times New Roman" w:hAnsi="Times New Roman"/>
+          <w:b w:val="false"/>
+          <w:bCs w:val="false"/>
+          <w:i w:val="false"/>
+          <w:iCs w:val="false"/>
+          <w:sz w:val="24"/>
+          <w:szCs w:val="24"/>
+        </w:rPr>
+        <w:t xml:space="preserve">Step 2 (GREEN) — the minimum code needed to pass was written. ValidationUtil.isWithinClinicHours(LocalTime) was implemented as a simple boundary check (09:00 inclusive, 17:00 exclusive), and the same four tests were re-run:</w:t>
+      </w:r>
+    </w:p>
+    <w:p>
+      <w:pPr>
+        <w:pBdr>
+          <w:top w:val="single" w:color="CCCCCC" w:sz="4"/>
+          <w:bottom w:val="single" w:color="CCCCCC" w:sz="4"/>
+          <w:left w:val="single" w:color="CCCCCC" w:sz="4"/>
+          <w:right w:val="single" w:color="CCCCCC" w:sz="4"/>
+        </w:pBdr>
+        <w:shd w:fill="F2F2F2" w:color="auto" w:val="clear"/>
+        <w:spacing w:after="200" w:before="100" w:line="240" w:lineRule="auto"/>
+      </w:pPr>
+      <w:r>
+        <w:rPr>
+          <w:rFonts w:ascii="Consolas" w:cs="Consolas" w:eastAsia="Consolas" w:hAnsi="Consolas"/>
+          <w:sz w:val="18"/>
+          <w:szCs w:val="18"/>
+        </w:rPr>
+        <w:t xml:space="preserve">[INFO] Tests run: 14, Failures: 0, Errors: 0, Skipped: 0 -- in ValidationUtilTest</w:t>
+      </w:r>
+      <w:r>
+        <w:br/>
+      </w:r>
+      <w:r>
+        <w:rPr>
+          <w:rFonts w:ascii="Consolas" w:cs="Consolas" w:eastAsia="Consolas" w:hAnsi="Consolas"/>
+          <w:sz w:val="18"/>
+          <w:szCs w:val="18"/>
+        </w:rPr>
+        <w:t xml:space="preserve">[INFO] Tests run: 26, Failures: 0, Errors: 0, Skipped: 0</w:t>
+      </w:r>
+      <w:r>
+        <w:br/>
+      </w:r>
+      <w:r>
+        <w:rPr>
+          <w:rFonts w:ascii="Consolas" w:cs="Consolas" w:eastAsia="Consolas" w:hAnsi="Consolas"/>
+          <w:sz w:val="18"/>
+          <w:szCs w:val="18"/>
+        </w:rPr>
+        <w:t xml:space="preserve">[INFO] BUILD SUCCESS</w:t>
+      </w:r>
+    </w:p>
+    <w:p>
+      <w:pPr>
+        <w:pBdr>
+          <w:top w:val="single" w:color="BF9000" w:sz="8"/>
+          <w:bottom w:val="single" w:color="BF9000" w:sz="8"/>
+          <w:left w:val="single" w:color="BF9000" w:sz="8"/>
+          <w:right w:val="single" w:color="BF9000" w:sz="8"/>
+        </w:pBdr>
+        <w:shd w:fill="FFF2CC" w:color="auto" w:val="clear"/>
+        <w:spacing w:after="250" w:before="150" w:line="300" w:lineRule="auto"/>
+      </w:pPr>
+      <w:r>
+        <w:rPr>
+          <w:rFonts w:ascii="Times New Roman" w:cs="Times New Roman" w:eastAsia="Times New Roman" w:hAnsi="Times New Roman"/>
+          <w:b/>
+          <w:bCs/>
+          <w:color w:val="BF6000"/>
+          <w:sz w:val="24"/>
+          <w:szCs w:val="24"/>
+        </w:rPr>
+        <w:t xml:space="preserve">[ INSERT SCREENSHOT — GREEN (PASSING BUILD) HERE ]</w:t>
+      </w:r>
+      <w:r>
+        <w:rPr>
+          <w:rFonts w:ascii="Times New Roman" w:cs="Times New Roman" w:eastAsia="Times New Roman" w:hAnsi="Times New Roman"/>
+          <w:i/>
+          <w:iCs/>
+          <w:sz w:val="22"/>
+          <w:szCs w:val="22"/>
+        </w:rPr>
+        <w:br/>
+        <w:t xml:space="preserve">  Run "mvn test" on the current main branch and screenshot the BUILD SUCCESS output, ideally showing all 26 tests passing across the 5 test classes.</w:t>
+      </w:r>
+    </w:p>
+    <w:p>
+      <w:pPr>
+        <w:spacing w:after="200" w:line="360" w:lineRule="auto"/>
+        <w:jc w:val="both"/>
+      </w:pPr>
+      <w:r>
+        <w:rPr>
+          <w:rFonts w:ascii="Times New Roman" w:cs="Times New Roman" w:eastAsia="Times New Roman" w:hAnsi="Times New Roman"/>
+          <w:b w:val="false"/>
+          <w:bCs w:val="false"/>
+          <w:i w:val="false"/>
+          <w:iCs w:val="false"/>
+          <w:sz w:val="24"/>
+          <w:szCs w:val="24"/>
+        </w:rPr>
+        <w:t xml:space="preserve">Step 3 (wire it in) — a passing unit test is only useful if the application actually enforces the rule. RegisterAppointmentServlet was updated to call isWithinClinicHours alongside the existing time-format check, adding the error message "Appointment time must be between 09:00 and 17:00." This step has no dedicated unit test of its own — it is a one-line delegation — and was instead confirmed by exercising the register-appointment screen manually with a 07:00 time and observing the validation error (see row M5 in section 4.4).</w:t>
+      </w:r>
+    </w:p>
+    <w:p>
+      <w:pPr>
+        <w:spacing w:after="200" w:line="360" w:lineRule="auto"/>
+        <w:jc w:val="both"/>
+      </w:pPr>
+      <w:r>
+        <w:rPr>
+          <w:rFonts w:ascii="Times New Roman" w:cs="Times New Roman" w:eastAsia="Times New Roman" w:hAnsi="Times New Roman"/>
+          <w:b w:val="false"/>
+          <w:bCs w:val="false"/>
+          <w:i w:val="false"/>
+          <w:iCs w:val="false"/>
+          <w:sz w:val="24"/>
+          <w:szCs w:val="24"/>
+        </w:rPr>
+        <w:t xml:space="preserve">Honesty note: the rest of the codebase (DAOs, servlets, the original service methods) was written first and given characterisation tests afterwards, under the time constraints of this assignment — it was not built test-first from a blank file. The clinic-hours example above is the part of the codebase that genuinely followed red-green TDD, and is the one that should be reproduced live if asked to demonstrate the process, since it is small, self-contained, and reproducible directly from the Git history (see the two consecutive commits "Add failing test for clinic-hours validation (TDD red step)" and "Implement clinic-hours validation … (TDD green step)" on GitHub).</w:t>
+      </w:r>
+    </w:p>
+    <w:p>
+      <w:pPr>
+        <w:pStyle w:val="Heading2"/>
+        <w:spacing w:after="140" w:before="280" w:line="360" w:lineRule="auto"/>
+      </w:pPr>
+      <w:r>
+        <w:rPr>
+          <w:rFonts w:ascii="Times New Roman" w:cs="Times New Roman" w:eastAsia="Times New Roman" w:hAnsi="Times New Roman"/>
+          <w:b/>
+          <w:bCs/>
+          <w:sz w:val="28"/>
+          <w:szCs w:val="28"/>
+        </w:rPr>
+        <w:t xml:space="preserve">4.3 Test Plan</w:t>
+      </w:r>
+    </w:p>
+    <w:p>
+      <w:pPr>
+        <w:spacing w:after="200" w:line="360" w:lineRule="auto"/>
+        <w:jc w:val="both"/>
+      </w:pPr>
+      <w:r>
+        <w:rPr>
+          <w:rFonts w:ascii="Times New Roman" w:cs="Times New Roman" w:eastAsia="Times New Roman" w:hAnsi="Times New Roman"/>
+          <w:b w:val="false"/>
+          <w:bCs w:val="false"/>
+          <w:i w:val="false"/>
+          <w:iCs w:val="false"/>
+          <w:sz w:val="24"/>
+          <w:szCs w:val="24"/>
+        </w:rPr>
+        <w:t xml:space="preserve">26 automated JUnit 5 test methods were written across 5 test classes. The table below summarises the scenarios covered; full source is in Appendix A.</w:t>
+      </w:r>
+    </w:p>
+    <w:tbl>
+      <w:tblPr>
+        <w:tblW w:type="dxa" w:w="8200"/>
+        <w:tblBorders>
+          <w:top w:val="single" w:color="auto" w:sz="4"/>
+          <w:left w:val="single" w:color="auto" w:sz="4"/>
+          <w:bottom w:val="single" w:color="auto" w:sz="4"/>
+          <w:right w:val="single" w:color="auto" w:sz="4"/>
+          <w:insideH w:val="single" w:color="auto" w:sz="4"/>
+          <w:insideV w:val="single" w:color="auto" w:sz="4"/>
+        </w:tblBorders>
+      </w:tblPr>
+      <w:tblGrid>
+        <w:gridCol w:w="800"/>
+        <w:gridCol w:w="1600"/>
+        <w:gridCol w:w="2000"/>
+        <w:gridCol w:w="1900"/>
+        <w:gridCol w:w="1900"/>
+      </w:tblGrid>
+      <w:tr>
+        <w:tc>
+          <w:tcPr>
+            <w:tcW w:type="dxa" w:w="800"/>
+            <w:shd w:fill="D9D9D9" w:color="auto" w:val="clear"/>
+          </w:tcPr>
+          <w:p>
+            <w:pPr>
+              <w:spacing w:line="276" w:lineRule="auto"/>
+            </w:pPr>
+            <w:r>
+              <w:rPr>
+                <w:rFonts w:ascii="Times New Roman" w:cs="Times New Roman" w:eastAsia="Times New Roman" w:hAnsi="Times New Roman"/>
+                <w:b/>
+                <w:bCs/>
+                <w:sz w:val="18"/>
+                <w:szCs w:val="18"/>
+              </w:rPr>
+              <w:t xml:space="preserve">ID</w:t>
+            </w:r>
+          </w:p>
+        </w:tc>
+        <w:tc>
+          <w:tcPr>
+            <w:tcW w:type="dxa" w:w="1600"/>
+            <w:shd w:fill="D9D9D9" w:color="auto" w:val="clear"/>
+          </w:tcPr>
+          <w:p>
+            <w:pPr>
+              <w:spacing w:line="276" w:lineRule="auto"/>
+            </w:pPr>
+            <w:r>
+              <w:rPr>
+                <w:rFonts w:ascii="Times New Roman" w:cs="Times New Roman" w:eastAsia="Times New Roman" w:hAnsi="Times New Roman"/>
+                <w:b/>
+                <w:bCs/>
+                <w:sz w:val="18"/>
+                <w:szCs w:val="18"/>
+              </w:rPr>
+              <w:t xml:space="preserve">Class under test</w:t>
+            </w:r>
+          </w:p>
+        </w:tc>
+        <w:tc>
+          <w:tcPr>
+            <w:tcW w:type="dxa" w:w="2000"/>
+            <w:shd w:fill="D9D9D9" w:color="auto" w:val="clear"/>
+          </w:tcPr>
+          <w:p>
+            <w:pPr>
+              <w:spacing w:line="276" w:lineRule="auto"/>
+            </w:pPr>
+            <w:r>
+              <w:rPr>
+                <w:rFonts w:ascii="Times New Roman" w:cs="Times New Roman" w:eastAsia="Times New Roman" w:hAnsi="Times New Roman"/>
+                <w:b/>
+                <w:bCs/>
+                <w:sz w:val="18"/>
+                <w:szCs w:val="18"/>
+              </w:rPr>
+              <w:t xml:space="preserve">Scenario</w:t>
+            </w:r>
+          </w:p>
+        </w:tc>
+        <w:tc>
+          <w:tcPr>
+            <w:tcW w:type="dxa" w:w="1900"/>
+            <w:shd w:fill="D9D9D9" w:color="auto" w:val="clear"/>
+          </w:tcPr>
+          <w:p>
+            <w:pPr>
+              <w:spacing w:line="276" w:lineRule="auto"/>
+            </w:pPr>
+            <w:r>
+              <w:rPr>
+                <w:rFonts w:ascii="Times New Roman" w:cs="Times New Roman" w:eastAsia="Times New Roman" w:hAnsi="Times New Roman"/>
+                <w:b/>
+                <w:bCs/>
+                <w:sz w:val="18"/>
+                <w:szCs w:val="18"/>
+              </w:rPr>
+              <w:t xml:space="preserve">Test data</w:t>
+            </w:r>
+          </w:p>
+        </w:tc>
+        <w:tc>
+          <w:tcPr>
+            <w:tcW w:type="dxa" w:w="1900"/>
+            <w:shd w:fill="D9D9D9" w:color="auto" w:val="clear"/>
+          </w:tcPr>
+          <w:p>
+            <w:pPr>
+              <w:spacing w:line="276" w:lineRule="auto"/>
+            </w:pPr>
+            <w:r>
+              <w:rPr>
+                <w:rFonts w:ascii="Times New Roman" w:cs="Times New Roman" w:eastAsia="Times New Roman" w:hAnsi="Times New Roman"/>
+                <w:b/>
+                <w:bCs/>
+                <w:sz w:val="18"/>
+                <w:szCs w:val="18"/>
+              </w:rPr>
+              <w:t xml:space="preserve">Expected result</w:t>
+            </w:r>
+          </w:p>
+        </w:tc>
+      </w:tr>
+      <w:tr>
+        <w:tc>
+          <w:tcPr>
+            <w:tcW w:type="dxa" w:w="800"/>
+          </w:tcPr>
+          <w:p>
+            <w:pPr>
+              <w:spacing w:line="276" w:lineRule="auto"/>
+            </w:pPr>
+            <w:r>
+              <w:rPr>
+                <w:rFonts w:ascii="Times New Roman" w:cs="Times New Roman" w:eastAsia="Times New Roman" w:hAnsi="Times New Roman"/>
+                <w:b w:val="false"/>
+                <w:bCs w:val="false"/>
+                <w:sz w:val="18"/>
+                <w:szCs w:val="18"/>
+              </w:rPr>
+              <w:t xml:space="preserve">T01–T03</w:t>
+            </w:r>
+          </w:p>
+        </w:tc>
+        <w:tc>
+          <w:tcPr>
+            <w:tcW w:type="dxa" w:w="1600"/>
+          </w:tcPr>
+          <w:p>
+            <w:pPr>
+              <w:spacing w:line="276" w:lineRule="auto"/>
+            </w:pPr>
+            <w:r>
+              <w:rPr>
+                <w:rFonts w:ascii="Times New Roman" w:cs="Times New Roman" w:eastAsia="Times New Roman" w:hAnsi="Times New Roman"/>
+                <w:b w:val="false"/>
+                <w:bCs w:val="false"/>
+                <w:sz w:val="18"/>
+                <w:szCs w:val="18"/>
+              </w:rPr>
+              <w:t xml:space="preserve">ValidationUtil</w:t>
+            </w:r>
+          </w:p>
+        </w:tc>
+        <w:tc>
+          <w:tcPr>
+            <w:tcW w:type="dxa" w:w="2000"/>
+          </w:tcPr>
+          <w:p>
+            <w:pPr>
+              <w:spacing w:line="276" w:lineRule="auto"/>
+            </w:pPr>
+            <w:r>
+              <w:rPr>
+                <w:rFonts w:ascii="Times New Roman" w:cs="Times New Roman" w:eastAsia="Times New Roman" w:hAnsi="Times New Roman"/>
+                <w:b w:val="false"/>
+                <w:bCs w:val="false"/>
+                <w:sz w:val="18"/>
+                <w:szCs w:val="18"/>
+              </w:rPr>
+              <w:t xml:space="preserve">Patient name validation</w:t>
+            </w:r>
+          </w:p>
+        </w:tc>
+        <w:tc>
+          <w:tcPr>
+            <w:tcW w:type="dxa" w:w="1900"/>
+          </w:tcPr>
+          <w:p>
+            <w:pPr>
+              <w:spacing w:line="276" w:lineRule="auto"/>
+            </w:pPr>
+            <w:r>
+              <w:rPr>
+                <w:rFonts w:ascii="Times New Roman" w:cs="Times New Roman" w:eastAsia="Times New Roman" w:hAnsi="Times New Roman"/>
+                <w:b w:val="false"/>
+                <w:bCs w:val="false"/>
+                <w:sz w:val="18"/>
+                <w:szCs w:val="18"/>
+              </w:rPr>
+              <w:t xml:space="preserve">"Kasun Perera" / "" / "Kasun123"</w:t>
+            </w:r>
+          </w:p>
+        </w:tc>
+        <w:tc>
+          <w:tcPr>
+            <w:tcW w:type="dxa" w:w="1900"/>
+          </w:tcPr>
+          <w:p>
+            <w:pPr>
+              <w:spacing w:line="276" w:lineRule="auto"/>
+            </w:pPr>
+            <w:r>
+              <w:rPr>
+                <w:rFonts w:ascii="Times New Roman" w:cs="Times New Roman" w:eastAsia="Times New Roman" w:hAnsi="Times New Roman"/>
+                <w:b w:val="false"/>
+                <w:bCs w:val="false"/>
+                <w:sz w:val="18"/>
+                <w:szCs w:val="18"/>
+              </w:rPr>
+              <w:t xml:space="preserve">accepted / rejected / rejected</w:t>
+            </w:r>
+          </w:p>
+        </w:tc>
+      </w:tr>
+      <w:tr>
+        <w:tc>
+          <w:tcPr>
+            <w:tcW w:type="dxa" w:w="800"/>
+          </w:tcPr>
+          <w:p>
+            <w:pPr>
+              <w:spacing w:line="276" w:lineRule="auto"/>
+            </w:pPr>
+            <w:r>
+              <w:rPr>
+                <w:rFonts w:ascii="Times New Roman" w:cs="Times New Roman" w:eastAsia="Times New Roman" w:hAnsi="Times New Roman"/>
+                <w:b w:val="false"/>
+                <w:bCs w:val="false"/>
+                <w:sz w:val="18"/>
+                <w:szCs w:val="18"/>
+              </w:rPr>
+              <w:t xml:space="preserve">T04–T06</w:t>
+            </w:r>
+          </w:p>
+        </w:tc>
+        <w:tc>
+          <w:tcPr>
+            <w:tcW w:type="dxa" w:w="1600"/>
+          </w:tcPr>
+          <w:p>
+            <w:pPr>
+              <w:spacing w:line="276" w:lineRule="auto"/>
+            </w:pPr>
+            <w:r>
+              <w:rPr>
+                <w:rFonts w:ascii="Times New Roman" w:cs="Times New Roman" w:eastAsia="Times New Roman" w:hAnsi="Times New Roman"/>
+                <w:b w:val="false"/>
+                <w:bCs w:val="false"/>
+                <w:sz w:val="18"/>
+                <w:szCs w:val="18"/>
+              </w:rPr>
+              <w:t xml:space="preserve">ValidationUtil</w:t>
+            </w:r>
+          </w:p>
+        </w:tc>
+        <w:tc>
+          <w:tcPr>
+            <w:tcW w:type="dxa" w:w="2000"/>
+          </w:tcPr>
+          <w:p>
+            <w:pPr>
+              <w:spacing w:line="276" w:lineRule="auto"/>
+            </w:pPr>
+            <w:r>
+              <w:rPr>
+                <w:rFonts w:ascii="Times New Roman" w:cs="Times New Roman" w:eastAsia="Times New Roman" w:hAnsi="Times New Roman"/>
+                <w:b w:val="false"/>
+                <w:bCs w:val="false"/>
+                <w:sz w:val="18"/>
+                <w:szCs w:val="18"/>
+              </w:rPr>
+              <w:t xml:space="preserve">Contact number validation</w:t>
+            </w:r>
+          </w:p>
+        </w:tc>
+        <w:tc>
+          <w:tcPr>
+            <w:tcW w:type="dxa" w:w="1900"/>
+          </w:tcPr>
+          <w:p>
+            <w:pPr>
+              <w:spacing w:line="276" w:lineRule="auto"/>
+            </w:pPr>
+            <w:r>
+              <w:rPr>
+                <w:rFonts w:ascii="Times New Roman" w:cs="Times New Roman" w:eastAsia="Times New Roman" w:hAnsi="Times New Roman"/>
+                <w:b w:val="false"/>
+                <w:bCs w:val="false"/>
+                <w:sz w:val="18"/>
+                <w:szCs w:val="18"/>
+              </w:rPr>
+              <w:t xml:space="preserve">"0771234567" / "12345" / "077abc4567"</w:t>
+            </w:r>
+          </w:p>
+        </w:tc>
+        <w:tc>
+          <w:tcPr>
+            <w:tcW w:type="dxa" w:w="1900"/>
+          </w:tcPr>
+          <w:p>
+            <w:pPr>
+              <w:spacing w:line="276" w:lineRule="auto"/>
+            </w:pPr>
+            <w:r>
+              <w:rPr>
+                <w:rFonts w:ascii="Times New Roman" w:cs="Times New Roman" w:eastAsia="Times New Roman" w:hAnsi="Times New Roman"/>
+                <w:b w:val="false"/>
+                <w:bCs w:val="false"/>
+                <w:sz w:val="18"/>
+                <w:szCs w:val="18"/>
+              </w:rPr>
+              <w:t xml:space="preserve">accepted / rejected / rejected</w:t>
+            </w:r>
+          </w:p>
+        </w:tc>
+      </w:tr>
+      <w:tr>
+        <w:tc>
+          <w:tcPr>
+            <w:tcW w:type="dxa" w:w="800"/>
+          </w:tcPr>
+          <w:p>
+            <w:pPr>
+              <w:spacing w:line="276" w:lineRule="auto"/>
+            </w:pPr>
+            <w:r>
+              <w:rPr>
+                <w:rFonts w:ascii="Times New Roman" w:cs="Times New Roman" w:eastAsia="Times New Roman" w:hAnsi="Times New Roman"/>
+                <w:b w:val="false"/>
+                <w:bCs w:val="false"/>
+                <w:sz w:val="18"/>
+                <w:szCs w:val="18"/>
+              </w:rPr>
+              <w:t xml:space="preserve">T07–T08</w:t>
+            </w:r>
+          </w:p>
+        </w:tc>
+        <w:tc>
+          <w:tcPr>
+            <w:tcW w:type="dxa" w:w="1600"/>
+          </w:tcPr>
+          <w:p>
+            <w:pPr>
+              <w:spacing w:line="276" w:lineRule="auto"/>
+            </w:pPr>
+            <w:r>
+              <w:rPr>
+                <w:rFonts w:ascii="Times New Roman" w:cs="Times New Roman" w:eastAsia="Times New Roman" w:hAnsi="Times New Roman"/>
+                <w:b w:val="false"/>
+                <w:bCs w:val="false"/>
+                <w:sz w:val="18"/>
+                <w:szCs w:val="18"/>
+              </w:rPr>
+              <w:t xml:space="preserve">ValidationUtil</w:t>
+            </w:r>
+          </w:p>
+        </w:tc>
+        <w:tc>
+          <w:tcPr>
+            <w:tcW w:type="dxa" w:w="2000"/>
+          </w:tcPr>
+          <w:p>
+            <w:pPr>
+              <w:spacing w:line="276" w:lineRule="auto"/>
+            </w:pPr>
+            <w:r>
+              <w:rPr>
+                <w:rFonts w:ascii="Times New Roman" w:cs="Times New Roman" w:eastAsia="Times New Roman" w:hAnsi="Times New Roman"/>
+                <w:b w:val="false"/>
+                <w:bCs w:val="false"/>
+                <w:sz w:val="18"/>
+                <w:szCs w:val="18"/>
+              </w:rPr>
+              <w:t xml:space="preserve">Date format validation</w:t>
+            </w:r>
+          </w:p>
+        </w:tc>
+        <w:tc>
+          <w:tcPr>
+            <w:tcW w:type="dxa" w:w="1900"/>
+          </w:tcPr>
+          <w:p>
+            <w:pPr>
+              <w:spacing w:line="276" w:lineRule="auto"/>
+            </w:pPr>
+            <w:r>
+              <w:rPr>
+                <w:rFonts w:ascii="Times New Roman" w:cs="Times New Roman" w:eastAsia="Times New Roman" w:hAnsi="Times New Roman"/>
+                <w:b w:val="false"/>
+                <w:bCs w:val="false"/>
+                <w:sz w:val="18"/>
+                <w:szCs w:val="18"/>
+              </w:rPr>
+              <w:t xml:space="preserve">"2026-09-05" / "not-a-date"</w:t>
+            </w:r>
+          </w:p>
+        </w:tc>
+        <w:tc>
+          <w:tcPr>
+            <w:tcW w:type="dxa" w:w="1900"/>
+          </w:tcPr>
+          <w:p>
+            <w:pPr>
+              <w:spacing w:line="276" w:lineRule="auto"/>
+            </w:pPr>
+            <w:r>
+              <w:rPr>
+                <w:rFonts w:ascii="Times New Roman" w:cs="Times New Roman" w:eastAsia="Times New Roman" w:hAnsi="Times New Roman"/>
+                <w:b w:val="false"/>
+                <w:bCs w:val="false"/>
+                <w:sz w:val="18"/>
+                <w:szCs w:val="18"/>
+              </w:rPr>
+              <w:t xml:space="preserve">accepted / rejected</w:t>
+            </w:r>
+          </w:p>
+        </w:tc>
+      </w:tr>
+      <w:tr>
+        <w:tc>
+          <w:tcPr>
+            <w:tcW w:type="dxa" w:w="800"/>
+          </w:tcPr>
+          <w:p>
+            <w:pPr>
+              <w:spacing w:line="276" w:lineRule="auto"/>
+            </w:pPr>
+            <w:r>
+              <w:rPr>
+                <w:rFonts w:ascii="Times New Roman" w:cs="Times New Roman" w:eastAsia="Times New Roman" w:hAnsi="Times New Roman"/>
+                <w:b w:val="false"/>
+                <w:bCs w:val="false"/>
+                <w:sz w:val="18"/>
+                <w:szCs w:val="18"/>
+              </w:rPr>
+              <w:t xml:space="preserve">T09–T10</w:t>
+            </w:r>
+          </w:p>
+        </w:tc>
+        <w:tc>
+          <w:tcPr>
+            <w:tcW w:type="dxa" w:w="1600"/>
+          </w:tcPr>
+          <w:p>
+            <w:pPr>
+              <w:spacing w:line="276" w:lineRule="auto"/>
+            </w:pPr>
+            <w:r>
+              <w:rPr>
+                <w:rFonts w:ascii="Times New Roman" w:cs="Times New Roman" w:eastAsia="Times New Roman" w:hAnsi="Times New Roman"/>
+                <w:b w:val="false"/>
+                <w:bCs w:val="false"/>
+                <w:sz w:val="18"/>
+                <w:szCs w:val="18"/>
+              </w:rPr>
+              <w:t xml:space="preserve">ValidationUtil</w:t>
+            </w:r>
+          </w:p>
+        </w:tc>
+        <w:tc>
+          <w:tcPr>
+            <w:tcW w:type="dxa" w:w="2000"/>
+          </w:tcPr>
+          <w:p>
+            <w:pPr>
+              <w:spacing w:line="276" w:lineRule="auto"/>
+            </w:pPr>
+            <w:r>
+              <w:rPr>
+                <w:rFonts w:ascii="Times New Roman" w:cs="Times New Roman" w:eastAsia="Times New Roman" w:hAnsi="Times New Roman"/>
+                <w:b w:val="false"/>
+                <w:bCs w:val="false"/>
+                <w:sz w:val="18"/>
+                <w:szCs w:val="18"/>
+              </w:rPr>
+              <w:t xml:space="preserve">Past vs. today's date</w:t>
+            </w:r>
+          </w:p>
+        </w:tc>
+        <w:tc>
+          <w:tcPr>
+            <w:tcW w:type="dxa" w:w="1900"/>
+          </w:tcPr>
+          <w:p>
+            <w:pPr>
+              <w:spacing w:line="276" w:lineRule="auto"/>
+            </w:pPr>
+            <w:r>
+              <w:rPr>
+                <w:rFonts w:ascii="Times New Roman" w:cs="Times New Roman" w:eastAsia="Times New Roman" w:hAnsi="Times New Roman"/>
+                <w:b w:val="false"/>
+                <w:bCs w:val="false"/>
+                <w:sz w:val="18"/>
+                <w:szCs w:val="18"/>
+              </w:rPr>
+              <w:t xml:space="preserve">yesterday / today</w:t>
+            </w:r>
+          </w:p>
+        </w:tc>
+        <w:tc>
+          <w:tcPr>
+            <w:tcW w:type="dxa" w:w="1900"/>
+          </w:tcPr>
+          <w:p>
+            <w:pPr>
+              <w:spacing w:line="276" w:lineRule="auto"/>
+            </w:pPr>
+            <w:r>
+              <w:rPr>
+                <w:rFonts w:ascii="Times New Roman" w:cs="Times New Roman" w:eastAsia="Times New Roman" w:hAnsi="Times New Roman"/>
+                <w:b w:val="false"/>
+                <w:bCs w:val="false"/>
+                <w:sz w:val="18"/>
+                <w:szCs w:val="18"/>
+              </w:rPr>
+              <w:t xml:space="preserve">rejected / accepted</w:t>
+            </w:r>
+          </w:p>
+        </w:tc>
+      </w:tr>
+      <w:tr>
+        <w:tc>
+          <w:tcPr>
+            <w:tcW w:type="dxa" w:w="800"/>
+          </w:tcPr>
+          <w:p>
+            <w:pPr>
+              <w:spacing w:line="276" w:lineRule="auto"/>
+            </w:pPr>
+            <w:r>
+              <w:rPr>
+                <w:rFonts w:ascii="Times New Roman" w:cs="Times New Roman" w:eastAsia="Times New Roman" w:hAnsi="Times New Roman"/>
+                <w:b w:val="false"/>
+                <w:bCs w:val="false"/>
+                <w:sz w:val="18"/>
+                <w:szCs w:val="18"/>
+              </w:rPr>
+              <w:t xml:space="preserve">T11–T14</w:t>
+            </w:r>
+          </w:p>
+        </w:tc>
+        <w:tc>
+          <w:tcPr>
+            <w:tcW w:type="dxa" w:w="1600"/>
+          </w:tcPr>
+          <w:p>
+            <w:pPr>
+              <w:spacing w:line="276" w:lineRule="auto"/>
+            </w:pPr>
+            <w:r>
+              <w:rPr>
+                <w:rFonts w:ascii="Times New Roman" w:cs="Times New Roman" w:eastAsia="Times New Roman" w:hAnsi="Times New Roman"/>
+                <w:b w:val="false"/>
+                <w:bCs w:val="false"/>
+                <w:sz w:val="18"/>
+                <w:szCs w:val="18"/>
+              </w:rPr>
+              <w:t xml:space="preserve">ValidationUtil</w:t>
+            </w:r>
+          </w:p>
+        </w:tc>
+        <w:tc>
+          <w:tcPr>
+            <w:tcW w:type="dxa" w:w="2000"/>
+          </w:tcPr>
+          <w:p>
+            <w:pPr>
+              <w:spacing w:line="276" w:lineRule="auto"/>
+            </w:pPr>
+            <w:r>
+              <w:rPr>
+                <w:rFonts w:ascii="Times New Roman" w:cs="Times New Roman" w:eastAsia="Times New Roman" w:hAnsi="Times New Roman"/>
+                <w:b w:val="false"/>
+                <w:bCs w:val="false"/>
+                <w:sz w:val="18"/>
+                <w:szCs w:val="18"/>
+              </w:rPr>
+              <w:t xml:space="preserve">Clinic operating hours</w:t>
+            </w:r>
+          </w:p>
+        </w:tc>
+        <w:tc>
+          <w:tcPr>
+            <w:tcW w:type="dxa" w:w="1900"/>
+          </w:tcPr>
+          <w:p>
+            <w:pPr>
+              <w:spacing w:line="276" w:lineRule="auto"/>
+            </w:pPr>
+            <w:r>
+              <w:rPr>
+                <w:rFonts w:ascii="Times New Roman" w:cs="Times New Roman" w:eastAsia="Times New Roman" w:hAnsi="Times New Roman"/>
+                <w:b w:val="false"/>
+                <w:bCs w:val="false"/>
+                <w:sz w:val="18"/>
+                <w:szCs w:val="18"/>
+              </w:rPr>
+              <w:t xml:space="preserve">10:30 / 09:00 / 08:59 / 17:00</w:t>
+            </w:r>
+          </w:p>
+        </w:tc>
+        <w:tc>
+          <w:tcPr>
+            <w:tcW w:type="dxa" w:w="1900"/>
+          </w:tcPr>
+          <w:p>
+            <w:pPr>
+              <w:spacing w:line="276" w:lineRule="auto"/>
+            </w:pPr>
+            <w:r>
+              <w:rPr>
+                <w:rFonts w:ascii="Times New Roman" w:cs="Times New Roman" w:eastAsia="Times New Roman" w:hAnsi="Times New Roman"/>
+                <w:b w:val="false"/>
+                <w:bCs w:val="false"/>
+                <w:sz w:val="18"/>
+                <w:szCs w:val="18"/>
+              </w:rPr>
+              <w:t xml:space="preserve">accepted / accepted / rejected / rejected</w:t>
+            </w:r>
+          </w:p>
+        </w:tc>
+      </w:tr>
+      <w:tr>
+        <w:tc>
+          <w:tcPr>
+            <w:tcW w:type="dxa" w:w="800"/>
+          </w:tcPr>
+          <w:p>
+            <w:pPr>
+              <w:spacing w:line="276" w:lineRule="auto"/>
+            </w:pPr>
+            <w:r>
+              <w:rPr>
+                <w:rFonts w:ascii="Times New Roman" w:cs="Times New Roman" w:eastAsia="Times New Roman" w:hAnsi="Times New Roman"/>
+                <w:b w:val="false"/>
+                <w:bCs w:val="false"/>
+                <w:sz w:val="18"/>
+                <w:szCs w:val="18"/>
+              </w:rPr>
+              <w:t xml:space="preserve">T15–T16</w:t>
+            </w:r>
+          </w:p>
+        </w:tc>
+        <w:tc>
+          <w:tcPr>
+            <w:tcW w:type="dxa" w:w="1600"/>
+          </w:tcPr>
+          <w:p>
+            <w:pPr>
+              <w:spacing w:line="276" w:lineRule="auto"/>
+            </w:pPr>
+            <w:r>
+              <w:rPr>
+                <w:rFonts w:ascii="Times New Roman" w:cs="Times New Roman" w:eastAsia="Times New Roman" w:hAnsi="Times New Roman"/>
+                <w:b w:val="false"/>
+                <w:bCs w:val="false"/>
+                <w:sz w:val="18"/>
+                <w:szCs w:val="18"/>
+              </w:rPr>
+              <w:t xml:space="preserve">BillingStrategy</w:t>
+            </w:r>
+          </w:p>
+        </w:tc>
+        <w:tc>
+          <w:tcPr>
+            <w:tcW w:type="dxa" w:w="2000"/>
+          </w:tcPr>
+          <w:p>
+            <w:pPr>
+              <w:spacing w:line="276" w:lineRule="auto"/>
+            </w:pPr>
+            <w:r>
+              <w:rPr>
+                <w:rFonts w:ascii="Times New Roman" w:cs="Times New Roman" w:eastAsia="Times New Roman" w:hAnsi="Times New Roman"/>
+                <w:b w:val="false"/>
+                <w:bCs w:val="false"/>
+                <w:sz w:val="18"/>
+                <w:szCs w:val="18"/>
+              </w:rPr>
+              <w:t xml:space="preserve">Standard vs. insurance billing</w:t>
+            </w:r>
+          </w:p>
+        </w:tc>
+        <w:tc>
+          <w:tcPr>
+            <w:tcW w:type="dxa" w:w="1900"/>
+          </w:tcPr>
+          <w:p>
+            <w:pPr>
+              <w:spacing w:line="276" w:lineRule="auto"/>
+            </w:pPr>
+            <w:r>
+              <w:rPr>
+                <w:rFonts w:ascii="Times New Roman" w:cs="Times New Roman" w:eastAsia="Times New Roman" w:hAnsi="Times New Roman"/>
+                <w:b w:val="false"/>
+                <w:bCs w:val="false"/>
+                <w:sz w:val="18"/>
+                <w:szCs w:val="18"/>
+              </w:rPr>
+              <w:t xml:space="preserve">consult Rs.1500, treatment Rs.5000</w:t>
+            </w:r>
+          </w:p>
+        </w:tc>
+        <w:tc>
+          <w:tcPr>
+            <w:tcW w:type="dxa" w:w="1900"/>
+          </w:tcPr>
+          <w:p>
+            <w:pPr>
+              <w:spacing w:line="276" w:lineRule="auto"/>
+            </w:pPr>
+            <w:r>
+              <w:rPr>
+                <w:rFonts w:ascii="Times New Roman" w:cs="Times New Roman" w:eastAsia="Times New Roman" w:hAnsi="Times New Roman"/>
+                <w:b w:val="false"/>
+                <w:bCs w:val="false"/>
+                <w:sz w:val="18"/>
+                <w:szCs w:val="18"/>
+              </w:rPr>
+              <w:t xml:space="preserve">total 6500 / discount 1000, total 5500</w:t>
+            </w:r>
+          </w:p>
+        </w:tc>
+      </w:tr>
+      <w:tr>
+        <w:tc>
+          <w:tcPr>
+            <w:tcW w:type="dxa" w:w="800"/>
+          </w:tcPr>
+          <w:p>
+            <w:pPr>
+              <w:spacing w:line="276" w:lineRule="auto"/>
+            </w:pPr>
+            <w:r>
+              <w:rPr>
+                <w:rFonts w:ascii="Times New Roman" w:cs="Times New Roman" w:eastAsia="Times New Roman" w:hAnsi="Times New Roman"/>
+                <w:b w:val="false"/>
+                <w:bCs w:val="false"/>
+                <w:sz w:val="18"/>
+                <w:szCs w:val="18"/>
+              </w:rPr>
+              <w:t xml:space="preserve">T17</w:t>
+            </w:r>
+          </w:p>
+        </w:tc>
+        <w:tc>
+          <w:tcPr>
+            <w:tcW w:type="dxa" w:w="1600"/>
+          </w:tcPr>
+          <w:p>
+            <w:pPr>
+              <w:spacing w:line="276" w:lineRule="auto"/>
+            </w:pPr>
+            <w:r>
+              <w:rPr>
+                <w:rFonts w:ascii="Times New Roman" w:cs="Times New Roman" w:eastAsia="Times New Roman" w:hAnsi="Times New Roman"/>
+                <w:b w:val="false"/>
+                <w:bCs w:val="false"/>
+                <w:sz w:val="18"/>
+                <w:szCs w:val="18"/>
+              </w:rPr>
+              <w:t xml:space="preserve">BillingStrategyFactory</w:t>
+            </w:r>
+          </w:p>
+        </w:tc>
+        <w:tc>
+          <w:tcPr>
+            <w:tcW w:type="dxa" w:w="2000"/>
+          </w:tcPr>
+          <w:p>
+            <w:pPr>
+              <w:spacing w:line="276" w:lineRule="auto"/>
+            </w:pPr>
+            <w:r>
+              <w:rPr>
+                <w:rFonts w:ascii="Times New Roman" w:cs="Times New Roman" w:eastAsia="Times New Roman" w:hAnsi="Times New Roman"/>
+                <w:b w:val="false"/>
+                <w:bCs w:val="false"/>
+                <w:sz w:val="18"/>
+                <w:szCs w:val="18"/>
+              </w:rPr>
+              <w:t xml:space="preserve">Strategy selection</w:t>
+            </w:r>
+          </w:p>
+        </w:tc>
+        <w:tc>
+          <w:tcPr>
+            <w:tcW w:type="dxa" w:w="1900"/>
+          </w:tcPr>
+          <w:p>
+            <w:pPr>
+              <w:spacing w:line="276" w:lineRule="auto"/>
+            </w:pPr>
+            <w:r>
+              <w:rPr>
+                <w:rFonts w:ascii="Times New Roman" w:cs="Times New Roman" w:eastAsia="Times New Roman" w:hAnsi="Times New Roman"/>
+                <w:b w:val="false"/>
+                <w:bCs w:val="false"/>
+                <w:sz w:val="18"/>
+                <w:szCs w:val="18"/>
+              </w:rPr>
+              <w:t xml:space="preserve">hasInsurance = true/false</w:t>
+            </w:r>
+          </w:p>
+        </w:tc>
+        <w:tc>
+          <w:tcPr>
+            <w:tcW w:type="dxa" w:w="1900"/>
+          </w:tcPr>
+          <w:p>
+            <w:pPr>
+              <w:spacing w:line="276" w:lineRule="auto"/>
+            </w:pPr>
+            <w:r>
+              <w:rPr>
+                <w:rFonts w:ascii="Times New Roman" w:cs="Times New Roman" w:eastAsia="Times New Roman" w:hAnsi="Times New Roman"/>
+                <w:b w:val="false"/>
+                <w:bCs w:val="false"/>
+                <w:sz w:val="18"/>
+                <w:szCs w:val="18"/>
+              </w:rPr>
+              <w:t xml:space="preserve">returns matching strategy type</w:t>
+            </w:r>
+          </w:p>
+        </w:tc>
+      </w:tr>
+      <w:tr>
+        <w:tc>
+          <w:tcPr>
+            <w:tcW w:type="dxa" w:w="800"/>
+          </w:tcPr>
+          <w:p>
+            <w:pPr>
+              <w:spacing w:line="276" w:lineRule="auto"/>
+            </w:pPr>
+            <w:r>
+              <w:rPr>
+                <w:rFonts w:ascii="Times New Roman" w:cs="Times New Roman" w:eastAsia="Times New Roman" w:hAnsi="Times New Roman"/>
+                <w:b w:val="false"/>
+                <w:bCs w:val="false"/>
+                <w:sz w:val="18"/>
+                <w:szCs w:val="18"/>
+              </w:rPr>
+              <w:t xml:space="preserve">T18–T19</w:t>
+            </w:r>
+          </w:p>
+        </w:tc>
+        <w:tc>
+          <w:tcPr>
+            <w:tcW w:type="dxa" w:w="1600"/>
+          </w:tcPr>
+          <w:p>
+            <w:pPr>
+              <w:spacing w:line="276" w:lineRule="auto"/>
+            </w:pPr>
+            <w:r>
+              <w:rPr>
+                <w:rFonts w:ascii="Times New Roman" w:cs="Times New Roman" w:eastAsia="Times New Roman" w:hAnsi="Times New Roman"/>
+                <w:b w:val="false"/>
+                <w:bCs w:val="false"/>
+                <w:sz w:val="18"/>
+                <w:szCs w:val="18"/>
+              </w:rPr>
+              <w:t xml:space="preserve">AppointmentService</w:t>
+            </w:r>
+          </w:p>
+        </w:tc>
+        <w:tc>
+          <w:tcPr>
+            <w:tcW w:type="dxa" w:w="2000"/>
+          </w:tcPr>
+          <w:p>
+            <w:pPr>
+              <w:spacing w:line="276" w:lineRule="auto"/>
+            </w:pPr>
+            <w:r>
+              <w:rPr>
+                <w:rFonts w:ascii="Times New Roman" w:cs="Times New Roman" w:eastAsia="Times New Roman" w:hAnsi="Times New Roman"/>
+                <w:b w:val="false"/>
+                <w:bCs w:val="false"/>
+                <w:sz w:val="18"/>
+                <w:szCs w:val="18"/>
+              </w:rPr>
+              <w:t xml:space="preserve">Registration + number-collision retry</w:t>
+            </w:r>
+          </w:p>
+        </w:tc>
+        <w:tc>
+          <w:tcPr>
+            <w:tcW w:type="dxa" w:w="1900"/>
+          </w:tcPr>
+          <w:p>
+            <w:pPr>
+              <w:spacing w:line="276" w:lineRule="auto"/>
+            </w:pPr>
+            <w:r>
+              <w:rPr>
+                <w:rFonts w:ascii="Times New Roman" w:cs="Times New Roman" w:eastAsia="Times New Roman" w:hAnsi="Times New Roman"/>
+                <w:b w:val="false"/>
+                <w:bCs w:val="false"/>
+                <w:sz w:val="18"/>
+                <w:szCs w:val="18"/>
+              </w:rPr>
+              <w:t xml:space="preserve">mocked PatientDAO/AppointmentDAO</w:t>
+            </w:r>
+          </w:p>
+        </w:tc>
+        <w:tc>
+          <w:tcPr>
+            <w:tcW w:type="dxa" w:w="1900"/>
+          </w:tcPr>
+          <w:p>
+            <w:pPr>
+              <w:spacing w:line="276" w:lineRule="auto"/>
+            </w:pPr>
+            <w:r>
+              <w:rPr>
+                <w:rFonts w:ascii="Times New Roman" w:cs="Times New Roman" w:eastAsia="Times New Roman" w:hAnsi="Times New Roman"/>
+                <w:b w:val="false"/>
+                <w:bCs w:val="false"/>
+                <w:sz w:val="18"/>
+                <w:szCs w:val="18"/>
+              </w:rPr>
+              <w:t xml:space="preserve">patient &amp; appointment saved; retries until unique</w:t>
+            </w:r>
+          </w:p>
+        </w:tc>
+      </w:tr>
+      <w:tr>
+        <w:tc>
+          <w:tcPr>
+            <w:tcW w:type="dxa" w:w="800"/>
+          </w:tcPr>
+          <w:p>
+            <w:pPr>
+              <w:spacing w:line="276" w:lineRule="auto"/>
+            </w:pPr>
+            <w:r>
+              <w:rPr>
+                <w:rFonts w:ascii="Times New Roman" w:cs="Times New Roman" w:eastAsia="Times New Roman" w:hAnsi="Times New Roman"/>
+                <w:b w:val="false"/>
+                <w:bCs w:val="false"/>
+                <w:sz w:val="18"/>
+                <w:szCs w:val="18"/>
+              </w:rPr>
+              <w:t xml:space="preserve">T20–T22</w:t>
+            </w:r>
+          </w:p>
+        </w:tc>
+        <w:tc>
+          <w:tcPr>
+            <w:tcW w:type="dxa" w:w="1600"/>
+          </w:tcPr>
+          <w:p>
+            <w:pPr>
+              <w:spacing w:line="276" w:lineRule="auto"/>
+            </w:pPr>
+            <w:r>
+              <w:rPr>
+                <w:rFonts w:ascii="Times New Roman" w:cs="Times New Roman" w:eastAsia="Times New Roman" w:hAnsi="Times New Roman"/>
+                <w:b w:val="false"/>
+                <w:bCs w:val="false"/>
+                <w:sz w:val="18"/>
+                <w:szCs w:val="18"/>
+              </w:rPr>
+              <w:t xml:space="preserve">BillService</w:t>
+            </w:r>
+          </w:p>
+        </w:tc>
+        <w:tc>
+          <w:tcPr>
+            <w:tcW w:type="dxa" w:w="2000"/>
+          </w:tcPr>
+          <w:p>
+            <w:pPr>
+              <w:spacing w:line="276" w:lineRule="auto"/>
+            </w:pPr>
+            <w:r>
+              <w:rPr>
+                <w:rFonts w:ascii="Times New Roman" w:cs="Times New Roman" w:eastAsia="Times New Roman" w:hAnsi="Times New Roman"/>
+                <w:b w:val="false"/>
+                <w:bCs w:val="false"/>
+                <w:sz w:val="18"/>
+                <w:szCs w:val="18"/>
+              </w:rPr>
+              <w:t xml:space="preserve">Standard / insurance / re-billing</w:t>
+            </w:r>
+          </w:p>
+        </w:tc>
+        <w:tc>
+          <w:tcPr>
+            <w:tcW w:type="dxa" w:w="1900"/>
+          </w:tcPr>
+          <w:p>
+            <w:pPr>
+              <w:spacing w:line="276" w:lineRule="auto"/>
+            </w:pPr>
+            <w:r>
+              <w:rPr>
+                <w:rFonts w:ascii="Times New Roman" w:cs="Times New Roman" w:eastAsia="Times New Roman" w:hAnsi="Times New Roman"/>
+                <w:b w:val="false"/>
+                <w:bCs w:val="false"/>
+                <w:sz w:val="18"/>
+                <w:szCs w:val="18"/>
+              </w:rPr>
+              <w:t xml:space="preserve">treatment fee Rs.3500</w:t>
+            </w:r>
+          </w:p>
+        </w:tc>
+        <w:tc>
+          <w:tcPr>
+            <w:tcW w:type="dxa" w:w="1900"/>
+          </w:tcPr>
+          <w:p>
+            <w:pPr>
+              <w:spacing w:line="276" w:lineRule="auto"/>
+            </w:pPr>
+            <w:r>
+              <w:rPr>
+                <w:rFonts w:ascii="Times New Roman" w:cs="Times New Roman" w:eastAsia="Times New Roman" w:hAnsi="Times New Roman"/>
+                <w:b w:val="false"/>
+                <w:bCs w:val="false"/>
+                <w:sz w:val="18"/>
+                <w:szCs w:val="18"/>
+              </w:rPr>
+              <w:t xml:space="preserve">total 5000 / discount 700, total 4300 / existing bill returned, no duplicate save</w:t>
+            </w:r>
+          </w:p>
+        </w:tc>
+      </w:tr>
+      <w:tr>
+        <w:tc>
+          <w:tcPr>
+            <w:tcW w:type="dxa" w:w="800"/>
+          </w:tcPr>
+          <w:p>
+            <w:pPr>
+              <w:spacing w:line="276" w:lineRule="auto"/>
+            </w:pPr>
+            <w:r>
+              <w:rPr>
+                <w:rFonts w:ascii="Times New Roman" w:cs="Times New Roman" w:eastAsia="Times New Roman" w:hAnsi="Times New Roman"/>
+                <w:b w:val="false"/>
+                <w:bCs w:val="false"/>
+                <w:sz w:val="18"/>
+                <w:szCs w:val="18"/>
+              </w:rPr>
+              <w:t xml:space="preserve">T23–T25</w:t>
+            </w:r>
+          </w:p>
+        </w:tc>
+        <w:tc>
+          <w:tcPr>
+            <w:tcW w:type="dxa" w:w="1600"/>
+          </w:tcPr>
+          <w:p>
+            <w:pPr>
+              <w:spacing w:line="276" w:lineRule="auto"/>
+            </w:pPr>
+            <w:r>
+              <w:rPr>
+                <w:rFonts w:ascii="Times New Roman" w:cs="Times New Roman" w:eastAsia="Times New Roman" w:hAnsi="Times New Roman"/>
+                <w:b w:val="false"/>
+                <w:bCs w:val="false"/>
+                <w:sz w:val="18"/>
+                <w:szCs w:val="18"/>
+              </w:rPr>
+              <w:t xml:space="preserve">AuthService</w:t>
+            </w:r>
+          </w:p>
+        </w:tc>
+        <w:tc>
+          <w:tcPr>
+            <w:tcW w:type="dxa" w:w="2000"/>
+          </w:tcPr>
+          <w:p>
+            <w:pPr>
+              <w:spacing w:line="276" w:lineRule="auto"/>
+            </w:pPr>
+            <w:r>
+              <w:rPr>
+                <w:rFonts w:ascii="Times New Roman" w:cs="Times New Roman" w:eastAsia="Times New Roman" w:hAnsi="Times New Roman"/>
+                <w:b w:val="false"/>
+                <w:bCs w:val="false"/>
+                <w:sz w:val="18"/>
+                <w:szCs w:val="18"/>
+              </w:rPr>
+              <w:t xml:space="preserve">Login success / wrong password / unknown user</w:t>
+            </w:r>
+          </w:p>
+        </w:tc>
+        <w:tc>
+          <w:tcPr>
+            <w:tcW w:type="dxa" w:w="1900"/>
+          </w:tcPr>
+          <w:p>
+            <w:pPr>
+              <w:spacing w:line="276" w:lineRule="auto"/>
+            </w:pPr>
+            <w:r>
+              <w:rPr>
+                <w:rFonts w:ascii="Times New Roman" w:cs="Times New Roman" w:eastAsia="Times New Roman" w:hAnsi="Times New Roman"/>
+                <w:b w:val="false"/>
+                <w:bCs w:val="false"/>
+                <w:sz w:val="18"/>
+                <w:szCs w:val="18"/>
+              </w:rPr>
+              <w:t xml:space="preserve">hashed password comparison</w:t>
+            </w:r>
+          </w:p>
+        </w:tc>
+        <w:tc>
+          <w:tcPr>
+            <w:tcW w:type="dxa" w:w="1900"/>
+          </w:tcPr>
+          <w:p>
+            <w:pPr>
+              <w:spacing w:line="276" w:lineRule="auto"/>
+            </w:pPr>
+            <w:r>
+              <w:rPr>
+                <w:rFonts w:ascii="Times New Roman" w:cs="Times New Roman" w:eastAsia="Times New Roman" w:hAnsi="Times New Roman"/>
+                <w:b w:val="false"/>
+                <w:bCs w:val="false"/>
+                <w:sz w:val="18"/>
+                <w:szCs w:val="18"/>
+              </w:rPr>
+              <w:t xml:space="preserve">User returned / null / null</w:t>
+            </w:r>
+          </w:p>
+        </w:tc>
+      </w:tr>
+    </w:tbl>
+    <w:p>
+      <w:pPr>
+        <w:pStyle w:val="Heading2"/>
+        <w:spacing w:after="140" w:before="280" w:line="360" w:lineRule="auto"/>
+      </w:pPr>
+      <w:r>
+        <w:rPr>
+          <w:rFonts w:ascii="Times New Roman" w:cs="Times New Roman" w:eastAsia="Times New Roman" w:hAnsi="Times New Roman"/>
+          <w:b/>
+          <w:bCs/>
+          <w:sz w:val="28"/>
+          <w:szCs w:val="28"/>
+        </w:rPr>
+        <w:t xml:space="preserve">4.4 Manual / Exploratory Test Log (DAO + UI Layer)</w:t>
+      </w:r>
+    </w:p>
+    <w:p>
+      <w:pPr>
+        <w:spacing w:after="200" w:line="360" w:lineRule="auto"/>
+        <w:jc w:val="both"/>
+      </w:pPr>
+      <w:r>
+        <w:rPr>
+          <w:rFonts w:ascii="Times New Roman" w:cs="Times New Roman" w:eastAsia="Times New Roman" w:hAnsi="Times New Roman"/>
+          <w:b w:val="false"/>
+          <w:bCs w:val="false"/>
+          <w:i w:val="false"/>
+          <w:iCs w:val="false"/>
+          <w:sz w:val="24"/>
+          <w:szCs w:val="24"/>
+        </w:rPr>
+        <w:t xml:space="preserve">Since DAOs and servlets are integration/UI glue rather than unit-tested, they were verified by hand against a real running instance (Tomcat 9 + MySQL 8, not mocked). Every row below was actually exercised - via the browser for the UI cases and via curl for the two session/idempotency checks that have no useful screenshot - and passed; screenshots for the UI-visible cases are the numbered figures in section 3.5, cross-referenced below rather than repeated.</w:t>
+      </w:r>
+    </w:p>
+    <w:tbl>
+      <w:tblPr>
+        <w:tblW w:type="dxa" w:w="8200"/>
+        <w:tblBorders>
+          <w:top w:val="single" w:color="auto" w:sz="4"/>
+          <w:left w:val="single" w:color="auto" w:sz="4"/>
+          <w:bottom w:val="single" w:color="auto" w:sz="4"/>
+          <w:right w:val="single" w:color="auto" w:sz="4"/>
+          <w:insideH w:val="single" w:color="auto" w:sz="4"/>
+          <w:insideV w:val="single" w:color="auto" w:sz="4"/>
+        </w:tblBorders>
+      </w:tblPr>
+      <w:tblGrid>
+        <w:gridCol w:w="500"/>
+        <w:gridCol w:w="2600"/>
+        <w:gridCol w:w="2600"/>
+        <w:gridCol w:w="2500"/>
+      </w:tblGrid>
+      <w:tr>
+        <w:tc>
+          <w:tcPr>
+            <w:tcW w:type="dxa" w:w="500"/>
+            <w:shd w:fill="D9D9D9" w:color="auto" w:val="clear"/>
+          </w:tcPr>
+          <w:p>
+            <w:pPr>
+              <w:spacing w:line="276" w:lineRule="auto"/>
+            </w:pPr>
+            <w:r>
+              <w:rPr>
+                <w:rFonts w:ascii="Times New Roman" w:cs="Times New Roman" w:eastAsia="Times New Roman" w:hAnsi="Times New Roman"/>
+                <w:b/>
+                <w:bCs/>
+                <w:sz w:val="18"/>
+                <w:szCs w:val="18"/>
+              </w:rPr>
+              <w:t xml:space="preserve">#</w:t>
+            </w:r>
+          </w:p>
+        </w:tc>
+        <w:tc>
+          <w:tcPr>
+            <w:tcW w:type="dxa" w:w="2600"/>
+            <w:shd w:fill="D9D9D9" w:color="auto" w:val="clear"/>
+          </w:tcPr>
+          <w:p>
+            <w:pPr>
+              <w:spacing w:line="276" w:lineRule="auto"/>
+            </w:pPr>
+            <w:r>
+              <w:rPr>
+                <w:rFonts w:ascii="Times New Roman" w:cs="Times New Roman" w:eastAsia="Times New Roman" w:hAnsi="Times New Roman"/>
+                <w:b/>
+                <w:bCs/>
+                <w:sz w:val="18"/>
+                <w:szCs w:val="18"/>
+              </w:rPr>
+              <w:t xml:space="preserve">Action</w:t>
+            </w:r>
+          </w:p>
+        </w:tc>
+        <w:tc>
+          <w:tcPr>
+            <w:tcW w:type="dxa" w:w="2600"/>
+            <w:shd w:fill="D9D9D9" w:color="auto" w:val="clear"/>
+          </w:tcPr>
+          <w:p>
+            <w:pPr>
+              <w:spacing w:line="276" w:lineRule="auto"/>
+            </w:pPr>
+            <w:r>
+              <w:rPr>
+                <w:rFonts w:ascii="Times New Roman" w:cs="Times New Roman" w:eastAsia="Times New Roman" w:hAnsi="Times New Roman"/>
+                <w:b/>
+                <w:bCs/>
+                <w:sz w:val="18"/>
+                <w:szCs w:val="18"/>
+              </w:rPr>
+              <w:t xml:space="preserve">Expected result</w:t>
+            </w:r>
+          </w:p>
+        </w:tc>
+        <w:tc>
+          <w:tcPr>
+            <w:tcW w:type="dxa" w:w="2500"/>
+            <w:shd w:fill="D9D9D9" w:color="auto" w:val="clear"/>
+          </w:tcPr>
+          <w:p>
+            <w:pPr>
+              <w:spacing w:line="276" w:lineRule="auto"/>
+            </w:pPr>
+            <w:r>
+              <w:rPr>
+                <w:rFonts w:ascii="Times New Roman" w:cs="Times New Roman" w:eastAsia="Times New Roman" w:hAnsi="Times New Roman"/>
+                <w:b/>
+                <w:bCs/>
+                <w:sz w:val="18"/>
+                <w:szCs w:val="18"/>
+              </w:rPr>
+              <w:t xml:space="preserve">Result</w:t>
+            </w:r>
+          </w:p>
+        </w:tc>
+      </w:tr>
+      <w:tr>
+        <w:tc>
+          <w:tcPr>
+            <w:tcW w:type="dxa" w:w="500"/>
+          </w:tcPr>
+          <w:p>
+            <w:pPr>
+              <w:spacing w:line="276" w:lineRule="auto"/>
+            </w:pPr>
+            <w:r>
+              <w:rPr>
+                <w:rFonts w:ascii="Times New Roman" w:cs="Times New Roman" w:eastAsia="Times New Roman" w:hAnsi="Times New Roman"/>
+                <w:b w:val="false"/>
+                <w:bCs w:val="false"/>
+                <w:sz w:val="18"/>
+                <w:szCs w:val="18"/>
+              </w:rPr>
+              <w:t xml:space="preserve">M1</w:t>
+            </w:r>
+          </w:p>
+        </w:tc>
+        <w:tc>
+          <w:tcPr>
+            <w:tcW w:type="dxa" w:w="2600"/>
+          </w:tcPr>
+          <w:p>
+            <w:pPr>
+              <w:spacing w:line="276" w:lineRule="auto"/>
+            </w:pPr>
+            <w:r>
+              <w:rPr>
+                <w:rFonts w:ascii="Times New Roman" w:cs="Times New Roman" w:eastAsia="Times New Roman" w:hAnsi="Times New Roman"/>
+                <w:b w:val="false"/>
+                <w:bCs w:val="false"/>
+                <w:sz w:val="18"/>
+                <w:szCs w:val="18"/>
+              </w:rPr>
+              <w:t xml:space="preserve">Log in with admin / admin123</w:t>
+            </w:r>
+          </w:p>
+        </w:tc>
+        <w:tc>
+          <w:tcPr>
+            <w:tcW w:type="dxa" w:w="2600"/>
+          </w:tcPr>
+          <w:p>
+            <w:pPr>
+              <w:spacing w:line="276" w:lineRule="auto"/>
+            </w:pPr>
+            <w:r>
+              <w:rPr>
+                <w:rFonts w:ascii="Times New Roman" w:cs="Times New Roman" w:eastAsia="Times New Roman" w:hAnsi="Times New Roman"/>
+                <w:b w:val="false"/>
+                <w:bCs w:val="false"/>
+                <w:sz w:val="18"/>
+                <w:szCs w:val="18"/>
+              </w:rPr>
+              <w:t xml:space="preserve">Redirected to dashboard</w:t>
+            </w:r>
+          </w:p>
+        </w:tc>
+        <w:tc>
+          <w:tcPr>
+            <w:tcW w:type="dxa" w:w="2500"/>
+          </w:tcPr>
+          <w:p>
+            <w:pPr>
+              <w:spacing w:line="276" w:lineRule="auto"/>
+            </w:pPr>
+            <w:r>
+              <w:rPr>
+                <w:rFonts w:ascii="Times New Roman" w:cs="Times New Roman" w:eastAsia="Times New Roman" w:hAnsi="Times New Roman"/>
+                <w:b w:val="false"/>
+                <w:bCs w:val="false"/>
+                <w:sz w:val="18"/>
+                <w:szCs w:val="18"/>
+              </w:rPr>
+              <w:t xml:space="preserve">Pass (Fig. 12)</w:t>
+            </w:r>
+          </w:p>
+        </w:tc>
+      </w:tr>
+      <w:tr>
+        <w:tc>
+          <w:tcPr>
+            <w:tcW w:type="dxa" w:w="500"/>
+          </w:tcPr>
+          <w:p>
+            <w:pPr>
+              <w:spacing w:line="276" w:lineRule="auto"/>
+            </w:pPr>
+            <w:r>
+              <w:rPr>
+                <w:rFonts w:ascii="Times New Roman" w:cs="Times New Roman" w:eastAsia="Times New Roman" w:hAnsi="Times New Roman"/>
+                <w:b w:val="false"/>
+                <w:bCs w:val="false"/>
+                <w:sz w:val="18"/>
+                <w:szCs w:val="18"/>
+              </w:rPr>
+              <w:t xml:space="preserve">M2</w:t>
+            </w:r>
+          </w:p>
+        </w:tc>
+        <w:tc>
+          <w:tcPr>
+            <w:tcW w:type="dxa" w:w="2600"/>
+          </w:tcPr>
+          <w:p>
+            <w:pPr>
+              <w:spacing w:line="276" w:lineRule="auto"/>
+            </w:pPr>
+            <w:r>
+              <w:rPr>
+                <w:rFonts w:ascii="Times New Roman" w:cs="Times New Roman" w:eastAsia="Times New Roman" w:hAnsi="Times New Roman"/>
+                <w:b w:val="false"/>
+                <w:bCs w:val="false"/>
+                <w:sz w:val="18"/>
+                <w:szCs w:val="18"/>
+              </w:rPr>
+              <w:t xml:space="preserve">Log in with wrong password</w:t>
+            </w:r>
+          </w:p>
+        </w:tc>
+        <w:tc>
+          <w:tcPr>
+            <w:tcW w:type="dxa" w:w="2600"/>
+          </w:tcPr>
+          <w:p>
+            <w:pPr>
+              <w:spacing w:line="276" w:lineRule="auto"/>
+            </w:pPr>
+            <w:r>
+              <w:rPr>
+                <w:rFonts w:ascii="Times New Roman" w:cs="Times New Roman" w:eastAsia="Times New Roman" w:hAnsi="Times New Roman"/>
+                <w:b w:val="false"/>
+                <w:bCs w:val="false"/>
+                <w:sz w:val="18"/>
+                <w:szCs w:val="18"/>
+              </w:rPr>
+              <w:t xml:space="preserve">Error shown, stays on login page</w:t>
+            </w:r>
+          </w:p>
+        </w:tc>
+        <w:tc>
+          <w:tcPr>
+            <w:tcW w:type="dxa" w:w="2500"/>
+          </w:tcPr>
+          <w:p>
+            <w:pPr>
+              <w:spacing w:line="276" w:lineRule="auto"/>
+            </w:pPr>
+            <w:r>
+              <w:rPr>
+                <w:rFonts w:ascii="Times New Roman" w:cs="Times New Roman" w:eastAsia="Times New Roman" w:hAnsi="Times New Roman"/>
+                <w:b w:val="false"/>
+                <w:bCs w:val="false"/>
+                <w:sz w:val="18"/>
+                <w:szCs w:val="18"/>
+              </w:rPr>
+              <w:t xml:space="preserve">Pass (Fig. 11)</w:t>
+            </w:r>
+          </w:p>
+        </w:tc>
+      </w:tr>
+      <w:tr>
+        <w:tc>
+          <w:tcPr>
+            <w:tcW w:type="dxa" w:w="500"/>
+          </w:tcPr>
+          <w:p>
+            <w:pPr>
+              <w:spacing w:line="276" w:lineRule="auto"/>
+            </w:pPr>
+            <w:r>
+              <w:rPr>
+                <w:rFonts w:ascii="Times New Roman" w:cs="Times New Roman" w:eastAsia="Times New Roman" w:hAnsi="Times New Roman"/>
+                <w:b w:val="false"/>
+                <w:bCs w:val="false"/>
+                <w:sz w:val="18"/>
+                <w:szCs w:val="18"/>
+              </w:rPr>
+              <w:t xml:space="preserve">M3</w:t>
+            </w:r>
+          </w:p>
+        </w:tc>
+        <w:tc>
+          <w:tcPr>
+            <w:tcW w:type="dxa" w:w="2600"/>
+          </w:tcPr>
+          <w:p>
+            <w:pPr>
+              <w:spacing w:line="276" w:lineRule="auto"/>
+            </w:pPr>
+            <w:r>
+              <w:rPr>
+                <w:rFonts w:ascii="Times New Roman" w:cs="Times New Roman" w:eastAsia="Times New Roman" w:hAnsi="Times New Roman"/>
+                <w:b w:val="false"/>
+                <w:bCs w:val="false"/>
+                <w:sz w:val="18"/>
+                <w:szCs w:val="18"/>
+              </w:rPr>
+              <w:t xml:space="preserve">Visit /dashboard while logged out</w:t>
+            </w:r>
+          </w:p>
+        </w:tc>
+        <w:tc>
+          <w:tcPr>
+            <w:tcW w:type="dxa" w:w="2600"/>
+          </w:tcPr>
+          <w:p>
+            <w:pPr>
+              <w:spacing w:line="276" w:lineRule="auto"/>
+            </w:pPr>
+            <w:r>
+              <w:rPr>
+                <w:rFonts w:ascii="Times New Roman" w:cs="Times New Roman" w:eastAsia="Times New Roman" w:hAnsi="Times New Roman"/>
+                <w:b w:val="false"/>
+                <w:bCs w:val="false"/>
+                <w:sz w:val="18"/>
+                <w:szCs w:val="18"/>
+              </w:rPr>
+              <w:t xml:space="preserve">Redirected to login (AuthFilter)</w:t>
+            </w:r>
+          </w:p>
+        </w:tc>
+        <w:tc>
+          <w:tcPr>
+            <w:tcW w:type="dxa" w:w="2500"/>
+          </w:tcPr>
+          <w:p>
+            <w:pPr>
+              <w:spacing w:line="276" w:lineRule="auto"/>
+            </w:pPr>
+            <w:r>
+              <w:rPr>
+                <w:rFonts w:ascii="Times New Roman" w:cs="Times New Roman" w:eastAsia="Times New Roman" w:hAnsi="Times New Roman"/>
+                <w:b w:val="false"/>
+                <w:bCs w:val="false"/>
+                <w:sz w:val="18"/>
+                <w:szCs w:val="18"/>
+              </w:rPr>
+              <w:t xml:space="preserve">Pass (HTTP 302 to /login, verified via curl)</w:t>
+            </w:r>
+          </w:p>
+        </w:tc>
+      </w:tr>
+      <w:tr>
+        <w:tc>
+          <w:tcPr>
+            <w:tcW w:type="dxa" w:w="500"/>
+          </w:tcPr>
+          <w:p>
+            <w:pPr>
+              <w:spacing w:line="276" w:lineRule="auto"/>
+            </w:pPr>
+            <w:r>
+              <w:rPr>
+                <w:rFonts w:ascii="Times New Roman" w:cs="Times New Roman" w:eastAsia="Times New Roman" w:hAnsi="Times New Roman"/>
+                <w:b w:val="false"/>
+                <w:bCs w:val="false"/>
+                <w:sz w:val="18"/>
+                <w:szCs w:val="18"/>
+              </w:rPr>
+              <w:t xml:space="preserve">M4</w:t>
+            </w:r>
+          </w:p>
+        </w:tc>
+        <w:tc>
+          <w:tcPr>
+            <w:tcW w:type="dxa" w:w="2600"/>
+          </w:tcPr>
+          <w:p>
+            <w:pPr>
+              <w:spacing w:line="276" w:lineRule="auto"/>
+            </w:pPr>
+            <w:r>
+              <w:rPr>
+                <w:rFonts w:ascii="Times New Roman" w:cs="Times New Roman" w:eastAsia="Times New Roman" w:hAnsi="Times New Roman"/>
+                <w:b w:val="false"/>
+                <w:bCs w:val="false"/>
+                <w:sz w:val="18"/>
+                <w:szCs w:val="18"/>
+              </w:rPr>
+              <w:t xml:space="preserve">Register an appointment with all valid fields</w:t>
+            </w:r>
+          </w:p>
+        </w:tc>
+        <w:tc>
+          <w:tcPr>
+            <w:tcW w:type="dxa" w:w="2600"/>
+          </w:tcPr>
+          <w:p>
+            <w:pPr>
+              <w:spacing w:line="276" w:lineRule="auto"/>
+            </w:pPr>
+            <w:r>
+              <w:rPr>
+                <w:rFonts w:ascii="Times New Roman" w:cs="Times New Roman" w:eastAsia="Times New Roman" w:hAnsi="Times New Roman"/>
+                <w:b w:val="false"/>
+                <w:bCs w:val="false"/>
+                <w:sz w:val="18"/>
+                <w:szCs w:val="18"/>
+              </w:rPr>
+              <w:t xml:space="preserve">Appointment number shown on confirmation</w:t>
+            </w:r>
+          </w:p>
+        </w:tc>
+        <w:tc>
+          <w:tcPr>
+            <w:tcW w:type="dxa" w:w="2500"/>
+          </w:tcPr>
+          <w:p>
+            <w:pPr>
+              <w:spacing w:line="276" w:lineRule="auto"/>
+            </w:pPr>
+            <w:r>
+              <w:rPr>
+                <w:rFonts w:ascii="Times New Roman" w:cs="Times New Roman" w:eastAsia="Times New Roman" w:hAnsi="Times New Roman"/>
+                <w:b w:val="false"/>
+                <w:bCs w:val="false"/>
+                <w:sz w:val="18"/>
+                <w:szCs w:val="18"/>
+              </w:rPr>
+              <w:t xml:space="preserve">Pass (Fig. 15) - APT-20260904-1232 generated</w:t>
+            </w:r>
+          </w:p>
+        </w:tc>
+      </w:tr>
+      <w:tr>
+        <w:tc>
+          <w:tcPr>
+            <w:tcW w:type="dxa" w:w="500"/>
+          </w:tcPr>
+          <w:p>
+            <w:pPr>
+              <w:spacing w:line="276" w:lineRule="auto"/>
+            </w:pPr>
+            <w:r>
+              <w:rPr>
+                <w:rFonts w:ascii="Times New Roman" w:cs="Times New Roman" w:eastAsia="Times New Roman" w:hAnsi="Times New Roman"/>
+                <w:b w:val="false"/>
+                <w:bCs w:val="false"/>
+                <w:sz w:val="18"/>
+                <w:szCs w:val="18"/>
+              </w:rPr>
+              <w:t xml:space="preserve">M5</w:t>
+            </w:r>
+          </w:p>
+        </w:tc>
+        <w:tc>
+          <w:tcPr>
+            <w:tcW w:type="dxa" w:w="2600"/>
+          </w:tcPr>
+          <w:p>
+            <w:pPr>
+              <w:spacing w:line="276" w:lineRule="auto"/>
+            </w:pPr>
+            <w:r>
+              <w:rPr>
+                <w:rFonts w:ascii="Times New Roman" w:cs="Times New Roman" w:eastAsia="Times New Roman" w:hAnsi="Times New Roman"/>
+                <w:b w:val="false"/>
+                <w:bCs w:val="false"/>
+                <w:sz w:val="18"/>
+                <w:szCs w:val="18"/>
+              </w:rPr>
+              <w:t xml:space="preserve">Register an appointment with a 07:00 time</w:t>
+            </w:r>
+          </w:p>
+        </w:tc>
+        <w:tc>
+          <w:tcPr>
+            <w:tcW w:type="dxa" w:w="2600"/>
+          </w:tcPr>
+          <w:p>
+            <w:pPr>
+              <w:spacing w:line="276" w:lineRule="auto"/>
+            </w:pPr>
+            <w:r>
+              <w:rPr>
+                <w:rFonts w:ascii="Times New Roman" w:cs="Times New Roman" w:eastAsia="Times New Roman" w:hAnsi="Times New Roman"/>
+                <w:b w:val="false"/>
+                <w:bCs w:val="false"/>
+                <w:sz w:val="18"/>
+                <w:szCs w:val="18"/>
+              </w:rPr>
+              <w:t xml:space="preserve">"must be between 09:00 and 17:00" error</w:t>
+            </w:r>
+          </w:p>
+        </w:tc>
+        <w:tc>
+          <w:tcPr>
+            <w:tcW w:type="dxa" w:w="2500"/>
+          </w:tcPr>
+          <w:p>
+            <w:pPr>
+              <w:spacing w:line="276" w:lineRule="auto"/>
+            </w:pPr>
+            <w:r>
+              <w:rPr>
+                <w:rFonts w:ascii="Times New Roman" w:cs="Times New Roman" w:eastAsia="Times New Roman" w:hAnsi="Times New Roman"/>
+                <w:b w:val="false"/>
+                <w:bCs w:val="false"/>
+                <w:sz w:val="18"/>
+                <w:szCs w:val="18"/>
+              </w:rPr>
+              <w:t xml:space="preserve">Pass (Fig. 14)</w:t>
+            </w:r>
+          </w:p>
+        </w:tc>
+      </w:tr>
+      <w:tr>
+        <w:tc>
+          <w:tcPr>
+            <w:tcW w:type="dxa" w:w="500"/>
+          </w:tcPr>
+          <w:p>
+            <w:pPr>
+              <w:spacing w:line="276" w:lineRule="auto"/>
+            </w:pPr>
+            <w:r>
+              <w:rPr>
+                <w:rFonts w:ascii="Times New Roman" w:cs="Times New Roman" w:eastAsia="Times New Roman" w:hAnsi="Times New Roman"/>
+                <w:b w:val="false"/>
+                <w:bCs w:val="false"/>
+                <w:sz w:val="18"/>
+                <w:szCs w:val="18"/>
+              </w:rPr>
+              <w:t xml:space="preserve">M6</w:t>
+            </w:r>
+          </w:p>
+        </w:tc>
+        <w:tc>
+          <w:tcPr>
+            <w:tcW w:type="dxa" w:w="2600"/>
+          </w:tcPr>
+          <w:p>
+            <w:pPr>
+              <w:spacing w:line="276" w:lineRule="auto"/>
+            </w:pPr>
+            <w:r>
+              <w:rPr>
+                <w:rFonts w:ascii="Times New Roman" w:cs="Times New Roman" w:eastAsia="Times New Roman" w:hAnsi="Times New Roman"/>
+                <w:b w:val="false"/>
+                <w:bCs w:val="false"/>
+                <w:sz w:val="18"/>
+                <w:szCs w:val="18"/>
+              </w:rPr>
+              <w:t xml:space="preserve">Register an appointment with a past date</w:t>
+            </w:r>
+          </w:p>
+        </w:tc>
+        <w:tc>
+          <w:tcPr>
+            <w:tcW w:type="dxa" w:w="2600"/>
+          </w:tcPr>
+          <w:p>
+            <w:pPr>
+              <w:spacing w:line="276" w:lineRule="auto"/>
+            </w:pPr>
+            <w:r>
+              <w:rPr>
+                <w:rFonts w:ascii="Times New Roman" w:cs="Times New Roman" w:eastAsia="Times New Roman" w:hAnsi="Times New Roman"/>
+                <w:b w:val="false"/>
+                <w:bCs w:val="false"/>
+                <w:sz w:val="18"/>
+                <w:szCs w:val="18"/>
+              </w:rPr>
+              <w:t xml:space="preserve">"cannot be in the past" error</w:t>
+            </w:r>
+          </w:p>
+        </w:tc>
+        <w:tc>
+          <w:tcPr>
+            <w:tcW w:type="dxa" w:w="2500"/>
+          </w:tcPr>
+          <w:p>
+            <w:pPr>
+              <w:spacing w:line="276" w:lineRule="auto"/>
+            </w:pPr>
+            <w:r>
+              <w:rPr>
+                <w:rFonts w:ascii="Times New Roman" w:cs="Times New Roman" w:eastAsia="Times New Roman" w:hAnsi="Times New Roman"/>
+                <w:b w:val="false"/>
+                <w:bCs w:val="false"/>
+                <w:sz w:val="18"/>
+                <w:szCs w:val="18"/>
+              </w:rPr>
+              <w:t xml:space="preserve">Pass (Fig. 14, same submission as M5)</w:t>
+            </w:r>
+          </w:p>
+        </w:tc>
+      </w:tr>
+      <w:tr>
+        <w:tc>
+          <w:tcPr>
+            <w:tcW w:type="dxa" w:w="500"/>
+          </w:tcPr>
+          <w:p>
+            <w:pPr>
+              <w:spacing w:line="276" w:lineRule="auto"/>
+            </w:pPr>
+            <w:r>
+              <w:rPr>
+                <w:rFonts w:ascii="Times New Roman" w:cs="Times New Roman" w:eastAsia="Times New Roman" w:hAnsi="Times New Roman"/>
+                <w:b w:val="false"/>
+                <w:bCs w:val="false"/>
+                <w:sz w:val="18"/>
+                <w:szCs w:val="18"/>
+              </w:rPr>
+              <w:t xml:space="preserve">M7</w:t>
+            </w:r>
+          </w:p>
+        </w:tc>
+        <w:tc>
+          <w:tcPr>
+            <w:tcW w:type="dxa" w:w="2600"/>
+          </w:tcPr>
+          <w:p>
+            <w:pPr>
+              <w:spacing w:line="276" w:lineRule="auto"/>
+            </w:pPr>
+            <w:r>
+              <w:rPr>
+                <w:rFonts w:ascii="Times New Roman" w:cs="Times New Roman" w:eastAsia="Times New Roman" w:hAnsi="Times New Roman"/>
+                <w:b w:val="false"/>
+                <w:bCs w:val="false"/>
+                <w:sz w:val="18"/>
+                <w:szCs w:val="18"/>
+              </w:rPr>
+              <w:t xml:space="preserve">Search for the appointment number from M4</w:t>
+            </w:r>
+          </w:p>
+        </w:tc>
+        <w:tc>
+          <w:tcPr>
+            <w:tcW w:type="dxa" w:w="2600"/>
+          </w:tcPr>
+          <w:p>
+            <w:pPr>
+              <w:spacing w:line="276" w:lineRule="auto"/>
+            </w:pPr>
+            <w:r>
+              <w:rPr>
+                <w:rFonts w:ascii="Times New Roman" w:cs="Times New Roman" w:eastAsia="Times New Roman" w:hAnsi="Times New Roman"/>
+                <w:b w:val="false"/>
+                <w:bCs w:val="false"/>
+                <w:sz w:val="18"/>
+                <w:szCs w:val="18"/>
+              </w:rPr>
+              <w:t xml:space="preserve">Full appointment details displayed</w:t>
+            </w:r>
+          </w:p>
+        </w:tc>
+        <w:tc>
+          <w:tcPr>
+            <w:tcW w:type="dxa" w:w="2500"/>
+          </w:tcPr>
+          <w:p>
+            <w:pPr>
+              <w:spacing w:line="276" w:lineRule="auto"/>
+            </w:pPr>
+            <w:r>
+              <w:rPr>
+                <w:rFonts w:ascii="Times New Roman" w:cs="Times New Roman" w:eastAsia="Times New Roman" w:hAnsi="Times New Roman"/>
+                <w:b w:val="false"/>
+                <w:bCs w:val="false"/>
+                <w:sz w:val="18"/>
+                <w:szCs w:val="18"/>
+              </w:rPr>
+              <w:t xml:space="preserve">Pass (Fig. 15)</w:t>
+            </w:r>
+          </w:p>
+        </w:tc>
+      </w:tr>
+      <w:tr>
+        <w:tc>
+          <w:tcPr>
+            <w:tcW w:type="dxa" w:w="500"/>
+          </w:tcPr>
+          <w:p>
+            <w:pPr>
+              <w:spacing w:line="276" w:lineRule="auto"/>
+            </w:pPr>
+            <w:r>
+              <w:rPr>
+                <w:rFonts w:ascii="Times New Roman" w:cs="Times New Roman" w:eastAsia="Times New Roman" w:hAnsi="Times New Roman"/>
+                <w:b w:val="false"/>
+                <w:bCs w:val="false"/>
+                <w:sz w:val="18"/>
+                <w:szCs w:val="18"/>
+              </w:rPr>
+              <w:t xml:space="preserve">M8</w:t>
+            </w:r>
+          </w:p>
+        </w:tc>
+        <w:tc>
+          <w:tcPr>
+            <w:tcW w:type="dxa" w:w="2600"/>
+          </w:tcPr>
+          <w:p>
+            <w:pPr>
+              <w:spacing w:line="276" w:lineRule="auto"/>
+            </w:pPr>
+            <w:r>
+              <w:rPr>
+                <w:rFonts w:ascii="Times New Roman" w:cs="Times New Roman" w:eastAsia="Times New Roman" w:hAnsi="Times New Roman"/>
+                <w:b w:val="false"/>
+                <w:bCs w:val="false"/>
+                <w:sz w:val="18"/>
+                <w:szCs w:val="18"/>
+              </w:rPr>
+              <w:t xml:space="preserve">Search for a non-existent appointment number</w:t>
+            </w:r>
+          </w:p>
+        </w:tc>
+        <w:tc>
+          <w:tcPr>
+            <w:tcW w:type="dxa" w:w="2600"/>
+          </w:tcPr>
+          <w:p>
+            <w:pPr>
+              <w:spacing w:line="276" w:lineRule="auto"/>
+            </w:pPr>
+            <w:r>
+              <w:rPr>
+                <w:rFonts w:ascii="Times New Roman" w:cs="Times New Roman" w:eastAsia="Times New Roman" w:hAnsi="Times New Roman"/>
+                <w:b w:val="false"/>
+                <w:bCs w:val="false"/>
+                <w:sz w:val="18"/>
+                <w:szCs w:val="18"/>
+              </w:rPr>
+              <w:t xml:space="preserve">"No appointment found" message</w:t>
+            </w:r>
+          </w:p>
+        </w:tc>
+        <w:tc>
+          <w:tcPr>
+            <w:tcW w:type="dxa" w:w="2500"/>
+          </w:tcPr>
+          <w:p>
+            <w:pPr>
+              <w:spacing w:line="276" w:lineRule="auto"/>
+            </w:pPr>
+            <w:r>
+              <w:rPr>
+                <w:rFonts w:ascii="Times New Roman" w:cs="Times New Roman" w:eastAsia="Times New Roman" w:hAnsi="Times New Roman"/>
+                <w:b w:val="false"/>
+                <w:bCs w:val="false"/>
+                <w:sz w:val="18"/>
+                <w:szCs w:val="18"/>
+              </w:rPr>
+              <w:t xml:space="preserve">Pass (Fig. 16)</w:t>
+            </w:r>
+          </w:p>
+        </w:tc>
+      </w:tr>
+      <w:tr>
+        <w:tc>
+          <w:tcPr>
+            <w:tcW w:type="dxa" w:w="500"/>
+          </w:tcPr>
+          <w:p>
+            <w:pPr>
+              <w:spacing w:line="276" w:lineRule="auto"/>
+            </w:pPr>
+            <w:r>
+              <w:rPr>
+                <w:rFonts w:ascii="Times New Roman" w:cs="Times New Roman" w:eastAsia="Times New Roman" w:hAnsi="Times New Roman"/>
+                <w:b w:val="false"/>
+                <w:bCs w:val="false"/>
+                <w:sz w:val="18"/>
+                <w:szCs w:val="18"/>
+              </w:rPr>
+              <w:t xml:space="preserve">M9</w:t>
+            </w:r>
+          </w:p>
+        </w:tc>
+        <w:tc>
+          <w:tcPr>
+            <w:tcW w:type="dxa" w:w="2600"/>
+          </w:tcPr>
+          <w:p>
+            <w:pPr>
+              <w:spacing w:line="276" w:lineRule="auto"/>
+            </w:pPr>
+            <w:r>
+              <w:rPr>
+                <w:rFonts w:ascii="Times New Roman" w:cs="Times New Roman" w:eastAsia="Times New Roman" w:hAnsi="Times New Roman"/>
+                <w:b w:val="false"/>
+                <w:bCs w:val="false"/>
+                <w:sz w:val="18"/>
+                <w:szCs w:val="18"/>
+              </w:rPr>
+              <w:t xml:space="preserve">Calculate bill, no insurance ticked</w:t>
+            </w:r>
+          </w:p>
+        </w:tc>
+        <w:tc>
+          <w:tcPr>
+            <w:tcW w:type="dxa" w:w="2600"/>
+          </w:tcPr>
+          <w:p>
+            <w:pPr>
+              <w:spacing w:line="276" w:lineRule="auto"/>
+            </w:pPr>
+            <w:r>
+              <w:rPr>
+                <w:rFonts w:ascii="Times New Roman" w:cs="Times New Roman" w:eastAsia="Times New Roman" w:hAnsi="Times New Roman"/>
+                <w:b w:val="false"/>
+                <w:bCs w:val="false"/>
+                <w:sz w:val="18"/>
+                <w:szCs w:val="18"/>
+              </w:rPr>
+              <w:t xml:space="preserve">Total = consultation fee + treatment fee</w:t>
+            </w:r>
+          </w:p>
+        </w:tc>
+        <w:tc>
+          <w:tcPr>
+            <w:tcW w:type="dxa" w:w="2500"/>
+          </w:tcPr>
+          <w:p>
+            <w:pPr>
+              <w:spacing w:line="276" w:lineRule="auto"/>
+            </w:pPr>
+            <w:r>
+              <w:rPr>
+                <w:rFonts w:ascii="Times New Roman" w:cs="Times New Roman" w:eastAsia="Times New Roman" w:hAnsi="Times New Roman"/>
+                <w:b w:val="false"/>
+                <w:bCs w:val="false"/>
+                <w:sz w:val="18"/>
+                <w:szCs w:val="18"/>
+              </w:rPr>
+              <w:t xml:space="preserve">Pass (Fig. 17) - Rs.1500+Rs.3500=Rs.5000</w:t>
+            </w:r>
+          </w:p>
+        </w:tc>
+      </w:tr>
+      <w:tr>
+        <w:tc>
+          <w:tcPr>
+            <w:tcW w:type="dxa" w:w="500"/>
+          </w:tcPr>
+          <w:p>
+            <w:pPr>
+              <w:spacing w:line="276" w:lineRule="auto"/>
+            </w:pPr>
+            <w:r>
+              <w:rPr>
+                <w:rFonts w:ascii="Times New Roman" w:cs="Times New Roman" w:eastAsia="Times New Roman" w:hAnsi="Times New Roman"/>
+                <w:b w:val="false"/>
+                <w:bCs w:val="false"/>
+                <w:sz w:val="18"/>
+                <w:szCs w:val="18"/>
+              </w:rPr>
+              <w:t xml:space="preserve">M10</w:t>
+            </w:r>
+          </w:p>
+        </w:tc>
+        <w:tc>
+          <w:tcPr>
+            <w:tcW w:type="dxa" w:w="2600"/>
+          </w:tcPr>
+          <w:p>
+            <w:pPr>
+              <w:spacing w:line="276" w:lineRule="auto"/>
+            </w:pPr>
+            <w:r>
+              <w:rPr>
+                <w:rFonts w:ascii="Times New Roman" w:cs="Times New Roman" w:eastAsia="Times New Roman" w:hAnsi="Times New Roman"/>
+                <w:b w:val="false"/>
+                <w:bCs w:val="false"/>
+                <w:sz w:val="18"/>
+                <w:szCs w:val="18"/>
+              </w:rPr>
+              <w:t xml:space="preserve">Calculate bill again for the same appointment, ticking insurance</w:t>
+            </w:r>
+          </w:p>
+        </w:tc>
+        <w:tc>
+          <w:tcPr>
+            <w:tcW w:type="dxa" w:w="2600"/>
+          </w:tcPr>
+          <w:p>
+            <w:pPr>
+              <w:spacing w:line="276" w:lineRule="auto"/>
+            </w:pPr>
+            <w:r>
+              <w:rPr>
+                <w:rFonts w:ascii="Times New Roman" w:cs="Times New Roman" w:eastAsia="Times New Roman" w:hAnsi="Times New Roman"/>
+                <w:b w:val="false"/>
+                <w:bCs w:val="false"/>
+                <w:sz w:val="18"/>
+                <w:szCs w:val="18"/>
+              </w:rPr>
+              <w:t xml:space="preserve">Returns the same bill as M9 (idempotent)</w:t>
+            </w:r>
+          </w:p>
+        </w:tc>
+        <w:tc>
+          <w:tcPr>
+            <w:tcW w:type="dxa" w:w="2500"/>
+          </w:tcPr>
+          <w:p>
+            <w:pPr>
+              <w:spacing w:line="276" w:lineRule="auto"/>
+            </w:pPr>
+            <w:r>
+              <w:rPr>
+                <w:rFonts w:ascii="Times New Roman" w:cs="Times New Roman" w:eastAsia="Times New Roman" w:hAnsi="Times New Roman"/>
+                <w:b w:val="false"/>
+                <w:bCs w:val="false"/>
+                <w:sz w:val="18"/>
+                <w:szCs w:val="18"/>
+              </w:rPr>
+              <w:t xml:space="preserve">Pass - re-request still returned Rs. 5000, not the discounted Rs. 4300 (verified via curl)</w:t>
+            </w:r>
+          </w:p>
+        </w:tc>
+      </w:tr>
+      <w:tr>
+        <w:tc>
+          <w:tcPr>
+            <w:tcW w:type="dxa" w:w="500"/>
+          </w:tcPr>
+          <w:p>
+            <w:pPr>
+              <w:spacing w:line="276" w:lineRule="auto"/>
+            </w:pPr>
+            <w:r>
+              <w:rPr>
+                <w:rFonts w:ascii="Times New Roman" w:cs="Times New Roman" w:eastAsia="Times New Roman" w:hAnsi="Times New Roman"/>
+                <w:b w:val="false"/>
+                <w:bCs w:val="false"/>
+                <w:sz w:val="18"/>
+                <w:szCs w:val="18"/>
+              </w:rPr>
+              <w:t xml:space="preserve">M11</w:t>
+            </w:r>
+          </w:p>
+        </w:tc>
+        <w:tc>
+          <w:tcPr>
+            <w:tcW w:type="dxa" w:w="2600"/>
+          </w:tcPr>
+          <w:p>
+            <w:pPr>
+              <w:spacing w:line="276" w:lineRule="auto"/>
+            </w:pPr>
+            <w:r>
+              <w:rPr>
+                <w:rFonts w:ascii="Times New Roman" w:cs="Times New Roman" w:eastAsia="Times New Roman" w:hAnsi="Times New Roman"/>
+                <w:b w:val="false"/>
+                <w:bCs w:val="false"/>
+                <w:sz w:val="18"/>
+                <w:szCs w:val="18"/>
+              </w:rPr>
+              <w:t xml:space="preserve">GET /api/appointments?number=&lt;valid&gt;</w:t>
+            </w:r>
+          </w:p>
+        </w:tc>
+        <w:tc>
+          <w:tcPr>
+            <w:tcW w:type="dxa" w:w="2600"/>
+          </w:tcPr>
+          <w:p>
+            <w:pPr>
+              <w:spacing w:line="276" w:lineRule="auto"/>
+            </w:pPr>
+            <w:r>
+              <w:rPr>
+                <w:rFonts w:ascii="Times New Roman" w:cs="Times New Roman" w:eastAsia="Times New Roman" w:hAnsi="Times New Roman"/>
+                <w:b w:val="false"/>
+                <w:bCs w:val="false"/>
+                <w:sz w:val="18"/>
+                <w:szCs w:val="18"/>
+              </w:rPr>
+              <w:t xml:space="preserve">JSON body with appointment fields</w:t>
+            </w:r>
+          </w:p>
+        </w:tc>
+        <w:tc>
+          <w:tcPr>
+            <w:tcW w:type="dxa" w:w="2500"/>
+          </w:tcPr>
+          <w:p>
+            <w:pPr>
+              <w:spacing w:line="276" w:lineRule="auto"/>
+            </w:pPr>
+            <w:r>
+              <w:rPr>
+                <w:rFonts w:ascii="Times New Roman" w:cs="Times New Roman" w:eastAsia="Times New Roman" w:hAnsi="Times New Roman"/>
+                <w:b w:val="false"/>
+                <w:bCs w:val="false"/>
+                <w:sz w:val="18"/>
+                <w:szCs w:val="18"/>
+              </w:rPr>
+              <w:t xml:space="preserve">Pass (Fig. 8)</w:t>
+            </w:r>
+          </w:p>
+        </w:tc>
+      </w:tr>
+      <w:tr>
+        <w:tc>
+          <w:tcPr>
+            <w:tcW w:type="dxa" w:w="500"/>
+          </w:tcPr>
+          <w:p>
+            <w:pPr>
+              <w:spacing w:line="276" w:lineRule="auto"/>
+            </w:pPr>
+            <w:r>
+              <w:rPr>
+                <w:rFonts w:ascii="Times New Roman" w:cs="Times New Roman" w:eastAsia="Times New Roman" w:hAnsi="Times New Roman"/>
+                <w:b w:val="false"/>
+                <w:bCs w:val="false"/>
+                <w:sz w:val="18"/>
+                <w:szCs w:val="18"/>
+              </w:rPr>
+              <w:t xml:space="preserve">M12</w:t>
+            </w:r>
+          </w:p>
+        </w:tc>
+        <w:tc>
+          <w:tcPr>
+            <w:tcW w:type="dxa" w:w="2600"/>
+          </w:tcPr>
+          <w:p>
+            <w:pPr>
+              <w:spacing w:line="276" w:lineRule="auto"/>
+            </w:pPr>
+            <w:r>
+              <w:rPr>
+                <w:rFonts w:ascii="Times New Roman" w:cs="Times New Roman" w:eastAsia="Times New Roman" w:hAnsi="Times New Roman"/>
+                <w:b w:val="false"/>
+                <w:bCs w:val="false"/>
+                <w:sz w:val="18"/>
+                <w:szCs w:val="18"/>
+              </w:rPr>
+              <w:t xml:space="preserve">GET /api/appointments?number=&lt;invalid&gt;</w:t>
+            </w:r>
+          </w:p>
+        </w:tc>
+        <w:tc>
+          <w:tcPr>
+            <w:tcW w:type="dxa" w:w="2600"/>
+          </w:tcPr>
+          <w:p>
+            <w:pPr>
+              <w:spacing w:line="276" w:lineRule="auto"/>
+            </w:pPr>
+            <w:r>
+              <w:rPr>
+                <w:rFonts w:ascii="Times New Roman" w:cs="Times New Roman" w:eastAsia="Times New Roman" w:hAnsi="Times New Roman"/>
+                <w:b w:val="false"/>
+                <w:bCs w:val="false"/>
+                <w:sz w:val="18"/>
+                <w:szCs w:val="18"/>
+              </w:rPr>
+              <w:t xml:space="preserve">HTTP 404 with JSON error body</w:t>
+            </w:r>
+          </w:p>
+        </w:tc>
+        <w:tc>
+          <w:tcPr>
+            <w:tcW w:type="dxa" w:w="2500"/>
+          </w:tcPr>
+          <w:p>
+            <w:pPr>
+              <w:spacing w:line="276" w:lineRule="auto"/>
+            </w:pPr>
+            <w:r>
+              <w:rPr>
+                <w:rFonts w:ascii="Times New Roman" w:cs="Times New Roman" w:eastAsia="Times New Roman" w:hAnsi="Times New Roman"/>
+                <w:b w:val="false"/>
+                <w:bCs w:val="false"/>
+                <w:sz w:val="18"/>
+                <w:szCs w:val="18"/>
+              </w:rPr>
+              <w:t xml:space="preserve">Pass (Fig. 9)</w:t>
+            </w:r>
+          </w:p>
+        </w:tc>
+      </w:tr>
+    </w:tbl>
+    <w:p>
+      <w:pPr>
+        <w:pStyle w:val="Heading2"/>
+        <w:spacing w:after="140" w:before="280" w:line="360" w:lineRule="auto"/>
+      </w:pPr>
+      <w:r>
+        <w:rPr>
+          <w:rFonts w:ascii="Times New Roman" w:cs="Times New Roman" w:eastAsia="Times New Roman" w:hAnsi="Times New Roman"/>
+          <w:b/>
+          <w:bCs/>
+          <w:sz w:val="28"/>
+          <w:szCs w:val="28"/>
+        </w:rPr>
+        <w:t xml:space="preserve">4.5 Test Automation</w:t>
+      </w:r>
+    </w:p>
+    <w:p>
+      <w:pPr>
+        <w:spacing w:after="200" w:line="360" w:lineRule="auto"/>
+        <w:jc w:val="both"/>
+      </w:pPr>
+      <w:r>
+        <w:rPr>
+          <w:rFonts w:ascii="Times New Roman" w:cs="Times New Roman" w:eastAsia="Times New Roman" w:hAnsi="Times New Roman"/>
+          <w:b w:val="false"/>
+          <w:bCs w:val="false"/>
+          <w:i w:val="false"/>
+          <w:iCs w:val="false"/>
+          <w:sz w:val="24"/>
+          <w:szCs w:val="24"/>
+        </w:rPr>
+        <w:t xml:space="preserve">Two layers of automation are in place. First, "mvn test" (Maven Surefire) runs all 26 JUnit 5 tests locally in a few seconds with no database required, as shown by the BUILD SUCCESS output in section 4.2. Second, a GitHub Actions workflow (.github/workflows/ci.yml) runs "mvn test" and then "mvn package" automatically on every push and pull request to the main branch. This is genuine continuous integration rather than a local habit: a broken commit is caught even if nobody remembers to run the tests by hand before pushing.</w:t>
+      </w:r>
+    </w:p>
+    <w:p>
+      <w:pPr>
+        <w:pBdr>
+          <w:top w:val="single" w:color="BF9000" w:sz="8"/>
+          <w:bottom w:val="single" w:color="BF9000" w:sz="8"/>
+          <w:left w:val="single" w:color="BF9000" w:sz="8"/>
+          <w:right w:val="single" w:color="BF9000" w:sz="8"/>
+        </w:pBdr>
+        <w:shd w:fill="FFF2CC" w:color="auto" w:val="clear"/>
+        <w:spacing w:after="250" w:before="150" w:line="300" w:lineRule="auto"/>
+      </w:pPr>
+      <w:r>
+        <w:rPr>
+          <w:rFonts w:ascii="Times New Roman" w:cs="Times New Roman" w:eastAsia="Times New Roman" w:hAnsi="Times New Roman"/>
+          <w:b/>
+          <w:bCs/>
+          <w:color w:val="BF6000"/>
+          <w:sz w:val="24"/>
+          <w:szCs w:val="24"/>
+        </w:rPr>
+        <w:t xml:space="preserve">[ INSERT SCREENSHOT — GITHUB ACTIONS CI RUN HERE ]</w:t>
+      </w:r>
+      <w:r>
+        <w:rPr>
+          <w:rFonts w:ascii="Times New Roman" w:cs="Times New Roman" w:eastAsia="Times New Roman" w:hAnsi="Times New Roman"/>
+          <w:i/>
+          <w:iCs/>
+          <w:sz w:val="22"/>
+          <w:szCs w:val="22"/>
+        </w:rPr>
+        <w:br/>
+        <w:t xml:space="preserve">  Open the "Actions" tab at https://github.com/SharonAbi/sunrise-dental-clinic/actions and screenshot a green (passing) workflow run, ideally showing the expanded "Run unit tests" step.</w:t>
+      </w:r>
+    </w:p>
+    <w:p>
+      <w:pPr>
+        <w:pStyle w:val="Heading2"/>
+        <w:spacing w:after="140" w:before="280" w:line="360" w:lineRule="auto"/>
+      </w:pPr>
+      <w:r>
+        <w:rPr>
+          <w:rFonts w:ascii="Times New Roman" w:cs="Times New Roman" w:eastAsia="Times New Roman" w:hAnsi="Times New Roman"/>
+          <w:b/>
+          <w:bCs/>
+          <w:sz w:val="28"/>
+          <w:szCs w:val="28"/>
+        </w:rPr>
+        <w:t xml:space="preserve">4.6 Evaluation</w:t>
+      </w:r>
+    </w:p>
+    <w:p>
+      <w:pPr>
+        <w:spacing w:after="200" w:line="360" w:lineRule="auto"/>
+        <w:jc w:val="both"/>
+      </w:pPr>
+      <w:r>
+        <w:rPr>
+          <w:rFonts w:ascii="Times New Roman" w:cs="Times New Roman" w:eastAsia="Times New Roman" w:hAnsi="Times New Roman"/>
+          <w:b w:val="false"/>
+          <w:bCs w:val="false"/>
+          <w:i w:val="false"/>
+          <w:iCs w:val="false"/>
+          <w:sz w:val="24"/>
+          <w:szCs w:val="24"/>
+        </w:rPr>
+        <w:t xml:space="preserve">What went well: isolating service-layer logic behind DAO interfaces (the DAO + Dependency Injection combination described in section 3.2) meant the whole business-logic test suite runs without any database, which is exactly what made adding GitHub Actions CI straightforward — there was no database service container to configure.</w:t>
+      </w:r>
+    </w:p>
+    <w:p>
+      <w:pPr>
+        <w:spacing w:after="200" w:line="360" w:lineRule="auto"/>
+        <w:jc w:val="both"/>
+      </w:pPr>
+      <w:r>
+        <w:rPr>
+          <w:rFonts w:ascii="Times New Roman" w:cs="Times New Roman" w:eastAsia="Times New Roman" w:hAnsi="Times New Roman"/>
+          <w:b w:val="false"/>
+          <w:bCs w:val="false"/>
+          <w:i w:val="false"/>
+          <w:iCs w:val="false"/>
+          <w:sz w:val="24"/>
+          <w:szCs w:val="24"/>
+        </w:rPr>
+        <w:t xml:space="preserve">Limitations and lessons learned: the DAO implementations themselves (the actual SQL) and the servlets (HTTP wiring) are not covered by automated tests, only by the manual log in section 4.4. A more complete solution would add integration tests against a disposable database (for example, Testcontainers with a real MySQL container), which was judged out of scope given the assignment timeline but is noted here as reasonable further work. The clinic-hours TDD example also exposed a gap that had existed since the first working version of the system — appointments could previously be booked at any time of day or night — which shows that even a small, deliberate TDD pass over existing code can surface genuine, previously unnoticed requirements gaps.</w:t>
+      </w:r>
+    </w:p>
+    <w:p>
+      <w:pPr>
+        <w:pStyle w:val="Heading1"/>
+        <w:spacing w:after="180" w:before="360" w:line="360" w:lineRule="auto"/>
+      </w:pPr>
+      <w:r>
+        <w:rPr>
+          <w:rFonts w:ascii="Times New Roman" w:cs="Times New Roman" w:eastAsia="Times New Roman" w:hAnsi="Times New Roman"/>
+          <w:b/>
+          <w:bCs/>
+          <w:sz w:val="28"/>
+          <w:szCs w:val="28"/>
+        </w:rPr>
+        <w:t xml:space="preserve">5. Task D: Version Control with Git and GitHub (20 marks)</w:t>
+      </w:r>
+    </w:p>
+    <w:p>
+      <w:pPr>
+        <w:pStyle w:val="Heading2"/>
+        <w:spacing w:after="140" w:before="280" w:line="360" w:lineRule="auto"/>
+      </w:pPr>
+      <w:r>
+        <w:rPr>
+          <w:rFonts w:ascii="Times New Roman" w:cs="Times New Roman" w:eastAsia="Times New Roman" w:hAnsi="Times New Roman"/>
+          <w:b/>
+          <w:bCs/>
+          <w:sz w:val="28"/>
+          <w:szCs w:val="28"/>
+        </w:rPr>
+        <w:t xml:space="preserve">5.1 Repository Setup</w:t>
+      </w:r>
+    </w:p>
+    <w:p>
+      <w:pPr>
+        <w:spacing w:after="200" w:line="360" w:lineRule="auto"/>
+        <w:jc w:val="both"/>
+      </w:pPr>
+      <w:r>
+        <w:rPr>
+          <w:rFonts w:ascii="Times New Roman" w:cs="Times New Roman" w:eastAsia="Times New Roman" w:hAnsi="Times New Roman"/>
+          <w:b w:val="false"/>
+          <w:bCs w:val="false"/>
+          <w:i w:val="false"/>
+          <w:iCs w:val="false"/>
+          <w:sz w:val="24"/>
+          <w:szCs w:val="24"/>
+        </w:rPr>
+        <w:t xml:space="preserve">The project is hosted in a public GitHub repository at https://github.com/SharonAbi/sunrise-dental-clinic, so it is accessible to markers without requiring an invitation. The repository contains the full Maven source tree, the SQL schema, the UML diagram sources and rendered images (docs/uml), the testing documentation (docs/testing), and the GitHub Actions CI workflow (.github/workflows).</w:t>
+      </w:r>
+    </w:p>
+    <w:p>
+      <w:pPr>
+        <w:spacing w:after="80" w:before="150"/>
+        <w:jc w:val="center"/>
+      </w:pPr>
+      <w:r>
+        <w:drawing>
+          <wp:inline distT="0" distB="0" distL="0" distR="0">
+            <wp:extent cx="4381500" cy="4305300"/>
+            <wp:effectExtent t="0" r="0" b="0" l="0"/>
+            <wp:docPr id="1" name="" descr="" title=""/>
+            <wp:cNvGraphicFramePr>
+              <a:graphicFrameLocks xmlns:a="http://schemas.openxmlformats.org/drawingml/2006/main" noChangeAspect="1"/>
+            </wp:cNvGraphicFramePr>
+            <a:graphic xmlns:a="http://schemas.openxmlformats.org/drawingml/2006/main">
+              <a:graphicData uri="http://schemas.openxmlformats.org/drawingml/2006/picture">
+                <pic:pic xmlns:pic="http://schemas.openxmlformats.org/drawingml/2006/picture">
+                  <pic:nvPicPr>
+                    <pic:cNvPr id="0" name="" descr=""/>
+                    <pic:cNvPicPr>
+                      <a:picLocks noChangeAspect="1" noChangeArrowheads="1"/>
+                    </pic:cNvPicPr>
+                  </pic:nvPicPr>
+                  <pic:blipFill>
+                    <a:blip r:embed="rId28" cstate="none"/>
+                    <a:srcRect/>
+                    <a:stretch>
+                      <a:fillRect/>
+                    </a:stretch>
+                  </pic:blipFill>
+                  <pic:spPr bwMode="auto">
+                    <a:xfrm>
+                      <a:off x="0" y="0"/>
+                      <a:ext cx="4381500" cy="4305300"/>
+                    </a:xfrm>
+                    <a:prstGeom prst="rect">
+                      <a:avLst/>
+                    </a:prstGeom>
+                  </pic:spPr>
+                </pic:pic>
+              </a:graphicData>
+            </a:graphic>
+          </wp:inline>
+        </w:drawing>
+      </w:r>
+    </w:p>
+    <w:p>
+      <w:pPr>
+        <w:spacing w:after="250"/>
+        <w:jc w:val="center"/>
+      </w:pPr>
+      <w:r>
+        <w:rPr>
+          <w:rFonts w:ascii="Times New Roman" w:cs="Times New Roman" w:eastAsia="Times New Roman" w:hAnsi="Times New Roman"/>
+          <w:i/>
+          <w:iCs/>
+          <w:sz w:val="20"/>
+          <w:szCs w:val="20"/>
+        </w:rPr>
+        <w:t xml:space="preserve">Figure 19: Repository home page, showing the Public visibility label and file listing.</w:t>
+      </w:r>
+    </w:p>
+    <w:p>
+      <w:pPr>
+        <w:pStyle w:val="Heading2"/>
+        <w:spacing w:after="140" w:before="280" w:line="360" w:lineRule="auto"/>
+      </w:pPr>
+      <w:r>
+        <w:rPr>
+          <w:rFonts w:ascii="Times New Roman" w:cs="Times New Roman" w:eastAsia="Times New Roman" w:hAnsi="Times New Roman"/>
+          <w:b/>
+          <w:bCs/>
+          <w:sz w:val="28"/>
+          <w:szCs w:val="28"/>
+        </w:rPr>
+        <w:t xml:space="preserve">5.2 Commit History and Version Control Techniques</w:t>
+      </w:r>
+    </w:p>
+    <w:p>
+      <w:pPr>
+        <w:spacing w:after="200" w:line="360" w:lineRule="auto"/>
+        <w:jc w:val="both"/>
+      </w:pPr>
+      <w:r>
+        <w:rPr>
+          <w:rFonts w:ascii="Times New Roman" w:cs="Times New Roman" w:eastAsia="Times New Roman" w:hAnsi="Times New Roman"/>
+          <w:b w:val="false"/>
+          <w:bCs w:val="false"/>
+          <w:i w:val="false"/>
+          <w:iCs w:val="false"/>
+          <w:sz w:val="24"/>
+          <w:szCs w:val="24"/>
+        </w:rPr>
+        <w:t xml:space="preserve">Rather than a single bulk upload, the project history is organised into logically separated commits, each covering one coherent unit of work: initial project scaffold; domain model classes; persistence layer (DBConnection singleton + DAOs); service layer with the Strategy pattern; web layer (servlets, filter, JSP views); SQL schema; unit tests; UML diagrams; a paired "red" then "green" commit demonstrating TDD; additional service test coverage; and the CI workflow itself. This mirrors how a real feature branch is built up incrementally, and makes the history itself readable evidence of the development process, rather than a single commit that hides how the system was actually built.</w:t>
+      </w:r>
+    </w:p>
+    <w:p>
+      <w:pPr>
+        <w:spacing w:after="80" w:before="150"/>
+        <w:jc w:val="center"/>
+      </w:pPr>
+      <w:r>
+        <w:drawing>
+          <wp:inline distT="0" distB="0" distL="0" distR="0">
+            <wp:extent cx="4572000" cy="5715000"/>
+            <wp:effectExtent t="0" r="0" b="0" l="0"/>
+            <wp:docPr id="1" name="" descr="" title=""/>
+            <wp:cNvGraphicFramePr>
+              <a:graphicFrameLocks xmlns:a="http://schemas.openxmlformats.org/drawingml/2006/main" noChangeAspect="1"/>
+            </wp:cNvGraphicFramePr>
+            <a:graphic xmlns:a="http://schemas.openxmlformats.org/drawingml/2006/main">
+              <a:graphicData uri="http://schemas.openxmlformats.org/drawingml/2006/picture">
+                <pic:pic xmlns:pic="http://schemas.openxmlformats.org/drawingml/2006/picture">
+                  <pic:nvPicPr>
+                    <pic:cNvPr id="0" name="" descr=""/>
+                    <pic:cNvPicPr>
+                      <a:picLocks noChangeAspect="1" noChangeArrowheads="1"/>
+                    </pic:cNvPicPr>
+                  </pic:nvPicPr>
+                  <pic:blipFill>
+                    <a:blip r:embed="rId29" cstate="none"/>
+                    <a:srcRect/>
+                    <a:stretch>
+                      <a:fillRect/>
+                    </a:stretch>
+                  </pic:blipFill>
+                  <pic:spPr bwMode="auto">
+                    <a:xfrm>
+                      <a:off x="0" y="0"/>
+                      <a:ext cx="4572000" cy="5715000"/>
+                    </a:xfrm>
+                    <a:prstGeom prst="rect">
+                      <a:avLst/>
+                    </a:prstGeom>
+                  </pic:spPr>
+                </pic:pic>
+              </a:graphicData>
+            </a:graphic>
+          </wp:inline>
+        </w:drawing>
+      </w:r>
+    </w:p>
+    <w:p>
+      <w:pPr>
+        <w:spacing w:after="250"/>
+        <w:jc w:val="center"/>
+      </w:pPr>
+      <w:r>
+        <w:rPr>
+          <w:rFonts w:ascii="Times New Roman" w:cs="Times New Roman" w:eastAsia="Times New Roman" w:hAnsi="Times New Roman"/>
+          <w:i/>
+          <w:iCs/>
+          <w:sz w:val="20"/>
+          <w:szCs w:val="20"/>
+        </w:rPr>
+        <w:t xml:space="preserve">Figure 20: Commit history on GitHub, showing the sequence of descriptive, logically-scoped commits.</w:t>
+      </w:r>
+    </w:p>
+    <w:p>
+      <w:pPr>
+        <w:spacing w:after="200" w:line="360" w:lineRule="auto"/>
+        <w:jc w:val="both"/>
+      </w:pPr>
+      <w:r>
+        <w:rPr>
+          <w:rFonts w:ascii="Times New Roman" w:cs="Times New Roman" w:eastAsia="Times New Roman" w:hAnsi="Times New Roman"/>
+          <w:b w:val="false"/>
+          <w:bCs w:val="false"/>
+          <w:i w:val="false"/>
+          <w:iCs w:val="false"/>
+          <w:sz w:val="24"/>
+          <w:szCs w:val="24"/>
+        </w:rPr>
+        <w:t xml:space="preserve">Standard version control practices used include: descriptive, imperative-mood commit messages explaining why a change was made, not just what changed; small, logically scoped commits rather than monolithic ones; a .gitignore excluding build output (target/) and IDE files from version control; and use of the default main branch with a linear history (no long-lived feature branches were needed given the project's size, but the same commit-message discipline would extend directly to a branch-and-pull-request workflow for a larger team).</w:t>
+      </w:r>
+    </w:p>
+    <w:p>
+      <w:pPr>
+        <w:pStyle w:val="Heading2"/>
+        <w:spacing w:after="140" w:before="280" w:line="360" w:lineRule="auto"/>
+      </w:pPr>
+      <w:r>
+        <w:rPr>
+          <w:rFonts w:ascii="Times New Roman" w:cs="Times New Roman" w:eastAsia="Times New Roman" w:hAnsi="Times New Roman"/>
+          <w:b/>
+          <w:bCs/>
+          <w:sz w:val="28"/>
+          <w:szCs w:val="28"/>
+        </w:rPr>
+        <w:t xml:space="preserve">5.3 Continuous Integration Workflow</w:t>
+      </w:r>
+    </w:p>
+    <w:p>
+      <w:pPr>
+        <w:spacing w:after="200" w:line="360" w:lineRule="auto"/>
+        <w:jc w:val="both"/>
+      </w:pPr>
+      <w:r>
+        <w:rPr>
+          <w:rFonts w:ascii="Times New Roman" w:cs="Times New Roman" w:eastAsia="Times New Roman" w:hAnsi="Times New Roman"/>
+          <w:b w:val="false"/>
+          <w:bCs w:val="false"/>
+          <w:i w:val="false"/>
+          <w:iCs w:val="false"/>
+          <w:sz w:val="24"/>
+          <w:szCs w:val="24"/>
+        </w:rPr>
+        <w:t xml:space="preserve">A GitHub Actions workflow (see section 4.5 and Appendix C) runs automatically on every push to main, checking out the repository, installing JDK 11, and running the full Maven test suite, then building the WAR file. This gives an auditable, automatic record that a given commit actually builds and passes its tests — the workflow run history on GitHub is itself evidence of this, independent of anything claimed in this report.</w:t>
+      </w:r>
+    </w:p>
+    <w:p>
+      <w:pPr>
+        <w:spacing w:after="80" w:before="150"/>
+        <w:jc w:val="center"/>
+      </w:pPr>
+      <w:r>
+        <w:drawing>
+          <wp:inline distT="0" distB="0" distL="0" distR="0">
+            <wp:extent cx="4762500" cy="3352800"/>
+            <wp:effectExtent t="0" r="0" b="0" l="0"/>
+            <wp:docPr id="1" name="" descr="" title=""/>
+            <wp:cNvGraphicFramePr>
+              <a:graphicFrameLocks xmlns:a="http://schemas.openxmlformats.org/drawingml/2006/main" noChangeAspect="1"/>
+            </wp:cNvGraphicFramePr>
+            <a:graphic xmlns:a="http://schemas.openxmlformats.org/drawingml/2006/main">
+              <a:graphicData uri="http://schemas.openxmlformats.org/drawingml/2006/picture">
+                <pic:pic xmlns:pic="http://schemas.openxmlformats.org/drawingml/2006/picture">
+                  <pic:nvPicPr>
+                    <pic:cNvPr id="0" name="" descr=""/>
+                    <pic:cNvPicPr>
+                      <a:picLocks noChangeAspect="1" noChangeArrowheads="1"/>
+                    </pic:cNvPicPr>
+                  </pic:nvPicPr>
+                  <pic:blipFill>
+                    <a:blip r:embed="rId30" cstate="none"/>
+                    <a:srcRect/>
+                    <a:stretch>
+                      <a:fillRect/>
+                    </a:stretch>
+                  </pic:blipFill>
+                  <pic:spPr bwMode="auto">
+                    <a:xfrm>
+                      <a:off x="0" y="0"/>
                       <a:ext cx="4762500" cy="3352800"/>
                     </a:xfrm>
                     <a:prstGeom prst="rect">
@@ -4955,7 +5563,7 @@
           <w:sz w:val="20"/>
           <w:szCs w:val="20"/>
         </w:rPr>
-        <w:t xml:space="preserve">Figure 9: GitHub Actions run history — three consecutive green (passing) CI runs.</w:t>
+        <w:t xml:space="preserve">Figure 21: GitHub Actions run history — three consecutive green (passing) CI runs.</w:t>
       </w:r>
     </w:p>
     <w:p>
@@ -8803,7 +9411,7 @@
           <w:sz w:val="24"/>
           <w:szCs w:val="24"/>
         </w:rPr>
-        <w:t xml:space="preserve">Edit src/main/resources/db.properties with your local MySQL username/password.</w:t>
+        <w:t xml:space="preserve">Copy src/main/resources/db.properties.example to db.properties and fill in your local MySQL username/password (db.properties is gitignored on purpose so real credentials are never committed).</w:t>
       </w:r>
     </w:p>
     <w:p>
@@ -8876,6 +9484,96 @@
           <w:szCs w:val="24"/>
         </w:rPr>
         <w:t xml:space="preserve"/>
+      </w:r>
+    </w:p>
+    <w:p>
+      <w:pPr>
+        <w:pStyle w:val="Heading3"/>
+        <w:spacing w:after="120" w:before="220" w:line="360" w:lineRule="auto"/>
+      </w:pPr>
+      <w:r>
+        <w:rPr>
+          <w:rFonts w:ascii="Times New Roman" w:cs="Times New Roman" w:eastAsia="Times New Roman" w:hAnsi="Times New Roman"/>
+          <w:b/>
+          <w:bCs/>
+          <w:i/>
+          <w:iCs/>
+          <w:sz w:val="24"/>
+          <w:szCs w:val="24"/>
+        </w:rPr>
+        <w:t xml:space="preserve">D.1 Deployment note (real issue hit during testing)</w:t>
+      </w:r>
+    </w:p>
+    <w:p>
+      <w:pPr>
+        <w:spacing w:after="200" w:line="360" w:lineRule="auto"/>
+        <w:jc w:val="both"/>
+      </w:pPr>
+      <w:r>
+        <w:rPr>
+          <w:rFonts w:ascii="Times New Roman" w:cs="Times New Roman" w:eastAsia="Times New Roman" w:hAnsi="Times New Roman"/>
+          <w:b w:val="false"/>
+          <w:bCs w:val="false"/>
+          <w:i w:val="false"/>
+          <w:iCs w:val="false"/>
+          <w:sz w:val="24"/>
+          <w:szCs w:val="24"/>
+        </w:rPr>
+        <w:t xml:space="preserve">While actually deploying this project - as opposed to just compiling it - two environment-specific issues showed up that are worth documenting, since they were not bugs in the application code itself:</w:t>
+      </w:r>
+    </w:p>
+    <w:p>
+      <w:pPr>
+        <w:pStyle w:val="ListParagraph"/>
+        <w:numPr>
+          <w:ilvl w:val="0"/>
+          <w:numId w:val="2"/>
+        </w:numPr>
+        <w:spacing w:after="100" w:line="360" w:lineRule="auto"/>
+      </w:pPr>
+      <w:r>
+        <w:rPr>
+          <w:rFonts w:ascii="Times New Roman" w:cs="Times New Roman" w:eastAsia="Times New Roman" w:hAnsi="Times New Roman"/>
+          <w:sz w:val="24"/>
+          <w:szCs w:val="24"/>
+        </w:rPr>
+        <w:t xml:space="preserve">Tomcat 10+ uses the jakarta.servlet package instead of javax.servlet, which this project targets (Servlet 4.0 / Tomcat 9), so deploying the WAR to an existing Tomcat 10 installation fails outright with ClassNotFoundException. A standalone Tomcat 9 instance was used instead, rather than migrating the whole codebase to Jakarta EE under time pressure.</w:t>
+      </w:r>
+    </w:p>
+    <w:p>
+      <w:pPr>
+        <w:pStyle w:val="ListParagraph"/>
+        <w:numPr>
+          <w:ilvl w:val="0"/>
+          <w:numId w:val="2"/>
+        </w:numPr>
+        <w:spacing w:after="100" w:line="360" w:lineRule="auto"/>
+      </w:pPr>
+      <w:r>
+        <w:rPr>
+          <w:rFonts w:ascii="Times New Roman" w:cs="Times New Roman" w:eastAsia="Times New Roman" w:hAnsi="Times New Roman"/>
+          <w:sz w:val="24"/>
+          <w:szCs w:val="24"/>
+        </w:rPr>
+        <w:t xml:space="preserve">On the machine used for testing, Tomcat's default NIO connector failed to start with "java.io.IOException: Unable to establish loopback connection", a JDK-on-Windows regression in java.nio.channels.Selector's use of Unix domain sockets that reproduced identically on both JDK 22 and JDK 17. Switching the connector in conf/server.xml to protocol="org.apache.coyote.http11.Http11AprProtocol" (the native APR/OpenSSL connector, which does not use java.nio.channels.Selector at all) resolved it, since the Tomcat Native library was already available on that machine.</w:t>
+      </w:r>
+    </w:p>
+    <w:p>
+      <w:pPr>
+        <w:spacing w:after="200" w:line="360" w:lineRule="auto"/>
+        <w:jc w:val="both"/>
+      </w:pPr>
+      <w:r>
+        <w:rPr>
+          <w:rFonts w:ascii="Times New Roman" w:cs="Times New Roman" w:eastAsia="Times New Roman" w:hAnsi="Times New Roman"/>
+          <w:b w:val="false"/>
+          <w:bCs w:val="false"/>
+          <w:i w:val="false"/>
+          <w:iCs w:val="false"/>
+          <w:sz w:val="24"/>
+          <w:szCs w:val="24"/>
+        </w:rPr>
+        <w:t xml:space="preserve">Neither issue affects the application code, only how the already-built WAR is deployed - included here because being able to explain a real deployment problem (and why the fix works) is exactly the kind of thing that should hold up under questioning, unlike a screenshot alone.</w:t>
       </w:r>
     </w:p>
     <w:sectPr>

--- a/docs/report/Sunrise-Dental-Clinic-Coursework-Report.docx
+++ b/docs/report/Sunrise-Dental-Clinic-Coursework-Report.docx
@@ -5961,40 +5961,6 @@
             </a:graphic>
           </wp:inline>
         </w:drawing>
-      </w:r>
-    </w:p>
-    <w:p>
-      <w:pPr>
-        <w:pBdr>
-          <w:top w:val="single" w:color="BF9000" w:sz="8"/>
-          <w:bottom w:val="single" w:color="BF9000" w:sz="8"/>
-          <w:left w:val="single" w:color="BF9000" w:sz="8"/>
-          <w:right w:val="single" w:color="BF9000" w:sz="8"/>
-        </w:pBdr>
-        <w:shd w:fill="FFF2CC" w:color="auto" w:val="clear"/>
-        <w:spacing w:after="250" w:before="150" w:line="300" w:lineRule="auto"/>
-      </w:pPr>
-      <w:r>
-        <w:rPr>
-          <w:rFonts w:ascii="Times New Roman" w:cs="Times New Roman" w:eastAsia="Times New Roman" w:hAnsi="Times New Roman"/>
-          <w:b/>
-          <w:bCs/>
-          <w:color w:val="BF6000"/>
-          <w:sz w:val="24"/>
-          <w:szCs w:val="24"/>
-        </w:rPr>
-        <w:t xml:space="preserve">[ INSERT OPTIONAL: PASTE ADDITIONAL FILES HERE ]</w:t>
-      </w:r>
-      <w:r>
-        <w:rPr>
-          <w:rFonts w:ascii="Times New Roman" w:cs="Times New Roman" w:eastAsia="Times New Roman" w:hAnsi="Times New Roman"/>
-          <w:i/>
-          <w:iCs/>
-          <w:sz w:val="22"/>
-          <w:szCs w:val="22"/>
-        </w:rPr>
-        <w:br/>
-        <w:t xml:space="preserve">  If your marker wants more of the source in the PDF itself rather than via the GitHub link, add further classes here (e.g. the Servlets, or ValidationUtil) as syntax-highlighted images - not pasted text - for the same reason given above. node docs/report/codeshots/gen-html.js shows how these were generated (add an entry to fileBlocks and re-run it, then screenshot the resulting HTML).</w:t>
       </w:r>
     </w:p>
     <w:p>

--- a/docs/report/Sunrise-Dental-Clinic-Coursework-Report.docx
+++ b/docs/report/Sunrise-Dental-Clinic-Coursework-Report.docx
@@ -2364,13 +2364,13 @@
     </w:p>
     <w:p>
       <w:pPr>
-        <w:spacing w:after="250" w:before="150"/>
+        <w:spacing w:after="80" w:before="150"/>
         <w:jc w:val="center"/>
       </w:pPr>
       <w:r>
         <w:drawing>
           <wp:inline distT="0" distB="0" distL="0" distR="0">
-            <wp:extent cx="4381500" cy="704850"/>
+            <wp:extent cx="4381500" cy="1590675"/>
             <wp:effectExtent t="0" r="0" b="0" l="0"/>
             <wp:docPr id="1" name="" descr="" title=""/>
             <wp:cNvGraphicFramePr>
@@ -2395,7 +2395,7 @@
                   <pic:spPr bwMode="auto">
                     <a:xfrm>
                       <a:off x="0" y="0"/>
-                      <a:ext cx="4381500" cy="704850"/>
+                      <a:ext cx="4381500" cy="1590675"/>
                     </a:xfrm>
                     <a:prstGeom prst="rect">
                       <a:avLst/>
@@ -2410,36 +2410,18 @@
     </w:p>
     <w:p>
       <w:pPr>
-        <w:pBdr>
-          <w:top w:val="single" w:color="BF9000" w:sz="8"/>
-          <w:bottom w:val="single" w:color="BF9000" w:sz="8"/>
-          <w:left w:val="single" w:color="BF9000" w:sz="8"/>
-          <w:right w:val="single" w:color="BF9000" w:sz="8"/>
-        </w:pBdr>
-        <w:shd w:fill="FFF2CC" w:color="auto" w:val="clear"/>
-        <w:spacing w:after="250" w:before="150" w:line="300" w:lineRule="auto"/>
-      </w:pPr>
-      <w:r>
-        <w:rPr>
-          <w:rFonts w:ascii="Times New Roman" w:cs="Times New Roman" w:eastAsia="Times New Roman" w:hAnsi="Times New Roman"/>
-          <w:b/>
-          <w:bCs/>
-          <w:color w:val="BF6000"/>
-          <w:sz w:val="24"/>
-          <w:szCs w:val="24"/>
-        </w:rPr>
-        <w:t xml:space="preserve">[ INSERT SCREENSHOT — RED (FAILING BUILD) HERE ]</w:t>
-      </w:r>
+        <w:spacing w:after="250"/>
+        <w:jc w:val="center"/>
+      </w:pPr>
       <w:r>
         <w:rPr>
           <w:rFonts w:ascii="Times New Roman" w:cs="Times New Roman" w:eastAsia="Times New Roman" w:hAnsi="Times New Roman"/>
           <w:i/>
           <w:iCs/>
-          <w:sz w:val="22"/>
-          <w:szCs w:val="22"/>
-        </w:rPr>
-        <w:br/>
-        <w:t xml:space="preserve">  Reproduce this yourself: git checkout the commit before "Add failing test for clinic-hours validation" is implemented (or temporarily comment out the isWithinClinicHours method) and run "mvn test" in a terminal; screenshot the failure output shown above.</w:t>
+          <w:sz w:val="20"/>
+          <w:szCs w:val="20"/>
+        </w:rPr>
+        <w:t xml:space="preserve">Real terminal output: mvn test run against the exact TDD-red-step commit (542f15f), reproduced in a separate git worktree.</w:t>
       </w:r>
     </w:p>
     <w:p>
@@ -2462,13 +2444,13 @@
     </w:p>
     <w:p>
       <w:pPr>
-        <w:spacing w:after="250" w:before="150"/>
+        <w:spacing w:after="80" w:before="150"/>
         <w:jc w:val="center"/>
       </w:pPr>
       <w:r>
         <w:drawing>
           <wp:inline distT="0" distB="0" distL="0" distR="0">
-            <wp:extent cx="4381500" cy="504825"/>
+            <wp:extent cx="4381500" cy="3009900"/>
             <wp:effectExtent t="0" r="0" b="0" l="0"/>
             <wp:docPr id="1" name="" descr="" title=""/>
             <wp:cNvGraphicFramePr>
@@ -2493,7 +2475,7 @@
                   <pic:spPr bwMode="auto">
                     <a:xfrm>
                       <a:off x="0" y="0"/>
-                      <a:ext cx="4381500" cy="504825"/>
+                      <a:ext cx="4381500" cy="3009900"/>
                     </a:xfrm>
                     <a:prstGeom prst="rect">
                       <a:avLst/>
@@ -2508,36 +2490,18 @@
     </w:p>
     <w:p>
       <w:pPr>
-        <w:pBdr>
-          <w:top w:val="single" w:color="BF9000" w:sz="8"/>
-          <w:bottom w:val="single" w:color="BF9000" w:sz="8"/>
-          <w:left w:val="single" w:color="BF9000" w:sz="8"/>
-          <w:right w:val="single" w:color="BF9000" w:sz="8"/>
-        </w:pBdr>
-        <w:shd w:fill="FFF2CC" w:color="auto" w:val="clear"/>
-        <w:spacing w:after="250" w:before="150" w:line="300" w:lineRule="auto"/>
-      </w:pPr>
-      <w:r>
-        <w:rPr>
-          <w:rFonts w:ascii="Times New Roman" w:cs="Times New Roman" w:eastAsia="Times New Roman" w:hAnsi="Times New Roman"/>
-          <w:b/>
-          <w:bCs/>
-          <w:color w:val="BF6000"/>
-          <w:sz w:val="24"/>
-          <w:szCs w:val="24"/>
-        </w:rPr>
-        <w:t xml:space="preserve">[ INSERT SCREENSHOT — GREEN (PASSING BUILD) HERE ]</w:t>
-      </w:r>
+        <w:spacing w:after="250"/>
+        <w:jc w:val="center"/>
+      </w:pPr>
       <w:r>
         <w:rPr>
           <w:rFonts w:ascii="Times New Roman" w:cs="Times New Roman" w:eastAsia="Times New Roman" w:hAnsi="Times New Roman"/>
           <w:i/>
           <w:iCs/>
-          <w:sz w:val="22"/>
-          <w:szCs w:val="22"/>
-        </w:rPr>
-        <w:br/>
-        <w:t xml:space="preserve">  Run "mvn test" on the current main branch and screenshot the BUILD SUCCESS output, ideally showing all 26 tests passing across the 5 test classes.</w:t>
+          <w:sz w:val="20"/>
+          <w:szCs w:val="20"/>
+        </w:rPr>
+        <w:t xml:space="preserve">Real terminal output: mvn test on main, all 26 tests passing.</w:t>
       </w:r>
     </w:p>
     <w:p>
@@ -5268,7 +5232,7 @@
       <w:r>
         <w:drawing>
           <wp:inline distT="0" distB="0" distL="0" distR="0">
-            <wp:extent cx="4762500" cy="3352800"/>
+            <wp:extent cx="4762500" cy="4467225"/>
             <wp:effectExtent t="0" r="0" b="0" l="0"/>
             <wp:docPr id="1" name="" descr="" title=""/>
             <wp:cNvGraphicFramePr>
@@ -5293,7 +5257,7 @@
                   <pic:spPr bwMode="auto">
                     <a:xfrm>
                       <a:off x="0" y="0"/>
-                      <a:ext cx="4762500" cy="3352800"/>
+                      <a:ext cx="4762500" cy="4467225"/>
                     </a:xfrm>
                     <a:prstGeom prst="rect">
                       <a:avLst/>
@@ -5319,41 +5283,7 @@
           <w:sz w:val="20"/>
           <w:szCs w:val="20"/>
         </w:rPr>
-        <w:t xml:space="preserve">Figure 21: GitHub Actions run history — three consecutive green (passing) CI runs.</w:t>
-      </w:r>
-    </w:p>
-    <w:p>
-      <w:pPr>
-        <w:pBdr>
-          <w:top w:val="single" w:color="BF9000" w:sz="8"/>
-          <w:bottom w:val="single" w:color="BF9000" w:sz="8"/>
-          <w:left w:val="single" w:color="BF9000" w:sz="8"/>
-          <w:right w:val="single" w:color="BF9000" w:sz="8"/>
-        </w:pBdr>
-        <w:shd w:fill="FFF2CC" w:color="auto" w:val="clear"/>
-        <w:spacing w:after="250" w:before="150" w:line="300" w:lineRule="auto"/>
-      </w:pPr>
-      <w:r>
-        <w:rPr>
-          <w:rFonts w:ascii="Times New Roman" w:cs="Times New Roman" w:eastAsia="Times New Roman" w:hAnsi="Times New Roman"/>
-          <w:b/>
-          <w:bCs/>
-          <w:color w:val="BF6000"/>
-          <w:sz w:val="24"/>
-          <w:szCs w:val="24"/>
-        </w:rPr>
-        <w:t xml:space="preserve">[ INSERT OPTIONAL: MORE CI SCREENSHOTS HERE ]</w:t>
-      </w:r>
-      <w:r>
-        <w:rPr>
-          <w:rFonts w:ascii="Times New Roman" w:cs="Times New Roman" w:eastAsia="Times New Roman" w:hAnsi="Times New Roman"/>
-          <w:i/>
-          <w:iCs/>
-          <w:sz w:val="22"/>
-          <w:szCs w:val="22"/>
-        </w:rPr>
-        <w:br/>
-        <w:t xml:space="preserve">  As you add more commits over the following days (see section 5.4), you may want to re-capture this screenshot so it shows a longer, more convincing run history by submission time.</w:t>
+        <w:t xml:space="preserve">Figure 21: GitHub Actions run history — 9 consecutive green (passing) CI runs across the project's development.</w:t>
       </w:r>
     </w:p>
     <w:p>
